--- a/Help/Prog/UserDistribution/Управление правами для объектов.docx
+++ b/Help/Prog/UserDistribution/Управление правами для объектов.docx
@@ -671,8 +671,6 @@
           <w:lang w:eastAsia="ru-RU"/>
         </w:rPr>
       </w:pPr>
-      <w:bookmarkStart w:id="0" w:name="_GoBack"/>
-      <w:bookmarkEnd w:id="0"/>
       <w:r>
         <w:rPr>
           <w:rFonts w:ascii="Times New Roman" w:eastAsia="Times New Roman" w:hAnsi="Times New Roman" w:cs="Times New Roman"/>
@@ -811,9 +809,6 @@
       <w:pPr>
         <w:spacing w:before="100" w:beforeAutospacing="1" w:after="100" w:afterAutospacing="1" w:line="240" w:lineRule="auto"/>
         <w:ind w:left="720"/>
-        <w:rPr>
-          <w:lang w:val="en-US"/>
-        </w:rPr>
       </w:pPr>
       <w:proofErr w:type="spellStart"/>
       <w:r>
@@ -1730,8 +1725,19 @@
           <w:highlight w:val="white"/>
           <w:lang w:val="en-US"/>
         </w:rPr>
-        <w:t xml:space="preserve"> </w:t>
-      </w:r>
+        <w:t xml:space="preserve"> (_user), sender);</w:t>
+      </w:r>
+    </w:p>
+    <w:p>
+      <w:pPr>
+        <w:spacing w:before="100" w:beforeAutospacing="1" w:after="100" w:afterAutospacing="1" w:line="240" w:lineRule="auto"/>
+        <w:rPr>
+          <w:rFonts w:ascii="Times New Roman" w:eastAsia="Times New Roman" w:hAnsi="Times New Roman" w:cs="Times New Roman"/>
+          <w:sz w:val="24"/>
+          <w:szCs w:val="24"/>
+          <w:lang w:eastAsia="ru-RU"/>
+        </w:rPr>
+      </w:pPr>
       <w:r>
         <w:rPr>
           <w:rFonts w:ascii="Cascadia Mono" w:hAnsi="Cascadia Mono" w:cs="Cascadia Mono"/>
@@ -1739,9 +1745,8 @@
           <w:sz w:val="19"/>
           <w:szCs w:val="19"/>
           <w:highlight w:val="white"/>
-          <w:lang w:val="en-US"/>
-        </w:rPr>
-        <w:t>(_user), sender);</w:t>
+        </w:rPr>
+        <w:t>}</w:t>
       </w:r>
     </w:p>
     <w:p>
@@ -1749,60 +1754,62 @@
         <w:spacing w:before="100" w:beforeAutospacing="1" w:after="100" w:afterAutospacing="1" w:line="240" w:lineRule="auto"/>
         <w:rPr>
           <w:rFonts w:ascii="Times New Roman" w:eastAsia="Times New Roman" w:hAnsi="Times New Roman" w:cs="Times New Roman"/>
-          <w:sz w:val="24"/>
+          <w:b/>
+          <w:sz w:val="28"/>
           <w:szCs w:val="24"/>
           <w:lang w:eastAsia="ru-RU"/>
         </w:rPr>
       </w:pPr>
       <w:r>
+        <w:rPr>
+          <w:rFonts w:ascii="Times New Roman" w:eastAsia="Times New Roman" w:hAnsi="Times New Roman" w:cs="Times New Roman"/>
+          <w:b/>
+          <w:sz w:val="28"/>
+          <w:szCs w:val="24"/>
+          <w:lang w:eastAsia="ru-RU"/>
+        </w:rPr>
+        <w:t>Открытие формы на кнопку из уже открытой формы</w:t>
+      </w:r>
+      <w:r>
+        <w:rPr>
+          <w:rFonts w:ascii="Times New Roman" w:eastAsia="Times New Roman" w:hAnsi="Times New Roman" w:cs="Times New Roman"/>
+          <w:b/>
+          <w:sz w:val="28"/>
+          <w:szCs w:val="24"/>
+          <w:lang w:eastAsia="ru-RU"/>
+        </w:rPr>
+        <w:t>:</w:t>
+      </w:r>
+    </w:p>
+    <w:p>
+      <w:pPr>
+        <w:autoSpaceDE w:val="0"/>
+        <w:autoSpaceDN w:val="0"/>
+        <w:adjustRightInd w:val="0"/>
+        <w:spacing w:after="0" w:line="240" w:lineRule="auto"/>
         <w:rPr>
           <w:rFonts w:ascii="Cascadia Mono" w:hAnsi="Cascadia Mono" w:cs="Cascadia Mono"/>
           <w:color w:val="000000"/>
           <w:sz w:val="19"/>
           <w:szCs w:val="19"/>
           <w:highlight w:val="white"/>
-        </w:rPr>
-        <w:t>}</w:t>
-      </w:r>
-    </w:p>
-    <w:p>
-      <w:pPr>
-        <w:spacing w:before="100" w:beforeAutospacing="1" w:after="100" w:afterAutospacing="1" w:line="240" w:lineRule="auto"/>
-        <w:rPr>
-          <w:rFonts w:ascii="Times New Roman" w:eastAsia="Times New Roman" w:hAnsi="Times New Roman" w:cs="Times New Roman"/>
-          <w:b/>
-          <w:sz w:val="28"/>
-          <w:szCs w:val="24"/>
-          <w:lang w:eastAsia="ru-RU"/>
-        </w:rPr>
-      </w:pPr>
-      <w:r>
-        <w:rPr>
-          <w:rFonts w:ascii="Times New Roman" w:eastAsia="Times New Roman" w:hAnsi="Times New Roman" w:cs="Times New Roman"/>
-          <w:b/>
-          <w:sz w:val="28"/>
-          <w:szCs w:val="24"/>
-          <w:lang w:eastAsia="ru-RU"/>
-        </w:rPr>
-        <w:t>Открытие формы на кнопку из уже открытой формы</w:t>
-      </w:r>
-      <w:r>
-        <w:rPr>
-          <w:rFonts w:ascii="Times New Roman" w:eastAsia="Times New Roman" w:hAnsi="Times New Roman" w:cs="Times New Roman"/>
-          <w:b/>
-          <w:sz w:val="28"/>
-          <w:szCs w:val="24"/>
-          <w:lang w:eastAsia="ru-RU"/>
-        </w:rPr>
-        <w:t>:</w:t>
-      </w:r>
-    </w:p>
-    <w:p>
-      <w:pPr>
-        <w:autoSpaceDE w:val="0"/>
-        <w:autoSpaceDN w:val="0"/>
-        <w:adjustRightInd w:val="0"/>
-        <w:spacing w:after="0" w:line="240" w:lineRule="auto"/>
+          <w:lang w:val="en-US"/>
+        </w:rPr>
+      </w:pPr>
+      <w:proofErr w:type="gramStart"/>
+      <w:r>
+        <w:rPr>
+          <w:rFonts w:ascii="Cascadia Mono" w:hAnsi="Cascadia Mono" w:cs="Cascadia Mono"/>
+          <w:color w:val="0000FF"/>
+          <w:sz w:val="19"/>
+          <w:szCs w:val="19"/>
+          <w:highlight w:val="white"/>
+          <w:lang w:val="en-US"/>
+        </w:rPr>
+        <w:t>private</w:t>
+      </w:r>
+      <w:proofErr w:type="gramEnd"/>
+      <w:r>
         <w:rPr>
           <w:rFonts w:ascii="Cascadia Mono" w:hAnsi="Cascadia Mono" w:cs="Cascadia Mono"/>
           <w:color w:val="000000"/>
@@ -1811,8 +1818,8 @@
           <w:highlight w:val="white"/>
           <w:lang w:val="en-US"/>
         </w:rPr>
-      </w:pPr>
-      <w:proofErr w:type="gramStart"/>
+        <w:t xml:space="preserve"> </w:t>
+      </w:r>
       <w:r>
         <w:rPr>
           <w:rFonts w:ascii="Cascadia Mono" w:hAnsi="Cascadia Mono" w:cs="Cascadia Mono"/>
@@ -1822,9 +1829,8 @@
           <w:highlight w:val="white"/>
           <w:lang w:val="en-US"/>
         </w:rPr>
-        <w:t>private</w:t>
-      </w:r>
-      <w:proofErr w:type="gramEnd"/>
+        <w:t>void</w:t>
+      </w:r>
       <w:r>
         <w:rPr>
           <w:rFonts w:ascii="Cascadia Mono" w:hAnsi="Cascadia Mono" w:cs="Cascadia Mono"/>
@@ -1836,6 +1842,30 @@
         </w:rPr>
         <w:t xml:space="preserve"> </w:t>
       </w:r>
+      <w:proofErr w:type="spellStart"/>
+      <w:r>
+        <w:rPr>
+          <w:rFonts w:ascii="Cascadia Mono" w:hAnsi="Cascadia Mono" w:cs="Cascadia Mono"/>
+          <w:color w:val="000000"/>
+          <w:sz w:val="19"/>
+          <w:szCs w:val="19"/>
+          <w:highlight w:val="white"/>
+          <w:lang w:val="en-US"/>
+        </w:rPr>
+        <w:t>customActionButtonNon_Click</w:t>
+      </w:r>
+      <w:proofErr w:type="spellEnd"/>
+      <w:r>
+        <w:rPr>
+          <w:rFonts w:ascii="Cascadia Mono" w:hAnsi="Cascadia Mono" w:cs="Cascadia Mono"/>
+          <w:color w:val="000000"/>
+          <w:sz w:val="19"/>
+          <w:szCs w:val="19"/>
+          <w:highlight w:val="white"/>
+          <w:lang w:val="en-US"/>
+        </w:rPr>
+        <w:t>(</w:t>
+      </w:r>
       <w:r>
         <w:rPr>
           <w:rFonts w:ascii="Cascadia Mono" w:hAnsi="Cascadia Mono" w:cs="Cascadia Mono"/>
@@ -1845,7 +1875,7 @@
           <w:highlight w:val="white"/>
           <w:lang w:val="en-US"/>
         </w:rPr>
-        <w:t>void</w:t>
+        <w:t>object</w:t>
       </w:r>
       <w:r>
         <w:rPr>
@@ -1856,9 +1886,21 @@
           <w:highlight w:val="white"/>
           <w:lang w:val="en-US"/>
         </w:rPr>
-        <w:t xml:space="preserve"> </w:t>
-      </w:r>
-      <w:proofErr w:type="spellStart"/>
+        <w:t xml:space="preserve"> sender, </w:t>
+      </w:r>
+      <w:proofErr w:type="spellStart"/>
+      <w:r>
+        <w:rPr>
+          <w:rFonts w:ascii="Cascadia Mono" w:hAnsi="Cascadia Mono" w:cs="Cascadia Mono"/>
+          <w:color w:val="2B91AF"/>
+          <w:sz w:val="19"/>
+          <w:szCs w:val="19"/>
+          <w:highlight w:val="white"/>
+          <w:lang w:val="en-US"/>
+        </w:rPr>
+        <w:t>EventArgs</w:t>
+      </w:r>
+      <w:proofErr w:type="spellEnd"/>
       <w:r>
         <w:rPr>
           <w:rFonts w:ascii="Cascadia Mono" w:hAnsi="Cascadia Mono" w:cs="Cascadia Mono"/>
@@ -1868,10 +1910,15 @@
           <w:highlight w:val="white"/>
           <w:lang w:val="en-US"/>
         </w:rPr>
-        <w:t>customActionButtonNon_Click</w:t>
-      </w:r>
-      <w:proofErr w:type="spellEnd"/>
-      <w:r>
+        <w:t xml:space="preserve"> e)</w:t>
+      </w:r>
+    </w:p>
+    <w:p>
+      <w:pPr>
+        <w:autoSpaceDE w:val="0"/>
+        <w:autoSpaceDN w:val="0"/>
+        <w:adjustRightInd w:val="0"/>
+        <w:spacing w:after="0" w:line="240" w:lineRule="auto"/>
         <w:rPr>
           <w:rFonts w:ascii="Cascadia Mono" w:hAnsi="Cascadia Mono" w:cs="Cascadia Mono"/>
           <w:color w:val="000000"/>
@@ -1880,8 +1927,46 @@
           <w:highlight w:val="white"/>
           <w:lang w:val="en-US"/>
         </w:rPr>
-        <w:t>(</w:t>
-      </w:r>
+      </w:pPr>
+      <w:r>
+        <w:rPr>
+          <w:rFonts w:ascii="Cascadia Mono" w:hAnsi="Cascadia Mono" w:cs="Cascadia Mono"/>
+          <w:color w:val="000000"/>
+          <w:sz w:val="19"/>
+          <w:szCs w:val="19"/>
+          <w:highlight w:val="white"/>
+          <w:lang w:val="en-US"/>
+        </w:rPr>
+        <w:t>{</w:t>
+      </w:r>
+    </w:p>
+    <w:p>
+      <w:pPr>
+        <w:autoSpaceDE w:val="0"/>
+        <w:autoSpaceDN w:val="0"/>
+        <w:adjustRightInd w:val="0"/>
+        <w:spacing w:after="0" w:line="240" w:lineRule="auto"/>
+        <w:rPr>
+          <w:rFonts w:ascii="Cascadia Mono" w:hAnsi="Cascadia Mono" w:cs="Cascadia Mono"/>
+          <w:color w:val="000000"/>
+          <w:sz w:val="19"/>
+          <w:szCs w:val="19"/>
+          <w:highlight w:val="white"/>
+          <w:lang w:val="en-US"/>
+        </w:rPr>
+      </w:pPr>
+      <w:r>
+        <w:rPr>
+          <w:rFonts w:ascii="Cascadia Mono" w:hAnsi="Cascadia Mono" w:cs="Cascadia Mono"/>
+          <w:color w:val="000000"/>
+          <w:sz w:val="19"/>
+          <w:szCs w:val="19"/>
+          <w:highlight w:val="white"/>
+          <w:lang w:val="en-US"/>
+        </w:rPr>
+        <w:t xml:space="preserve">    </w:t>
+      </w:r>
+      <w:proofErr w:type="gramStart"/>
       <w:r>
         <w:rPr>
           <w:rFonts w:ascii="Cascadia Mono" w:hAnsi="Cascadia Mono" w:cs="Cascadia Mono"/>
@@ -1891,8 +1976,9 @@
           <w:highlight w:val="white"/>
           <w:lang w:val="en-US"/>
         </w:rPr>
-        <w:t>object</w:t>
-      </w:r>
+        <w:t>if</w:t>
+      </w:r>
+      <w:proofErr w:type="gramEnd"/>
       <w:r>
         <w:rPr>
           <w:rFonts w:ascii="Cascadia Mono" w:hAnsi="Cascadia Mono" w:cs="Cascadia Mono"/>
@@ -1902,7 +1988,64 @@
           <w:highlight w:val="white"/>
           <w:lang w:val="en-US"/>
         </w:rPr>
-        <w:t xml:space="preserve"> sender, </w:t>
+        <w:t xml:space="preserve"> (</w:t>
+      </w:r>
+      <w:proofErr w:type="spellStart"/>
+      <w:r>
+        <w:rPr>
+          <w:rFonts w:ascii="Cascadia Mono" w:hAnsi="Cascadia Mono" w:cs="Cascadia Mono"/>
+          <w:color w:val="0000FF"/>
+          <w:sz w:val="19"/>
+          <w:szCs w:val="19"/>
+          <w:highlight w:val="white"/>
+          <w:lang w:val="en-US"/>
+        </w:rPr>
+        <w:t>this</w:t>
+      </w:r>
+      <w:r>
+        <w:rPr>
+          <w:rFonts w:ascii="Cascadia Mono" w:hAnsi="Cascadia Mono" w:cs="Cascadia Mono"/>
+          <w:color w:val="000000"/>
+          <w:sz w:val="19"/>
+          <w:szCs w:val="19"/>
+          <w:highlight w:val="white"/>
+          <w:lang w:val="en-US"/>
+        </w:rPr>
+        <w:t>.MdiParent</w:t>
+      </w:r>
+      <w:proofErr w:type="spellEnd"/>
+      <w:r>
+        <w:rPr>
+          <w:rFonts w:ascii="Cascadia Mono" w:hAnsi="Cascadia Mono" w:cs="Cascadia Mono"/>
+          <w:color w:val="000000"/>
+          <w:sz w:val="19"/>
+          <w:szCs w:val="19"/>
+          <w:highlight w:val="white"/>
+          <w:lang w:val="en-US"/>
+        </w:rPr>
+        <w:t xml:space="preserve"> </w:t>
+      </w:r>
+      <w:r>
+        <w:rPr>
+          <w:rFonts w:ascii="Cascadia Mono" w:hAnsi="Cascadia Mono" w:cs="Cascadia Mono"/>
+          <w:color w:val="0000FF"/>
+          <w:sz w:val="19"/>
+          <w:szCs w:val="19"/>
+          <w:highlight w:val="white"/>
+          <w:lang w:val="en-US"/>
+        </w:rPr>
+        <w:t>is</w:t>
+      </w:r>
+      <w:r>
+        <w:rPr>
+          <w:rFonts w:ascii="Cascadia Mono" w:hAnsi="Cascadia Mono" w:cs="Cascadia Mono"/>
+          <w:color w:val="000000"/>
+          <w:sz w:val="19"/>
+          <w:szCs w:val="19"/>
+          <w:highlight w:val="white"/>
+          <w:lang w:val="en-US"/>
+        </w:rPr>
+        <w:t xml:space="preserve"> </w:t>
       </w:r>
       <w:proofErr w:type="spellStart"/>
       <w:r>
@@ -1914,7 +2057,7 @@
           <w:highlight w:val="white"/>
           <w:lang w:val="en-US"/>
         </w:rPr>
-        <w:t>EventArgs</w:t>
+        <w:t>SpMainForm</w:t>
       </w:r>
       <w:proofErr w:type="spellEnd"/>
       <w:r>
@@ -1926,15 +2069,10 @@
           <w:highlight w:val="white"/>
           <w:lang w:val="en-US"/>
         </w:rPr>
-        <w:t xml:space="preserve"> e)</w:t>
-      </w:r>
-    </w:p>
-    <w:p>
-      <w:pPr>
-        <w:autoSpaceDE w:val="0"/>
-        <w:autoSpaceDN w:val="0"/>
-        <w:adjustRightInd w:val="0"/>
-        <w:spacing w:after="0" w:line="240" w:lineRule="auto"/>
+        <w:t xml:space="preserve"> </w:t>
+      </w:r>
+      <w:proofErr w:type="spellStart"/>
+      <w:r>
         <w:rPr>
           <w:rFonts w:ascii="Cascadia Mono" w:hAnsi="Cascadia Mono" w:cs="Cascadia Mono"/>
           <w:color w:val="000000"/>
@@ -1943,7 +2081,9 @@
           <w:highlight w:val="white"/>
           <w:lang w:val="en-US"/>
         </w:rPr>
-      </w:pPr>
+        <w:t>mainForm</w:t>
+      </w:r>
+      <w:proofErr w:type="spellEnd"/>
       <w:r>
         <w:rPr>
           <w:rFonts w:ascii="Cascadia Mono" w:hAnsi="Cascadia Mono" w:cs="Cascadia Mono"/>
@@ -1953,7 +2093,7 @@
           <w:highlight w:val="white"/>
           <w:lang w:val="en-US"/>
         </w:rPr>
-        <w:t>{</w:t>
+        <w:t>)</w:t>
       </w:r>
     </w:p>
     <w:p>
@@ -1980,9 +2120,61 @@
           <w:highlight w:val="white"/>
           <w:lang w:val="en-US"/>
         </w:rPr>
-        <w:t xml:space="preserve">    </w:t>
-      </w:r>
+        <w:t xml:space="preserve">    {</w:t>
+      </w:r>
+    </w:p>
+    <w:p>
+      <w:pPr>
+        <w:autoSpaceDE w:val="0"/>
+        <w:autoSpaceDN w:val="0"/>
+        <w:adjustRightInd w:val="0"/>
+        <w:spacing w:after="0" w:line="240" w:lineRule="auto"/>
+        <w:rPr>
+          <w:rFonts w:ascii="Cascadia Mono" w:hAnsi="Cascadia Mono" w:cs="Cascadia Mono"/>
+          <w:color w:val="000000"/>
+          <w:sz w:val="19"/>
+          <w:szCs w:val="19"/>
+          <w:highlight w:val="white"/>
+          <w:lang w:val="en-US"/>
+        </w:rPr>
+      </w:pPr>
+      <w:r>
+        <w:rPr>
+          <w:rFonts w:ascii="Cascadia Mono" w:hAnsi="Cascadia Mono" w:cs="Cascadia Mono"/>
+          <w:color w:val="000000"/>
+          <w:sz w:val="19"/>
+          <w:szCs w:val="19"/>
+          <w:highlight w:val="white"/>
+          <w:lang w:val="en-US"/>
+        </w:rPr>
+        <w:t xml:space="preserve">        </w:t>
+      </w:r>
+      <w:proofErr w:type="spellStart"/>
       <w:proofErr w:type="gramStart"/>
+      <w:r>
+        <w:rPr>
+          <w:rFonts w:ascii="Cascadia Mono" w:hAnsi="Cascadia Mono" w:cs="Cascadia Mono"/>
+          <w:color w:val="000000"/>
+          <w:sz w:val="19"/>
+          <w:szCs w:val="19"/>
+          <w:highlight w:val="white"/>
+          <w:lang w:val="en-US"/>
+        </w:rPr>
+        <w:t>mainForm.OpenForm</w:t>
+      </w:r>
+      <w:proofErr w:type="spellEnd"/>
+      <w:r>
+        <w:rPr>
+          <w:rFonts w:ascii="Cascadia Mono" w:hAnsi="Cascadia Mono" w:cs="Cascadia Mono"/>
+          <w:color w:val="000000"/>
+          <w:sz w:val="19"/>
+          <w:szCs w:val="19"/>
+          <w:highlight w:val="white"/>
+          <w:lang w:val="en-US"/>
+        </w:rPr>
+        <w:t>(</w:t>
+      </w:r>
+      <w:proofErr w:type="gramEnd"/>
       <w:r>
         <w:rPr>
           <w:rFonts w:ascii="Cascadia Mono" w:hAnsi="Cascadia Mono" w:cs="Cascadia Mono"/>
@@ -1992,9 +2184,8 @@
           <w:highlight w:val="white"/>
           <w:lang w:val="en-US"/>
         </w:rPr>
-        <w:t>if</w:t>
-      </w:r>
-      <w:proofErr w:type="gramEnd"/>
+        <w:t>new</w:t>
+      </w:r>
       <w:r>
         <w:rPr>
           <w:rFonts w:ascii="Cascadia Mono" w:hAnsi="Cascadia Mono" w:cs="Cascadia Mono"/>
@@ -2004,9 +2195,185 @@
           <w:highlight w:val="white"/>
           <w:lang w:val="en-US"/>
         </w:rPr>
-        <w:t xml:space="preserve"> (</w:t>
-      </w:r>
-      <w:proofErr w:type="spellStart"/>
+        <w:t xml:space="preserve"> </w:t>
+      </w:r>
+      <w:r>
+        <w:rPr>
+          <w:rFonts w:ascii="Cascadia Mono" w:hAnsi="Cascadia Mono" w:cs="Cascadia Mono"/>
+          <w:color w:val="2B91AF"/>
+          <w:sz w:val="19"/>
+          <w:szCs w:val="19"/>
+          <w:highlight w:val="white"/>
+          <w:lang w:val="en-US"/>
+        </w:rPr>
+        <w:t>TestForm1</w:t>
+      </w:r>
+      <w:r>
+        <w:rPr>
+          <w:rFonts w:ascii="Cascadia Mono" w:hAnsi="Cascadia Mono" w:cs="Cascadia Mono"/>
+          <w:color w:val="000000"/>
+          <w:sz w:val="19"/>
+          <w:szCs w:val="19"/>
+          <w:highlight w:val="white"/>
+          <w:lang w:val="en-US"/>
+        </w:rPr>
+        <w:t>(_user));</w:t>
+      </w:r>
+    </w:p>
+    <w:p>
+      <w:pPr>
+        <w:autoSpaceDE w:val="0"/>
+        <w:autoSpaceDN w:val="0"/>
+        <w:adjustRightInd w:val="0"/>
+        <w:spacing w:after="0" w:line="240" w:lineRule="auto"/>
+        <w:rPr>
+          <w:rFonts w:ascii="Cascadia Mono" w:hAnsi="Cascadia Mono" w:cs="Cascadia Mono"/>
+          <w:color w:val="000000"/>
+          <w:sz w:val="19"/>
+          <w:szCs w:val="19"/>
+          <w:highlight w:val="white"/>
+        </w:rPr>
+      </w:pPr>
+      <w:r>
+        <w:rPr>
+          <w:rFonts w:ascii="Cascadia Mono" w:hAnsi="Cascadia Mono" w:cs="Cascadia Mono"/>
+          <w:color w:val="000000"/>
+          <w:sz w:val="19"/>
+          <w:szCs w:val="19"/>
+          <w:highlight w:val="white"/>
+          <w:lang w:val="en-US"/>
+        </w:rPr>
+        <w:t xml:space="preserve">    </w:t>
+      </w:r>
+      <w:r>
+        <w:rPr>
+          <w:rFonts w:ascii="Cascadia Mono" w:hAnsi="Cascadia Mono" w:cs="Cascadia Mono"/>
+          <w:color w:val="000000"/>
+          <w:sz w:val="19"/>
+          <w:szCs w:val="19"/>
+          <w:highlight w:val="white"/>
+        </w:rPr>
+        <w:t>}</w:t>
+      </w:r>
+    </w:p>
+    <w:p>
+      <w:pPr>
+        <w:spacing w:before="100" w:beforeAutospacing="1" w:after="100" w:afterAutospacing="1" w:line="240" w:lineRule="auto"/>
+        <w:rPr>
+          <w:rFonts w:ascii="Times New Roman" w:eastAsia="Times New Roman" w:hAnsi="Times New Roman" w:cs="Times New Roman"/>
+          <w:sz w:val="24"/>
+          <w:szCs w:val="24"/>
+          <w:lang w:eastAsia="ru-RU"/>
+        </w:rPr>
+      </w:pPr>
+      <w:r>
+        <w:rPr>
+          <w:rFonts w:ascii="Cascadia Mono" w:hAnsi="Cascadia Mono" w:cs="Cascadia Mono"/>
+          <w:color w:val="000000"/>
+          <w:sz w:val="19"/>
+          <w:szCs w:val="19"/>
+          <w:highlight w:val="white"/>
+        </w:rPr>
+        <w:t>}</w:t>
+      </w:r>
+      <w:r>
+        <w:rPr>
+          <w:rFonts w:ascii="Times New Roman" w:eastAsia="Times New Roman" w:hAnsi="Times New Roman" w:cs="Times New Roman"/>
+          <w:sz w:val="24"/>
+          <w:szCs w:val="24"/>
+          <w:lang w:eastAsia="ru-RU"/>
+        </w:rPr>
+        <w:t xml:space="preserve"> </w:t>
+      </w:r>
+    </w:p>
+    <w:p>
+      <w:pPr>
+        <w:spacing w:before="100" w:beforeAutospacing="1" w:after="100" w:afterAutospacing="1" w:line="240" w:lineRule="auto"/>
+        <w:rPr>
+          <w:rFonts w:ascii="Times New Roman" w:eastAsia="Times New Roman" w:hAnsi="Times New Roman" w:cs="Times New Roman"/>
+          <w:b/>
+          <w:sz w:val="28"/>
+          <w:szCs w:val="24"/>
+          <w:lang w:val="en-US" w:eastAsia="ru-RU"/>
+        </w:rPr>
+      </w:pPr>
+      <w:r>
+        <w:rPr>
+          <w:rFonts w:ascii="Times New Roman" w:eastAsia="Times New Roman" w:hAnsi="Times New Roman" w:cs="Times New Roman"/>
+          <w:b/>
+          <w:sz w:val="28"/>
+          <w:szCs w:val="24"/>
+          <w:lang w:eastAsia="ru-RU"/>
+        </w:rPr>
+        <w:t>Открытие</w:t>
+      </w:r>
+      <w:r>
+        <w:rPr>
+          <w:rFonts w:ascii="Times New Roman" w:eastAsia="Times New Roman" w:hAnsi="Times New Roman" w:cs="Times New Roman"/>
+          <w:b/>
+          <w:sz w:val="28"/>
+          <w:szCs w:val="24"/>
+          <w:lang w:val="en-US" w:eastAsia="ru-RU"/>
+        </w:rPr>
+        <w:t xml:space="preserve"> </w:t>
+      </w:r>
+      <w:r>
+        <w:rPr>
+          <w:rFonts w:ascii="Times New Roman" w:eastAsia="Times New Roman" w:hAnsi="Times New Roman" w:cs="Times New Roman"/>
+          <w:b/>
+          <w:sz w:val="28"/>
+          <w:szCs w:val="24"/>
+          <w:lang w:eastAsia="ru-RU"/>
+        </w:rPr>
+        <w:t>отдельной</w:t>
+      </w:r>
+      <w:r>
+        <w:rPr>
+          <w:rFonts w:ascii="Times New Roman" w:eastAsia="Times New Roman" w:hAnsi="Times New Roman" w:cs="Times New Roman"/>
+          <w:b/>
+          <w:sz w:val="28"/>
+          <w:szCs w:val="24"/>
+          <w:lang w:val="en-US" w:eastAsia="ru-RU"/>
+        </w:rPr>
+        <w:t xml:space="preserve"> </w:t>
+      </w:r>
+      <w:r>
+        <w:rPr>
+          <w:rFonts w:ascii="Times New Roman" w:eastAsia="Times New Roman" w:hAnsi="Times New Roman" w:cs="Times New Roman"/>
+          <w:b/>
+          <w:sz w:val="28"/>
+          <w:szCs w:val="24"/>
+          <w:lang w:eastAsia="ru-RU"/>
+        </w:rPr>
+        <w:t>формы</w:t>
+      </w:r>
+      <w:r>
+        <w:rPr>
+          <w:rFonts w:ascii="Times New Roman" w:eastAsia="Times New Roman" w:hAnsi="Times New Roman" w:cs="Times New Roman"/>
+          <w:b/>
+          <w:sz w:val="28"/>
+          <w:szCs w:val="24"/>
+          <w:lang w:val="en-US" w:eastAsia="ru-RU"/>
+        </w:rPr>
+        <w:t>:</w:t>
+      </w:r>
+    </w:p>
+    <w:p>
+      <w:pPr>
+        <w:autoSpaceDE w:val="0"/>
+        <w:autoSpaceDN w:val="0"/>
+        <w:adjustRightInd w:val="0"/>
+        <w:spacing w:after="0" w:line="240" w:lineRule="auto"/>
+        <w:rPr>
+          <w:rFonts w:ascii="Cascadia Mono" w:hAnsi="Cascadia Mono" w:cs="Cascadia Mono"/>
+          <w:color w:val="000000"/>
+          <w:sz w:val="19"/>
+          <w:szCs w:val="19"/>
+          <w:highlight w:val="white"/>
+          <w:lang w:val="en-US"/>
+        </w:rPr>
+      </w:pPr>
+      <w:proofErr w:type="gramStart"/>
       <w:r>
         <w:rPr>
           <w:rFonts w:ascii="Cascadia Mono" w:hAnsi="Cascadia Mono" w:cs="Cascadia Mono"/>
@@ -2016,8 +2383,9 @@
           <w:highlight w:val="white"/>
           <w:lang w:val="en-US"/>
         </w:rPr>
-        <w:t>this</w:t>
-      </w:r>
+        <w:t>private</w:t>
+      </w:r>
+      <w:proofErr w:type="gramEnd"/>
       <w:r>
         <w:rPr>
           <w:rFonts w:ascii="Cascadia Mono" w:hAnsi="Cascadia Mono" w:cs="Cascadia Mono"/>
@@ -2027,9 +2395,19 @@
           <w:highlight w:val="white"/>
           <w:lang w:val="en-US"/>
         </w:rPr>
-        <w:t>.MdiParent</w:t>
-      </w:r>
-      <w:proofErr w:type="spellEnd"/>
+        <w:t xml:space="preserve"> </w:t>
+      </w:r>
+      <w:r>
+        <w:rPr>
+          <w:rFonts w:ascii="Cascadia Mono" w:hAnsi="Cascadia Mono" w:cs="Cascadia Mono"/>
+          <w:color w:val="0000FF"/>
+          <w:sz w:val="19"/>
+          <w:szCs w:val="19"/>
+          <w:highlight w:val="white"/>
+          <w:lang w:val="en-US"/>
+        </w:rPr>
+        <w:t>void</w:t>
+      </w:r>
       <w:r>
         <w:rPr>
           <w:rFonts w:ascii="Cascadia Mono" w:hAnsi="Cascadia Mono" w:cs="Cascadia Mono"/>
@@ -2044,13 +2422,13 @@
       <w:r>
         <w:rPr>
           <w:rFonts w:ascii="Cascadia Mono" w:hAnsi="Cascadia Mono" w:cs="Cascadia Mono"/>
-          <w:color w:val="0000FF"/>
+          <w:color w:val="000000" w:themeColor="text1"/>
           <w:sz w:val="19"/>
           <w:szCs w:val="19"/>
           <w:highlight w:val="white"/>
           <w:lang w:val="en-US"/>
         </w:rPr>
-        <w:t>is</w:t>
+        <w:t>TestForm1</w:t>
       </w:r>
       <w:r>
         <w:rPr>
@@ -2061,7 +2439,29 @@
           <w:highlight w:val="white"/>
           <w:lang w:val="en-US"/>
         </w:rPr>
-        <w:t xml:space="preserve"> </w:t>
+        <w:t>_Click(</w:t>
+      </w:r>
+      <w:r>
+        <w:rPr>
+          <w:rFonts w:ascii="Cascadia Mono" w:hAnsi="Cascadia Mono" w:cs="Cascadia Mono"/>
+          <w:color w:val="0000FF"/>
+          <w:sz w:val="19"/>
+          <w:szCs w:val="19"/>
+          <w:highlight w:val="white"/>
+          <w:lang w:val="en-US"/>
+        </w:rPr>
+        <w:t>object</w:t>
+      </w:r>
+      <w:r>
+        <w:rPr>
+          <w:rFonts w:ascii="Cascadia Mono" w:hAnsi="Cascadia Mono" w:cs="Cascadia Mono"/>
+          <w:color w:val="000000"/>
+          <w:sz w:val="19"/>
+          <w:szCs w:val="19"/>
+          <w:highlight w:val="white"/>
+          <w:lang w:val="en-US"/>
+        </w:rPr>
+        <w:t xml:space="preserve"> sender, </w:t>
       </w:r>
       <w:proofErr w:type="spellStart"/>
       <w:r>
@@ -2073,7 +2473,7 @@
           <w:highlight w:val="white"/>
           <w:lang w:val="en-US"/>
         </w:rPr>
-        <w:t>SpMainForm</w:t>
+        <w:t>EventArgs</w:t>
       </w:r>
       <w:proofErr w:type="spellEnd"/>
       <w:r>
@@ -2085,10 +2485,15 @@
           <w:highlight w:val="white"/>
           <w:lang w:val="en-US"/>
         </w:rPr>
-        <w:t xml:space="preserve"> </w:t>
-      </w:r>
-      <w:proofErr w:type="spellStart"/>
-      <w:r>
+        <w:t xml:space="preserve"> e)</w:t>
+      </w:r>
+    </w:p>
+    <w:p>
+      <w:pPr>
+        <w:autoSpaceDE w:val="0"/>
+        <w:autoSpaceDN w:val="0"/>
+        <w:adjustRightInd w:val="0"/>
+        <w:spacing w:after="0" w:line="240" w:lineRule="auto"/>
         <w:rPr>
           <w:rFonts w:ascii="Cascadia Mono" w:hAnsi="Cascadia Mono" w:cs="Cascadia Mono"/>
           <w:color w:val="000000"/>
@@ -2097,9 +2502,7 @@
           <w:highlight w:val="white"/>
           <w:lang w:val="en-US"/>
         </w:rPr>
-        <w:t>mainForm</w:t>
-      </w:r>
-      <w:proofErr w:type="spellEnd"/>
+      </w:pPr>
       <w:r>
         <w:rPr>
           <w:rFonts w:ascii="Cascadia Mono" w:hAnsi="Cascadia Mono" w:cs="Cascadia Mono"/>
@@ -2109,7 +2512,7 @@
           <w:highlight w:val="white"/>
           <w:lang w:val="en-US"/>
         </w:rPr>
-        <w:t>)</w:t>
+        <w:t>{</w:t>
       </w:r>
     </w:p>
     <w:p>
@@ -2136,15 +2539,20 @@
           <w:highlight w:val="white"/>
           <w:lang w:val="en-US"/>
         </w:rPr>
-        <w:t xml:space="preserve">    {</w:t>
-      </w:r>
-    </w:p>
-    <w:p>
-      <w:pPr>
-        <w:autoSpaceDE w:val="0"/>
-        <w:autoSpaceDN w:val="0"/>
-        <w:adjustRightInd w:val="0"/>
-        <w:spacing w:after="0" w:line="240" w:lineRule="auto"/>
+        <w:t xml:space="preserve">    </w:t>
+      </w:r>
+      <w:r>
+        <w:rPr>
+          <w:rFonts w:ascii="Cascadia Mono" w:hAnsi="Cascadia Mono" w:cs="Cascadia Mono"/>
+          <w:color w:val="2B91AF"/>
+          <w:sz w:val="19"/>
+          <w:szCs w:val="19"/>
+          <w:highlight w:val="white"/>
+          <w:lang w:val="en-US"/>
+        </w:rPr>
+        <w:t xml:space="preserve">TestForm1 </w:t>
+      </w:r>
+      <w:r>
         <w:rPr>
           <w:rFonts w:ascii="Cascadia Mono" w:hAnsi="Cascadia Mono" w:cs="Cascadia Mono"/>
           <w:color w:val="000000"/>
@@ -2153,7 +2561,19 @@
           <w:highlight w:val="white"/>
           <w:lang w:val="en-US"/>
         </w:rPr>
-      </w:pPr>
+        <w:t xml:space="preserve">f = </w:t>
+      </w:r>
+      <w:r>
+        <w:rPr>
+          <w:rFonts w:ascii="Cascadia Mono" w:hAnsi="Cascadia Mono" w:cs="Cascadia Mono"/>
+          <w:color w:val="0000FF"/>
+          <w:sz w:val="19"/>
+          <w:szCs w:val="19"/>
+          <w:highlight w:val="white"/>
+          <w:lang w:val="en-US"/>
+        </w:rPr>
+        <w:t>new</w:t>
+      </w:r>
       <w:r>
         <w:rPr>
           <w:rFonts w:ascii="Cascadia Mono" w:hAnsi="Cascadia Mono" w:cs="Cascadia Mono"/>
@@ -2163,10 +2583,20 @@
           <w:highlight w:val="white"/>
           <w:lang w:val="en-US"/>
         </w:rPr>
-        <w:t xml:space="preserve">        </w:t>
-      </w:r>
-      <w:proofErr w:type="spellStart"/>
+        <w:t xml:space="preserve"> </w:t>
+      </w:r>
       <w:proofErr w:type="gramStart"/>
+      <w:r>
+        <w:rPr>
+          <w:rFonts w:ascii="Cascadia Mono" w:hAnsi="Cascadia Mono" w:cs="Cascadia Mono"/>
+          <w:color w:val="2B91AF"/>
+          <w:sz w:val="19"/>
+          <w:szCs w:val="19"/>
+          <w:highlight w:val="white"/>
+          <w:lang w:val="en-US"/>
+        </w:rPr>
+        <w:t>TestForm1</w:t>
+      </w:r>
       <w:r>
         <w:rPr>
           <w:rFonts w:ascii="Cascadia Mono" w:hAnsi="Cascadia Mono" w:cs="Cascadia Mono"/>
@@ -2176,9 +2606,9 @@
           <w:highlight w:val="white"/>
           <w:lang w:val="en-US"/>
         </w:rPr>
-        <w:t>mainForm.OpenForm</w:t>
-      </w:r>
-      <w:proofErr w:type="spellEnd"/>
+        <w:t>(</w:t>
+      </w:r>
+      <w:proofErr w:type="gramEnd"/>
       <w:r>
         <w:rPr>
           <w:rFonts w:ascii="Cascadia Mono" w:hAnsi="Cascadia Mono" w:cs="Cascadia Mono"/>
@@ -2188,42 +2618,23 @@
           <w:highlight w:val="white"/>
           <w:lang w:val="en-US"/>
         </w:rPr>
-        <w:t>(</w:t>
-      </w:r>
-      <w:proofErr w:type="gramEnd"/>
-      <w:r>
-        <w:rPr>
-          <w:rFonts w:ascii="Cascadia Mono" w:hAnsi="Cascadia Mono" w:cs="Cascadia Mono"/>
-          <w:color w:val="0000FF"/>
-          <w:sz w:val="19"/>
-          <w:szCs w:val="19"/>
-          <w:highlight w:val="white"/>
-          <w:lang w:val="en-US"/>
-        </w:rPr>
-        <w:t>new</w:t>
-      </w:r>
-      <w:r>
+        <w:t>_user);</w:t>
+      </w:r>
+    </w:p>
+    <w:p>
+      <w:pPr>
+        <w:autoSpaceDE w:val="0"/>
+        <w:autoSpaceDN w:val="0"/>
+        <w:adjustRightInd w:val="0"/>
+        <w:spacing w:after="0" w:line="240" w:lineRule="auto"/>
         <w:rPr>
           <w:rFonts w:ascii="Cascadia Mono" w:hAnsi="Cascadia Mono" w:cs="Cascadia Mono"/>
           <w:color w:val="000000"/>
           <w:sz w:val="19"/>
           <w:szCs w:val="19"/>
           <w:highlight w:val="white"/>
-          <w:lang w:val="en-US"/>
-        </w:rPr>
-        <w:t xml:space="preserve"> </w:t>
-      </w:r>
-      <w:r>
-        <w:rPr>
-          <w:rFonts w:ascii="Cascadia Mono" w:hAnsi="Cascadia Mono" w:cs="Cascadia Mono"/>
-          <w:color w:val="2B91AF"/>
-          <w:sz w:val="19"/>
-          <w:szCs w:val="19"/>
-          <w:highlight w:val="white"/>
-          <w:lang w:val="en-US"/>
-        </w:rPr>
-        <w:t>TestForm1</w:t>
-      </w:r>
+        </w:rPr>
+      </w:pPr>
       <w:r>
         <w:rPr>
           <w:rFonts w:ascii="Cascadia Mono" w:hAnsi="Cascadia Mono" w:cs="Cascadia Mono"/>
@@ -2233,23 +2644,20 @@
           <w:highlight w:val="white"/>
           <w:lang w:val="en-US"/>
         </w:rPr>
-        <w:t>(_user));</w:t>
-      </w:r>
-    </w:p>
-    <w:p>
-      <w:pPr>
-        <w:autoSpaceDE w:val="0"/>
-        <w:autoSpaceDN w:val="0"/>
-        <w:adjustRightInd w:val="0"/>
-        <w:spacing w:after="0" w:line="240" w:lineRule="auto"/>
+        <w:t xml:space="preserve">    </w:t>
+      </w:r>
+      <w:proofErr w:type="gramStart"/>
+      <w:r>
         <w:rPr>
           <w:rFonts w:ascii="Cascadia Mono" w:hAnsi="Cascadia Mono" w:cs="Cascadia Mono"/>
           <w:color w:val="000000"/>
           <w:sz w:val="19"/>
           <w:szCs w:val="19"/>
           <w:highlight w:val="white"/>
-        </w:rPr>
-      </w:pPr>
+          <w:lang w:val="en-US"/>
+        </w:rPr>
+        <w:t>f</w:t>
+      </w:r>
       <w:r>
         <w:rPr>
           <w:rFonts w:ascii="Cascadia Mono" w:hAnsi="Cascadia Mono" w:cs="Cascadia Mono"/>
@@ -2257,9 +2665,8 @@
           <w:sz w:val="19"/>
           <w:szCs w:val="19"/>
           <w:highlight w:val="white"/>
-          <w:lang w:val="en-US"/>
-        </w:rPr>
-        <w:t xml:space="preserve">    </w:t>
+        </w:rPr>
+        <w:t>.</w:t>
       </w:r>
       <w:r>
         <w:rPr>
@@ -2268,20 +2675,10 @@
           <w:sz w:val="19"/>
           <w:szCs w:val="19"/>
           <w:highlight w:val="white"/>
-        </w:rPr>
-        <w:t>}</w:t>
-      </w:r>
-    </w:p>
-    <w:p>
-      <w:pPr>
-        <w:spacing w:before="100" w:beforeAutospacing="1" w:after="100" w:afterAutospacing="1" w:line="240" w:lineRule="auto"/>
-        <w:rPr>
-          <w:rFonts w:ascii="Times New Roman" w:eastAsia="Times New Roman" w:hAnsi="Times New Roman" w:cs="Times New Roman"/>
-          <w:sz w:val="24"/>
-          <w:szCs w:val="24"/>
-          <w:lang w:eastAsia="ru-RU"/>
-        </w:rPr>
-      </w:pPr>
+          <w:lang w:val="en-US"/>
+        </w:rPr>
+        <w:t>Show</w:t>
+      </w:r>
       <w:r>
         <w:rPr>
           <w:rFonts w:ascii="Cascadia Mono" w:hAnsi="Cascadia Mono" w:cs="Cascadia Mono"/>
@@ -2290,424 +2687,16 @@
           <w:szCs w:val="19"/>
           <w:highlight w:val="white"/>
         </w:rPr>
-        <w:t>}</w:t>
-      </w:r>
-      <w:r>
-        <w:rPr>
-          <w:rFonts w:ascii="Times New Roman" w:eastAsia="Times New Roman" w:hAnsi="Times New Roman" w:cs="Times New Roman"/>
-          <w:sz w:val="24"/>
-          <w:szCs w:val="24"/>
-          <w:lang w:eastAsia="ru-RU"/>
-        </w:rPr>
-        <w:t xml:space="preserve"> </w:t>
-      </w:r>
-    </w:p>
-    <w:p>
-      <w:pPr>
-        <w:spacing w:before="100" w:beforeAutospacing="1" w:after="100" w:afterAutospacing="1" w:line="240" w:lineRule="auto"/>
-        <w:rPr>
-          <w:rFonts w:ascii="Times New Roman" w:eastAsia="Times New Roman" w:hAnsi="Times New Roman" w:cs="Times New Roman"/>
-          <w:b/>
-          <w:sz w:val="28"/>
-          <w:szCs w:val="24"/>
-          <w:lang w:val="en-US" w:eastAsia="ru-RU"/>
-        </w:rPr>
-      </w:pPr>
-      <w:r>
-        <w:rPr>
-          <w:rFonts w:ascii="Times New Roman" w:eastAsia="Times New Roman" w:hAnsi="Times New Roman" w:cs="Times New Roman"/>
-          <w:b/>
-          <w:sz w:val="28"/>
-          <w:szCs w:val="24"/>
-          <w:lang w:eastAsia="ru-RU"/>
-        </w:rPr>
-        <w:t>Открытие</w:t>
-      </w:r>
-      <w:r>
-        <w:rPr>
-          <w:rFonts w:ascii="Times New Roman" w:eastAsia="Times New Roman" w:hAnsi="Times New Roman" w:cs="Times New Roman"/>
-          <w:b/>
-          <w:sz w:val="28"/>
-          <w:szCs w:val="24"/>
-          <w:lang w:val="en-US" w:eastAsia="ru-RU"/>
-        </w:rPr>
-        <w:t xml:space="preserve"> </w:t>
-      </w:r>
-      <w:r>
-        <w:rPr>
-          <w:rFonts w:ascii="Times New Roman" w:eastAsia="Times New Roman" w:hAnsi="Times New Roman" w:cs="Times New Roman"/>
-          <w:b/>
-          <w:sz w:val="28"/>
-          <w:szCs w:val="24"/>
-          <w:lang w:eastAsia="ru-RU"/>
-        </w:rPr>
-        <w:t>отдельной</w:t>
-      </w:r>
-      <w:r>
-        <w:rPr>
-          <w:rFonts w:ascii="Times New Roman" w:eastAsia="Times New Roman" w:hAnsi="Times New Roman" w:cs="Times New Roman"/>
-          <w:b/>
-          <w:sz w:val="28"/>
-          <w:szCs w:val="24"/>
-          <w:lang w:val="en-US" w:eastAsia="ru-RU"/>
-        </w:rPr>
-        <w:t xml:space="preserve"> </w:t>
-      </w:r>
-      <w:r>
-        <w:rPr>
-          <w:rFonts w:ascii="Times New Roman" w:eastAsia="Times New Roman" w:hAnsi="Times New Roman" w:cs="Times New Roman"/>
-          <w:b/>
-          <w:sz w:val="28"/>
-          <w:szCs w:val="24"/>
-          <w:lang w:eastAsia="ru-RU"/>
-        </w:rPr>
-        <w:t>формы</w:t>
-      </w:r>
-      <w:r>
-        <w:rPr>
-          <w:rFonts w:ascii="Times New Roman" w:eastAsia="Times New Roman" w:hAnsi="Times New Roman" w:cs="Times New Roman"/>
-          <w:b/>
-          <w:sz w:val="28"/>
-          <w:szCs w:val="24"/>
-          <w:lang w:val="en-US" w:eastAsia="ru-RU"/>
-        </w:rPr>
-        <w:t>:</w:t>
-      </w:r>
-    </w:p>
-    <w:p>
-      <w:pPr>
-        <w:autoSpaceDE w:val="0"/>
-        <w:autoSpaceDN w:val="0"/>
-        <w:adjustRightInd w:val="0"/>
-        <w:spacing w:after="0" w:line="240" w:lineRule="auto"/>
+        <w:t>(</w:t>
+      </w:r>
+      <w:proofErr w:type="gramEnd"/>
+      <w:r>
         <w:rPr>
           <w:rFonts w:ascii="Cascadia Mono" w:hAnsi="Cascadia Mono" w:cs="Cascadia Mono"/>
           <w:color w:val="000000"/>
           <w:sz w:val="19"/>
           <w:szCs w:val="19"/>
           <w:highlight w:val="white"/>
-          <w:lang w:val="en-US"/>
-        </w:rPr>
-      </w:pPr>
-      <w:proofErr w:type="gramStart"/>
-      <w:r>
-        <w:rPr>
-          <w:rFonts w:ascii="Cascadia Mono" w:hAnsi="Cascadia Mono" w:cs="Cascadia Mono"/>
-          <w:color w:val="0000FF"/>
-          <w:sz w:val="19"/>
-          <w:szCs w:val="19"/>
-          <w:highlight w:val="white"/>
-          <w:lang w:val="en-US"/>
-        </w:rPr>
-        <w:t>private</w:t>
-      </w:r>
-      <w:proofErr w:type="gramEnd"/>
-      <w:r>
-        <w:rPr>
-          <w:rFonts w:ascii="Cascadia Mono" w:hAnsi="Cascadia Mono" w:cs="Cascadia Mono"/>
-          <w:color w:val="000000"/>
-          <w:sz w:val="19"/>
-          <w:szCs w:val="19"/>
-          <w:highlight w:val="white"/>
-          <w:lang w:val="en-US"/>
-        </w:rPr>
-        <w:t xml:space="preserve"> </w:t>
-      </w:r>
-      <w:r>
-        <w:rPr>
-          <w:rFonts w:ascii="Cascadia Mono" w:hAnsi="Cascadia Mono" w:cs="Cascadia Mono"/>
-          <w:color w:val="0000FF"/>
-          <w:sz w:val="19"/>
-          <w:szCs w:val="19"/>
-          <w:highlight w:val="white"/>
-          <w:lang w:val="en-US"/>
-        </w:rPr>
-        <w:t>void</w:t>
-      </w:r>
-      <w:r>
-        <w:rPr>
-          <w:rFonts w:ascii="Cascadia Mono" w:hAnsi="Cascadia Mono" w:cs="Cascadia Mono"/>
-          <w:color w:val="000000"/>
-          <w:sz w:val="19"/>
-          <w:szCs w:val="19"/>
-          <w:highlight w:val="white"/>
-          <w:lang w:val="en-US"/>
-        </w:rPr>
-        <w:t xml:space="preserve"> </w:t>
-      </w:r>
-      <w:r>
-        <w:rPr>
-          <w:rFonts w:ascii="Cascadia Mono" w:hAnsi="Cascadia Mono" w:cs="Cascadia Mono"/>
-          <w:color w:val="000000" w:themeColor="text1"/>
-          <w:sz w:val="19"/>
-          <w:szCs w:val="19"/>
-          <w:highlight w:val="white"/>
-          <w:lang w:val="en-US"/>
-        </w:rPr>
-        <w:t>TestForm1</w:t>
-      </w:r>
-      <w:r>
-        <w:rPr>
-          <w:rFonts w:ascii="Cascadia Mono" w:hAnsi="Cascadia Mono" w:cs="Cascadia Mono"/>
-          <w:color w:val="000000"/>
-          <w:sz w:val="19"/>
-          <w:szCs w:val="19"/>
-          <w:highlight w:val="white"/>
-          <w:lang w:val="en-US"/>
-        </w:rPr>
-        <w:t>_Click(</w:t>
-      </w:r>
-      <w:r>
-        <w:rPr>
-          <w:rFonts w:ascii="Cascadia Mono" w:hAnsi="Cascadia Mono" w:cs="Cascadia Mono"/>
-          <w:color w:val="0000FF"/>
-          <w:sz w:val="19"/>
-          <w:szCs w:val="19"/>
-          <w:highlight w:val="white"/>
-          <w:lang w:val="en-US"/>
-        </w:rPr>
-        <w:t>object</w:t>
-      </w:r>
-      <w:r>
-        <w:rPr>
-          <w:rFonts w:ascii="Cascadia Mono" w:hAnsi="Cascadia Mono" w:cs="Cascadia Mono"/>
-          <w:color w:val="000000"/>
-          <w:sz w:val="19"/>
-          <w:szCs w:val="19"/>
-          <w:highlight w:val="white"/>
-          <w:lang w:val="en-US"/>
-        </w:rPr>
-        <w:t xml:space="preserve"> sender, </w:t>
-      </w:r>
-      <w:proofErr w:type="spellStart"/>
-      <w:r>
-        <w:rPr>
-          <w:rFonts w:ascii="Cascadia Mono" w:hAnsi="Cascadia Mono" w:cs="Cascadia Mono"/>
-          <w:color w:val="2B91AF"/>
-          <w:sz w:val="19"/>
-          <w:szCs w:val="19"/>
-          <w:highlight w:val="white"/>
-          <w:lang w:val="en-US"/>
-        </w:rPr>
-        <w:t>EventArgs</w:t>
-      </w:r>
-      <w:proofErr w:type="spellEnd"/>
-      <w:r>
-        <w:rPr>
-          <w:rFonts w:ascii="Cascadia Mono" w:hAnsi="Cascadia Mono" w:cs="Cascadia Mono"/>
-          <w:color w:val="000000"/>
-          <w:sz w:val="19"/>
-          <w:szCs w:val="19"/>
-          <w:highlight w:val="white"/>
-          <w:lang w:val="en-US"/>
-        </w:rPr>
-        <w:t xml:space="preserve"> e)</w:t>
-      </w:r>
-    </w:p>
-    <w:p>
-      <w:pPr>
-        <w:autoSpaceDE w:val="0"/>
-        <w:autoSpaceDN w:val="0"/>
-        <w:adjustRightInd w:val="0"/>
-        <w:spacing w:after="0" w:line="240" w:lineRule="auto"/>
-        <w:rPr>
-          <w:rFonts w:ascii="Cascadia Mono" w:hAnsi="Cascadia Mono" w:cs="Cascadia Mono"/>
-          <w:color w:val="000000"/>
-          <w:sz w:val="19"/>
-          <w:szCs w:val="19"/>
-          <w:highlight w:val="white"/>
-          <w:lang w:val="en-US"/>
-        </w:rPr>
-      </w:pPr>
-      <w:r>
-        <w:rPr>
-          <w:rFonts w:ascii="Cascadia Mono" w:hAnsi="Cascadia Mono" w:cs="Cascadia Mono"/>
-          <w:color w:val="000000"/>
-          <w:sz w:val="19"/>
-          <w:szCs w:val="19"/>
-          <w:highlight w:val="white"/>
-          <w:lang w:val="en-US"/>
-        </w:rPr>
-        <w:t>{</w:t>
-      </w:r>
-    </w:p>
-    <w:p>
-      <w:pPr>
-        <w:autoSpaceDE w:val="0"/>
-        <w:autoSpaceDN w:val="0"/>
-        <w:adjustRightInd w:val="0"/>
-        <w:spacing w:after="0" w:line="240" w:lineRule="auto"/>
-        <w:rPr>
-          <w:rFonts w:ascii="Cascadia Mono" w:hAnsi="Cascadia Mono" w:cs="Cascadia Mono"/>
-          <w:color w:val="000000"/>
-          <w:sz w:val="19"/>
-          <w:szCs w:val="19"/>
-          <w:highlight w:val="white"/>
-          <w:lang w:val="en-US"/>
-        </w:rPr>
-      </w:pPr>
-      <w:r>
-        <w:rPr>
-          <w:rFonts w:ascii="Cascadia Mono" w:hAnsi="Cascadia Mono" w:cs="Cascadia Mono"/>
-          <w:color w:val="000000"/>
-          <w:sz w:val="19"/>
-          <w:szCs w:val="19"/>
-          <w:highlight w:val="white"/>
-          <w:lang w:val="en-US"/>
-        </w:rPr>
-        <w:t xml:space="preserve">    </w:t>
-      </w:r>
-      <w:r>
-        <w:rPr>
-          <w:rFonts w:ascii="Cascadia Mono" w:hAnsi="Cascadia Mono" w:cs="Cascadia Mono"/>
-          <w:color w:val="2B91AF"/>
-          <w:sz w:val="19"/>
-          <w:szCs w:val="19"/>
-          <w:highlight w:val="white"/>
-          <w:lang w:val="en-US"/>
-        </w:rPr>
-        <w:t>TestForm1</w:t>
-      </w:r>
-      <w:r>
-        <w:rPr>
-          <w:rFonts w:ascii="Cascadia Mono" w:hAnsi="Cascadia Mono" w:cs="Cascadia Mono"/>
-          <w:color w:val="2B91AF"/>
-          <w:sz w:val="19"/>
-          <w:szCs w:val="19"/>
-          <w:highlight w:val="white"/>
-          <w:lang w:val="en-US"/>
-        </w:rPr>
-        <w:t xml:space="preserve"> </w:t>
-      </w:r>
-      <w:r>
-        <w:rPr>
-          <w:rFonts w:ascii="Cascadia Mono" w:hAnsi="Cascadia Mono" w:cs="Cascadia Mono"/>
-          <w:color w:val="000000"/>
-          <w:sz w:val="19"/>
-          <w:szCs w:val="19"/>
-          <w:highlight w:val="white"/>
-          <w:lang w:val="en-US"/>
-        </w:rPr>
-        <w:t xml:space="preserve">f = </w:t>
-      </w:r>
-      <w:r>
-        <w:rPr>
-          <w:rFonts w:ascii="Cascadia Mono" w:hAnsi="Cascadia Mono" w:cs="Cascadia Mono"/>
-          <w:color w:val="0000FF"/>
-          <w:sz w:val="19"/>
-          <w:szCs w:val="19"/>
-          <w:highlight w:val="white"/>
-          <w:lang w:val="en-US"/>
-        </w:rPr>
-        <w:t>new</w:t>
-      </w:r>
-      <w:r>
-        <w:rPr>
-          <w:rFonts w:ascii="Cascadia Mono" w:hAnsi="Cascadia Mono" w:cs="Cascadia Mono"/>
-          <w:color w:val="000000"/>
-          <w:sz w:val="19"/>
-          <w:szCs w:val="19"/>
-          <w:highlight w:val="white"/>
-          <w:lang w:val="en-US"/>
-        </w:rPr>
-        <w:t xml:space="preserve"> </w:t>
-      </w:r>
-      <w:proofErr w:type="gramStart"/>
-      <w:r>
-        <w:rPr>
-          <w:rFonts w:ascii="Cascadia Mono" w:hAnsi="Cascadia Mono" w:cs="Cascadia Mono"/>
-          <w:color w:val="2B91AF"/>
-          <w:sz w:val="19"/>
-          <w:szCs w:val="19"/>
-          <w:highlight w:val="white"/>
-          <w:lang w:val="en-US"/>
-        </w:rPr>
-        <w:t>TestForm1</w:t>
-      </w:r>
-      <w:r>
-        <w:rPr>
-          <w:rFonts w:ascii="Cascadia Mono" w:hAnsi="Cascadia Mono" w:cs="Cascadia Mono"/>
-          <w:color w:val="000000"/>
-          <w:sz w:val="19"/>
-          <w:szCs w:val="19"/>
-          <w:highlight w:val="white"/>
-          <w:lang w:val="en-US"/>
-        </w:rPr>
-        <w:t>(</w:t>
-      </w:r>
-      <w:proofErr w:type="gramEnd"/>
-      <w:r>
-        <w:rPr>
-          <w:rFonts w:ascii="Cascadia Mono" w:hAnsi="Cascadia Mono" w:cs="Cascadia Mono"/>
-          <w:color w:val="000000"/>
-          <w:sz w:val="19"/>
-          <w:szCs w:val="19"/>
-          <w:highlight w:val="white"/>
-          <w:lang w:val="en-US"/>
-        </w:rPr>
-        <w:t>_user);</w:t>
-      </w:r>
-    </w:p>
-    <w:p>
-      <w:pPr>
-        <w:autoSpaceDE w:val="0"/>
-        <w:autoSpaceDN w:val="0"/>
-        <w:adjustRightInd w:val="0"/>
-        <w:spacing w:after="0" w:line="240" w:lineRule="auto"/>
-        <w:rPr>
-          <w:rFonts w:ascii="Cascadia Mono" w:hAnsi="Cascadia Mono" w:cs="Cascadia Mono"/>
-          <w:color w:val="000000"/>
-          <w:sz w:val="19"/>
-          <w:szCs w:val="19"/>
-          <w:highlight w:val="white"/>
-          <w:lang w:val="en-US"/>
-        </w:rPr>
-      </w:pPr>
-      <w:r>
-        <w:rPr>
-          <w:rFonts w:ascii="Cascadia Mono" w:hAnsi="Cascadia Mono" w:cs="Cascadia Mono"/>
-          <w:color w:val="000000"/>
-          <w:sz w:val="19"/>
-          <w:szCs w:val="19"/>
-          <w:highlight w:val="white"/>
-          <w:lang w:val="en-US"/>
-        </w:rPr>
-        <w:t xml:space="preserve">    </w:t>
-      </w:r>
-      <w:proofErr w:type="spellStart"/>
-      <w:proofErr w:type="gramStart"/>
-      <w:r>
-        <w:rPr>
-          <w:rFonts w:ascii="Cascadia Mono" w:hAnsi="Cascadia Mono" w:cs="Cascadia Mono"/>
-          <w:color w:val="000000"/>
-          <w:sz w:val="19"/>
-          <w:szCs w:val="19"/>
-          <w:highlight w:val="white"/>
-          <w:lang w:val="en-US"/>
-        </w:rPr>
-        <w:t>f.Show</w:t>
-      </w:r>
-      <w:proofErr w:type="spellEnd"/>
-      <w:r>
-        <w:rPr>
-          <w:rFonts w:ascii="Cascadia Mono" w:hAnsi="Cascadia Mono" w:cs="Cascadia Mono"/>
-          <w:color w:val="000000"/>
-          <w:sz w:val="19"/>
-          <w:szCs w:val="19"/>
-          <w:highlight w:val="white"/>
-          <w:lang w:val="en-US"/>
-        </w:rPr>
-        <w:t>(</w:t>
-      </w:r>
-      <w:proofErr w:type="gramEnd"/>
-      <w:r>
-        <w:rPr>
-          <w:rFonts w:ascii="Cascadia Mono" w:hAnsi="Cascadia Mono" w:cs="Cascadia Mono"/>
-          <w:color w:val="000000"/>
-          <w:sz w:val="19"/>
-          <w:szCs w:val="19"/>
-          <w:highlight w:val="white"/>
-          <w:lang w:val="en-US"/>
         </w:rPr>
         <w:t>);</w:t>
       </w:r>
@@ -4137,7 +4126,6194 @@
           </wp:inline>
         </w:drawing>
       </w:r>
-    </w:p>
+      <w:r>
+        <w:br w:type="page"/>
+      </w:r>
+    </w:p>
+    <w:p>
+      <w:pPr>
+        <w:pStyle w:val="2"/>
+        <w:rPr>
+          <w:color w:val="FF0000"/>
+        </w:rPr>
+      </w:pPr>
+      <w:r>
+        <w:rPr>
+          <w:rFonts w:ascii="Segoe UI Symbol" w:hAnsi="Segoe UI Symbol" w:cs="Segoe UI Symbol"/>
+          <w:color w:val="FF0000"/>
+        </w:rPr>
+        <w:lastRenderedPageBreak/>
+        <w:t>🛡</w:t>
+      </w:r>
+      <w:r>
+        <w:rPr>
+          <w:color w:val="FF0000"/>
+        </w:rPr>
+        <w:t xml:space="preserve"> </w:t>
+      </w:r>
+      <w:r>
+        <w:rPr>
+          <w:color w:val="FF0000"/>
+        </w:rPr>
+        <w:t>ВНИМАНИЕ! ДАЛЬШЕ ИДЕТ</w:t>
+      </w:r>
+      <w:r>
+        <w:rPr>
+          <w:color w:val="FF0000"/>
+          <w:lang w:val="en-US"/>
+        </w:rPr>
+        <w:t xml:space="preserve"> </w:t>
+      </w:r>
+      <w:r>
+        <w:rPr>
+          <w:color w:val="FF0000"/>
+        </w:rPr>
+        <w:t>ЛОГИКА КОДА:</w:t>
+      </w:r>
+    </w:p>
+    <w:p>
+      <w:pPr>
+        <w:pStyle w:val="2"/>
+      </w:pPr>
+      <w:r>
+        <w:rPr>
+          <w:rFonts w:ascii="Cambria" w:hAnsi="Cambria" w:cs="Cambria"/>
+        </w:rPr>
+        <w:t>️</w:t>
+      </w:r>
+      <w:r>
+        <w:t xml:space="preserve"> Общая логика</w:t>
+      </w:r>
+    </w:p>
+    <w:p>
+      <w:pPr>
+        <w:pStyle w:val="a5"/>
+        <w:rPr>
+          <w:lang w:val="en-US"/>
+        </w:rPr>
+      </w:pPr>
+      <w:r>
+        <w:t xml:space="preserve">В проекте реализована универсальная система распределения прав доступа к элементам UI на формах. Все элементы (кнопки, поля, </w:t>
+      </w:r>
+      <w:proofErr w:type="spellStart"/>
+      <w:r>
+        <w:t>гриды</w:t>
+      </w:r>
+      <w:proofErr w:type="spellEnd"/>
+      <w:r>
+        <w:t xml:space="preserve"> и др.) реализуют интерфейс </w:t>
+      </w:r>
+      <w:proofErr w:type="spellStart"/>
+      <w:r>
+        <w:rPr>
+          <w:rStyle w:val="HTML"/>
+        </w:rPr>
+        <w:t>IThemeableControl</w:t>
+      </w:r>
+      <w:proofErr w:type="spellEnd"/>
+      <w:r>
+        <w:t>, который включает метод:</w:t>
+      </w:r>
+    </w:p>
+    <w:p>
+      <w:pPr>
+        <w:pStyle w:val="HTML0"/>
+        <w:rPr>
+          <w:rStyle w:val="HTML"/>
+          <w:lang w:val="en-US"/>
+        </w:rPr>
+      </w:pPr>
+      <w:proofErr w:type="gramStart"/>
+      <w:r>
+        <w:rPr>
+          <w:rStyle w:val="hljs-keyword"/>
+          <w:lang w:val="en-US"/>
+        </w:rPr>
+        <w:t>void</w:t>
+      </w:r>
+      <w:proofErr w:type="gramEnd"/>
+      <w:r>
+        <w:rPr>
+          <w:rStyle w:val="HTML"/>
+          <w:lang w:val="en-US"/>
+        </w:rPr>
+        <w:t xml:space="preserve"> </w:t>
+      </w:r>
+      <w:proofErr w:type="spellStart"/>
+      <w:r>
+        <w:rPr>
+          <w:rStyle w:val="hljs-title"/>
+          <w:lang w:val="en-US"/>
+        </w:rPr>
+        <w:t>ApplyPermission</w:t>
+      </w:r>
+      <w:proofErr w:type="spellEnd"/>
+      <w:r>
+        <w:rPr>
+          <w:rStyle w:val="HTML"/>
+          <w:lang w:val="en-US"/>
+        </w:rPr>
+        <w:t>(</w:t>
+      </w:r>
+      <w:proofErr w:type="spellStart"/>
+      <w:r>
+        <w:rPr>
+          <w:rStyle w:val="hljs-params"/>
+          <w:lang w:val="en-US"/>
+        </w:rPr>
+        <w:t>UserClass</w:t>
+      </w:r>
+      <w:proofErr w:type="spellEnd"/>
+      <w:r>
+        <w:rPr>
+          <w:rStyle w:val="hljs-params"/>
+          <w:lang w:val="en-US"/>
+        </w:rPr>
+        <w:t xml:space="preserve"> user</w:t>
+      </w:r>
+      <w:r>
+        <w:rPr>
+          <w:rStyle w:val="HTML"/>
+          <w:lang w:val="en-US"/>
+        </w:rPr>
+        <w:t>);</w:t>
+      </w:r>
+    </w:p>
+    <w:p>
+      <w:pPr>
+        <w:pStyle w:val="a5"/>
+      </w:pPr>
+      <w:r>
+        <w:t xml:space="preserve">Каждый </w:t>
+      </w:r>
+      <w:proofErr w:type="spellStart"/>
+      <w:r>
+        <w:t>контрол</w:t>
+      </w:r>
+      <w:proofErr w:type="spellEnd"/>
+      <w:r>
+        <w:t xml:space="preserve"> знает своё имя (</w:t>
+      </w:r>
+      <w:proofErr w:type="spellStart"/>
+      <w:r>
+        <w:rPr>
+          <w:rStyle w:val="HTML"/>
+        </w:rPr>
+        <w:t>ObjectName</w:t>
+      </w:r>
+      <w:proofErr w:type="spellEnd"/>
+      <w:r>
+        <w:t>) и может применить права конкретного пользователя к себе.</w:t>
+      </w:r>
+    </w:p>
+    <w:p>
+      <w:r>
+        <w:pict>
+          <v:rect id="_x0000_i1026" style="width:0;height:1.5pt" o:hralign="center" o:hrstd="t" o:hr="t" fillcolor="#a0a0a0" stroked="f"/>
+        </w:pict>
+      </w:r>
+    </w:p>
+    <w:p>
+      <w:pPr>
+        <w:pStyle w:val="2"/>
+      </w:pPr>
+      <w:r>
+        <w:t>🧱 Основные компоненты</w:t>
+      </w:r>
+    </w:p>
+    <w:p>
+      <w:pPr>
+        <w:pStyle w:val="3"/>
+        <w:rPr>
+          <w:lang w:val="en-US"/>
+        </w:rPr>
+      </w:pPr>
+      <w:r>
+        <w:t xml:space="preserve">1. Интерфейс </w:t>
+      </w:r>
+      <w:proofErr w:type="spellStart"/>
+      <w:r>
+        <w:rPr>
+          <w:rStyle w:val="HTML"/>
+          <w:rFonts w:eastAsiaTheme="majorEastAsia"/>
+        </w:rPr>
+        <w:t>IThemeableControl</w:t>
+      </w:r>
+      <w:proofErr w:type="spellEnd"/>
+    </w:p>
+    <w:p>
+      <w:pPr>
+        <w:pStyle w:val="HTML0"/>
+        <w:rPr>
+          <w:rStyle w:val="HTML"/>
+          <w:lang w:val="en-US"/>
+        </w:rPr>
+      </w:pPr>
+      <w:proofErr w:type="gramStart"/>
+      <w:r>
+        <w:rPr>
+          <w:rStyle w:val="hljs-keyword"/>
+          <w:lang w:val="en-US"/>
+        </w:rPr>
+        <w:t>public</w:t>
+      </w:r>
+      <w:proofErr w:type="gramEnd"/>
+      <w:r>
+        <w:rPr>
+          <w:rStyle w:val="HTML"/>
+          <w:lang w:val="en-US"/>
+        </w:rPr>
+        <w:t xml:space="preserve"> </w:t>
+      </w:r>
+      <w:r>
+        <w:rPr>
+          <w:rStyle w:val="hljs-keyword"/>
+          <w:lang w:val="en-US"/>
+        </w:rPr>
+        <w:t>interface</w:t>
+      </w:r>
+      <w:r>
+        <w:rPr>
+          <w:rStyle w:val="HTML"/>
+          <w:lang w:val="en-US"/>
+        </w:rPr>
+        <w:t xml:space="preserve"> </w:t>
+      </w:r>
+      <w:proofErr w:type="spellStart"/>
+      <w:r>
+        <w:rPr>
+          <w:rStyle w:val="hljs-title"/>
+          <w:lang w:val="en-US"/>
+        </w:rPr>
+        <w:t>IThemeableControl</w:t>
+      </w:r>
+      <w:proofErr w:type="spellEnd"/>
+    </w:p>
+    <w:p>
+      <w:pPr>
+        <w:pStyle w:val="HTML0"/>
+        <w:rPr>
+          <w:rStyle w:val="HTML"/>
+          <w:lang w:val="en-US"/>
+        </w:rPr>
+      </w:pPr>
+      <w:r>
+        <w:rPr>
+          <w:rStyle w:val="HTML"/>
+          <w:lang w:val="en-US"/>
+        </w:rPr>
+        <w:t>{</w:t>
+      </w:r>
+    </w:p>
+    <w:p>
+      <w:pPr>
+        <w:pStyle w:val="HTML0"/>
+        <w:rPr>
+          <w:rStyle w:val="HTML"/>
+          <w:lang w:val="en-US"/>
+        </w:rPr>
+      </w:pPr>
+      <w:r>
+        <w:rPr>
+          <w:rStyle w:val="HTML"/>
+          <w:lang w:val="en-US"/>
+        </w:rPr>
+        <w:t xml:space="preserve">    </w:t>
+      </w:r>
+      <w:proofErr w:type="gramStart"/>
+      <w:r>
+        <w:rPr>
+          <w:rStyle w:val="hljs-builtin"/>
+          <w:lang w:val="en-US"/>
+        </w:rPr>
+        <w:t>string</w:t>
+      </w:r>
+      <w:proofErr w:type="gramEnd"/>
+      <w:r>
+        <w:rPr>
+          <w:rStyle w:val="HTML"/>
+          <w:lang w:val="en-US"/>
+        </w:rPr>
+        <w:t xml:space="preserve"> </w:t>
+      </w:r>
+      <w:proofErr w:type="spellStart"/>
+      <w:r>
+        <w:rPr>
+          <w:rStyle w:val="HTML"/>
+          <w:lang w:val="en-US"/>
+        </w:rPr>
+        <w:t>ObjectName</w:t>
+      </w:r>
+      <w:proofErr w:type="spellEnd"/>
+      <w:r>
+        <w:rPr>
+          <w:rStyle w:val="HTML"/>
+          <w:lang w:val="en-US"/>
+        </w:rPr>
+        <w:t xml:space="preserve"> { </w:t>
+      </w:r>
+      <w:r>
+        <w:rPr>
+          <w:rStyle w:val="hljs-keyword"/>
+          <w:lang w:val="en-US"/>
+        </w:rPr>
+        <w:t>get</w:t>
+      </w:r>
+      <w:r>
+        <w:rPr>
+          <w:rStyle w:val="HTML"/>
+          <w:lang w:val="en-US"/>
+        </w:rPr>
+        <w:t xml:space="preserve">; </w:t>
+      </w:r>
+      <w:r>
+        <w:rPr>
+          <w:rStyle w:val="hljs-keyword"/>
+          <w:lang w:val="en-US"/>
+        </w:rPr>
+        <w:t>set</w:t>
+      </w:r>
+      <w:r>
+        <w:rPr>
+          <w:rStyle w:val="HTML"/>
+          <w:lang w:val="en-US"/>
+        </w:rPr>
+        <w:t>; }</w:t>
+      </w:r>
+    </w:p>
+    <w:p>
+      <w:pPr>
+        <w:pStyle w:val="HTML0"/>
+        <w:rPr>
+          <w:rStyle w:val="HTML"/>
+        </w:rPr>
+      </w:pPr>
+      <w:r>
+        <w:rPr>
+          <w:rStyle w:val="HTML"/>
+          <w:lang w:val="en-US"/>
+        </w:rPr>
+        <w:t xml:space="preserve">    </w:t>
+      </w:r>
+      <w:proofErr w:type="spellStart"/>
+      <w:r>
+        <w:rPr>
+          <w:rStyle w:val="hljs-keyword"/>
+        </w:rPr>
+        <w:t>void</w:t>
+      </w:r>
+      <w:proofErr w:type="spellEnd"/>
+      <w:r>
+        <w:rPr>
+          <w:rStyle w:val="HTML"/>
+        </w:rPr>
+        <w:t xml:space="preserve"> </w:t>
+      </w:r>
+      <w:proofErr w:type="spellStart"/>
+      <w:r>
+        <w:rPr>
+          <w:rStyle w:val="hljs-title"/>
+        </w:rPr>
+        <w:t>ApplyPermission</w:t>
+      </w:r>
+      <w:proofErr w:type="spellEnd"/>
+      <w:r>
+        <w:rPr>
+          <w:rStyle w:val="HTML"/>
+        </w:rPr>
+        <w:t>(</w:t>
+      </w:r>
+      <w:proofErr w:type="spellStart"/>
+      <w:r>
+        <w:rPr>
+          <w:rStyle w:val="hljs-params"/>
+        </w:rPr>
+        <w:t>UserClass</w:t>
+      </w:r>
+      <w:proofErr w:type="spellEnd"/>
+      <w:r>
+        <w:rPr>
+          <w:rStyle w:val="hljs-params"/>
+        </w:rPr>
+        <w:t xml:space="preserve"> </w:t>
+      </w:r>
+      <w:proofErr w:type="spellStart"/>
+      <w:r>
+        <w:rPr>
+          <w:rStyle w:val="hljs-params"/>
+        </w:rPr>
+        <w:t>user</w:t>
+      </w:r>
+      <w:proofErr w:type="spellEnd"/>
+      <w:r>
+        <w:rPr>
+          <w:rStyle w:val="HTML"/>
+        </w:rPr>
+        <w:t>);</w:t>
+      </w:r>
+    </w:p>
+    <w:p>
+      <w:pPr>
+        <w:pStyle w:val="HTML0"/>
+        <w:rPr>
+          <w:rStyle w:val="HTML"/>
+        </w:rPr>
+      </w:pPr>
+      <w:r>
+        <w:rPr>
+          <w:rStyle w:val="HTML"/>
+        </w:rPr>
+        <w:t>}</w:t>
+      </w:r>
+    </w:p>
+    <w:p>
+      <w:pPr>
+        <w:pStyle w:val="a5"/>
+        <w:numPr>
+          <w:ilvl w:val="0"/>
+          <w:numId w:val="4"/>
+        </w:numPr>
+      </w:pPr>
+      <w:proofErr w:type="spellStart"/>
+      <w:r>
+        <w:rPr>
+          <w:rStyle w:val="HTML"/>
+        </w:rPr>
+        <w:t>ObjectName</w:t>
+      </w:r>
+      <w:proofErr w:type="spellEnd"/>
+      <w:r>
+        <w:t xml:space="preserve"> — имя объекта (совпадает с </w:t>
+      </w:r>
+      <w:proofErr w:type="spellStart"/>
+      <w:r>
+        <w:rPr>
+          <w:rStyle w:val="HTML"/>
+        </w:rPr>
+        <w:t>ObjectForm.ObjectName</w:t>
+      </w:r>
+      <w:proofErr w:type="spellEnd"/>
+      <w:r>
+        <w:t>).</w:t>
+      </w:r>
+    </w:p>
+    <w:p>
+      <w:pPr>
+        <w:pStyle w:val="a5"/>
+        <w:numPr>
+          <w:ilvl w:val="0"/>
+          <w:numId w:val="4"/>
+        </w:numPr>
+      </w:pPr>
+      <w:proofErr w:type="spellStart"/>
+      <w:r>
+        <w:rPr>
+          <w:rStyle w:val="HTML"/>
+        </w:rPr>
+        <w:t>ApplyPermission</w:t>
+      </w:r>
+      <w:proofErr w:type="spellEnd"/>
+      <w:r>
+        <w:t xml:space="preserve"> — вызывает логику применения доступа через </w:t>
+      </w:r>
+      <w:proofErr w:type="spellStart"/>
+      <w:r>
+        <w:rPr>
+          <w:rStyle w:val="HTML"/>
+        </w:rPr>
+        <w:t>PermissionHelper</w:t>
+      </w:r>
+      <w:proofErr w:type="spellEnd"/>
+      <w:r>
+        <w:t>.</w:t>
+      </w:r>
+    </w:p>
+    <w:p>
+      <w:r>
+        <w:pict>
+          <v:rect id="_x0000_i1027" style="width:0;height:1.5pt" o:hralign="center" o:hrstd="t" o:hr="t" fillcolor="#a0a0a0" stroked="f"/>
+        </w:pict>
+      </w:r>
+    </w:p>
+    <w:p>
+      <w:pPr>
+        <w:pStyle w:val="3"/>
+        <w:rPr>
+          <w:lang w:val="en-US"/>
+        </w:rPr>
+      </w:pPr>
+      <w:r>
+        <w:rPr>
+          <w:lang w:val="en-US"/>
+        </w:rPr>
+        <w:t xml:space="preserve">2. </w:t>
+      </w:r>
+      <w:proofErr w:type="spellStart"/>
+      <w:proofErr w:type="gramStart"/>
+      <w:r>
+        <w:rPr>
+          <w:rStyle w:val="HTML"/>
+          <w:rFonts w:eastAsiaTheme="majorEastAsia"/>
+          <w:lang w:val="en-US"/>
+        </w:rPr>
+        <w:t>PermissionHelper.ApplyTo</w:t>
+      </w:r>
+      <w:proofErr w:type="spellEnd"/>
+      <w:r>
+        <w:rPr>
+          <w:rStyle w:val="HTML"/>
+          <w:rFonts w:eastAsiaTheme="majorEastAsia"/>
+          <w:lang w:val="en-US"/>
+        </w:rPr>
+        <w:t>(</w:t>
+      </w:r>
+      <w:proofErr w:type="gramEnd"/>
+      <w:r>
+        <w:rPr>
+          <w:rStyle w:val="HTML"/>
+          <w:rFonts w:eastAsiaTheme="majorEastAsia"/>
+          <w:lang w:val="en-US"/>
+        </w:rPr>
+        <w:t>...)</w:t>
+      </w:r>
+    </w:p>
+    <w:p>
+      <w:pPr>
+        <w:pStyle w:val="HTML0"/>
+        <w:rPr>
+          <w:rStyle w:val="HTML"/>
+          <w:lang w:val="en-US"/>
+        </w:rPr>
+      </w:pPr>
+      <w:proofErr w:type="gramStart"/>
+      <w:r>
+        <w:rPr>
+          <w:rStyle w:val="hljs-keyword"/>
+          <w:lang w:val="en-US"/>
+        </w:rPr>
+        <w:t>public</w:t>
+      </w:r>
+      <w:proofErr w:type="gramEnd"/>
+      <w:r>
+        <w:rPr>
+          <w:rStyle w:val="HTML"/>
+          <w:lang w:val="en-US"/>
+        </w:rPr>
+        <w:t xml:space="preserve"> </w:t>
+      </w:r>
+      <w:r>
+        <w:rPr>
+          <w:rStyle w:val="hljs-keyword"/>
+          <w:lang w:val="en-US"/>
+        </w:rPr>
+        <w:t>static</w:t>
+      </w:r>
+      <w:r>
+        <w:rPr>
+          <w:rStyle w:val="HTML"/>
+          <w:lang w:val="en-US"/>
+        </w:rPr>
+        <w:t xml:space="preserve"> </w:t>
+      </w:r>
+      <w:r>
+        <w:rPr>
+          <w:rStyle w:val="hljs-keyword"/>
+          <w:lang w:val="en-US"/>
+        </w:rPr>
+        <w:t>void</w:t>
+      </w:r>
+      <w:r>
+        <w:rPr>
+          <w:rStyle w:val="HTML"/>
+          <w:lang w:val="en-US"/>
+        </w:rPr>
+        <w:t xml:space="preserve"> </w:t>
+      </w:r>
+      <w:proofErr w:type="spellStart"/>
+      <w:r>
+        <w:rPr>
+          <w:rStyle w:val="hljs-title"/>
+          <w:lang w:val="en-US"/>
+        </w:rPr>
+        <w:t>ApplyTo</w:t>
+      </w:r>
+      <w:proofErr w:type="spellEnd"/>
+      <w:r>
+        <w:rPr>
+          <w:rStyle w:val="HTML"/>
+          <w:lang w:val="en-US"/>
+        </w:rPr>
+        <w:t>(</w:t>
+      </w:r>
+      <w:r>
+        <w:rPr>
+          <w:rStyle w:val="hljs-params"/>
+          <w:lang w:val="en-US"/>
+        </w:rPr>
+        <w:t xml:space="preserve">Control ctrl, </w:t>
+      </w:r>
+      <w:r>
+        <w:rPr>
+          <w:rStyle w:val="hljs-builtin"/>
+          <w:lang w:val="en-US"/>
+        </w:rPr>
+        <w:t>string</w:t>
+      </w:r>
+      <w:r>
+        <w:rPr>
+          <w:rStyle w:val="HTML"/>
+          <w:lang w:val="en-US"/>
+        </w:rPr>
+        <w:t xml:space="preserve"> </w:t>
+      </w:r>
+      <w:proofErr w:type="spellStart"/>
+      <w:r>
+        <w:rPr>
+          <w:rStyle w:val="HTML"/>
+          <w:lang w:val="en-US"/>
+        </w:rPr>
+        <w:t>objectName</w:t>
+      </w:r>
+      <w:proofErr w:type="spellEnd"/>
+      <w:r>
+        <w:rPr>
+          <w:rStyle w:val="HTML"/>
+          <w:lang w:val="en-US"/>
+        </w:rPr>
+        <w:t xml:space="preserve">, </w:t>
+      </w:r>
+      <w:proofErr w:type="spellStart"/>
+      <w:r>
+        <w:rPr>
+          <w:rStyle w:val="HTML"/>
+          <w:lang w:val="en-US"/>
+        </w:rPr>
+        <w:t>UserClass</w:t>
+      </w:r>
+      <w:proofErr w:type="spellEnd"/>
+      <w:r>
+        <w:rPr>
+          <w:rStyle w:val="HTML"/>
+          <w:lang w:val="en-US"/>
+        </w:rPr>
+        <w:t xml:space="preserve"> user)</w:t>
+      </w:r>
+    </w:p>
+    <w:p>
+      <w:pPr>
+        <w:pStyle w:val="HTML0"/>
+        <w:rPr>
+          <w:rStyle w:val="HTML"/>
+          <w:lang w:val="en-US"/>
+        </w:rPr>
+      </w:pPr>
+      <w:r>
+        <w:rPr>
+          <w:rStyle w:val="HTML"/>
+          <w:lang w:val="en-US"/>
+        </w:rPr>
+        <w:t>{</w:t>
+      </w:r>
+    </w:p>
+    <w:p>
+      <w:pPr>
+        <w:pStyle w:val="HTML0"/>
+        <w:rPr>
+          <w:rStyle w:val="HTML"/>
+          <w:lang w:val="en-US"/>
+        </w:rPr>
+      </w:pPr>
+      <w:r>
+        <w:rPr>
+          <w:rStyle w:val="HTML"/>
+          <w:lang w:val="en-US"/>
+        </w:rPr>
+        <w:t xml:space="preserve">    </w:t>
+      </w:r>
+      <w:proofErr w:type="gramStart"/>
+      <w:r>
+        <w:rPr>
+          <w:rStyle w:val="hljs-keyword"/>
+          <w:lang w:val="en-US"/>
+        </w:rPr>
+        <w:t>if</w:t>
+      </w:r>
+      <w:proofErr w:type="gramEnd"/>
+      <w:r>
+        <w:rPr>
+          <w:rStyle w:val="HTML"/>
+          <w:lang w:val="en-US"/>
+        </w:rPr>
+        <w:t xml:space="preserve"> (</w:t>
+      </w:r>
+      <w:proofErr w:type="spellStart"/>
+      <w:r>
+        <w:rPr>
+          <w:rStyle w:val="hljs-builtin"/>
+          <w:lang w:val="en-US"/>
+        </w:rPr>
+        <w:t>string</w:t>
+      </w:r>
+      <w:r>
+        <w:rPr>
+          <w:rStyle w:val="HTML"/>
+          <w:lang w:val="en-US"/>
+        </w:rPr>
+        <w:t>.IsNullOrEmpty</w:t>
+      </w:r>
+      <w:proofErr w:type="spellEnd"/>
+      <w:r>
+        <w:rPr>
+          <w:rStyle w:val="HTML"/>
+          <w:lang w:val="en-US"/>
+        </w:rPr>
+        <w:t>(</w:t>
+      </w:r>
+      <w:proofErr w:type="spellStart"/>
+      <w:r>
+        <w:rPr>
+          <w:rStyle w:val="HTML"/>
+          <w:lang w:val="en-US"/>
+        </w:rPr>
+        <w:t>objectName</w:t>
+      </w:r>
+      <w:proofErr w:type="spellEnd"/>
+      <w:r>
+        <w:rPr>
+          <w:rStyle w:val="HTML"/>
+          <w:lang w:val="en-US"/>
+        </w:rPr>
+        <w:t xml:space="preserve">)) </w:t>
+      </w:r>
+      <w:r>
+        <w:rPr>
+          <w:rStyle w:val="hljs-keyword"/>
+          <w:lang w:val="en-US"/>
+        </w:rPr>
+        <w:t>return</w:t>
+      </w:r>
+      <w:r>
+        <w:rPr>
+          <w:rStyle w:val="HTML"/>
+          <w:lang w:val="en-US"/>
+        </w:rPr>
+        <w:t>;</w:t>
+      </w:r>
+    </w:p>
+    <w:p>
+      <w:pPr>
+        <w:pStyle w:val="HTML0"/>
+        <w:rPr>
+          <w:rStyle w:val="HTML"/>
+          <w:lang w:val="en-US"/>
+        </w:rPr>
+      </w:pPr>
+    </w:p>
+    <w:p>
+      <w:pPr>
+        <w:pStyle w:val="HTML0"/>
+        <w:rPr>
+          <w:rStyle w:val="HTML"/>
+          <w:lang w:val="en-US"/>
+        </w:rPr>
+      </w:pPr>
+      <w:r>
+        <w:rPr>
+          <w:rStyle w:val="HTML"/>
+          <w:lang w:val="en-US"/>
+        </w:rPr>
+        <w:t xml:space="preserve">    </w:t>
+      </w:r>
+      <w:proofErr w:type="gramStart"/>
+      <w:r>
+        <w:rPr>
+          <w:rStyle w:val="hljs-builtin"/>
+          <w:lang w:val="en-US"/>
+        </w:rPr>
+        <w:t>bool</w:t>
+      </w:r>
+      <w:proofErr w:type="gramEnd"/>
+      <w:r>
+        <w:rPr>
+          <w:rStyle w:val="HTML"/>
+          <w:lang w:val="en-US"/>
+        </w:rPr>
+        <w:t xml:space="preserve"> </w:t>
+      </w:r>
+      <w:proofErr w:type="spellStart"/>
+      <w:r>
+        <w:rPr>
+          <w:rStyle w:val="HTML"/>
+          <w:lang w:val="en-US"/>
+        </w:rPr>
+        <w:t>hasWrite</w:t>
+      </w:r>
+      <w:proofErr w:type="spellEnd"/>
+      <w:r>
+        <w:rPr>
+          <w:rStyle w:val="HTML"/>
+          <w:lang w:val="en-US"/>
+        </w:rPr>
+        <w:t xml:space="preserve"> = </w:t>
+      </w:r>
+      <w:proofErr w:type="spellStart"/>
+      <w:r>
+        <w:rPr>
+          <w:rStyle w:val="HTML"/>
+          <w:lang w:val="en-US"/>
+        </w:rPr>
+        <w:t>user.HasPermission</w:t>
+      </w:r>
+      <w:proofErr w:type="spellEnd"/>
+      <w:r>
+        <w:rPr>
+          <w:rStyle w:val="HTML"/>
+          <w:lang w:val="en-US"/>
+        </w:rPr>
+        <w:t>(</w:t>
+      </w:r>
+      <w:proofErr w:type="spellStart"/>
+      <w:r>
+        <w:rPr>
+          <w:rStyle w:val="HTML"/>
+          <w:lang w:val="en-US"/>
+        </w:rPr>
+        <w:t>objectName</w:t>
+      </w:r>
+      <w:proofErr w:type="spellEnd"/>
+      <w:r>
+        <w:rPr>
+          <w:rStyle w:val="HTML"/>
+          <w:lang w:val="en-US"/>
+        </w:rPr>
+        <w:t xml:space="preserve">, </w:t>
+      </w:r>
+      <w:r>
+        <w:rPr>
+          <w:rStyle w:val="hljs-string"/>
+          <w:lang w:val="en-US"/>
+        </w:rPr>
+        <w:t>"</w:t>
+      </w:r>
+      <w:r>
+        <w:rPr>
+          <w:rStyle w:val="hljs-string"/>
+        </w:rPr>
+        <w:t>Редактор</w:t>
+      </w:r>
+      <w:r>
+        <w:rPr>
+          <w:rStyle w:val="hljs-string"/>
+          <w:lang w:val="en-US"/>
+        </w:rPr>
+        <w:t>"</w:t>
+      </w:r>
+      <w:r>
+        <w:rPr>
+          <w:rStyle w:val="HTML"/>
+          <w:lang w:val="en-US"/>
+        </w:rPr>
+        <w:t>);</w:t>
+      </w:r>
+    </w:p>
+    <w:p>
+      <w:pPr>
+        <w:pStyle w:val="HTML0"/>
+        <w:rPr>
+          <w:rStyle w:val="HTML"/>
+          <w:lang w:val="en-US"/>
+        </w:rPr>
+      </w:pPr>
+      <w:r>
+        <w:rPr>
+          <w:rStyle w:val="HTML"/>
+          <w:lang w:val="en-US"/>
+        </w:rPr>
+        <w:t xml:space="preserve">    </w:t>
+      </w:r>
+      <w:proofErr w:type="gramStart"/>
+      <w:r>
+        <w:rPr>
+          <w:rStyle w:val="hljs-builtin"/>
+          <w:lang w:val="en-US"/>
+        </w:rPr>
+        <w:t>bool</w:t>
+      </w:r>
+      <w:proofErr w:type="gramEnd"/>
+      <w:r>
+        <w:rPr>
+          <w:rStyle w:val="HTML"/>
+          <w:lang w:val="en-US"/>
+        </w:rPr>
+        <w:t xml:space="preserve"> </w:t>
+      </w:r>
+      <w:proofErr w:type="spellStart"/>
+      <w:r>
+        <w:rPr>
+          <w:rStyle w:val="HTML"/>
+          <w:lang w:val="en-US"/>
+        </w:rPr>
+        <w:t>hasRead</w:t>
+      </w:r>
+      <w:proofErr w:type="spellEnd"/>
+      <w:r>
+        <w:rPr>
+          <w:rStyle w:val="HTML"/>
+          <w:lang w:val="en-US"/>
+        </w:rPr>
+        <w:t xml:space="preserve"> = </w:t>
+      </w:r>
+      <w:proofErr w:type="spellStart"/>
+      <w:r>
+        <w:rPr>
+          <w:rStyle w:val="HTML"/>
+          <w:lang w:val="en-US"/>
+        </w:rPr>
+        <w:t>user.HasPermission</w:t>
+      </w:r>
+      <w:proofErr w:type="spellEnd"/>
+      <w:r>
+        <w:rPr>
+          <w:rStyle w:val="HTML"/>
+          <w:lang w:val="en-US"/>
+        </w:rPr>
+        <w:t>(</w:t>
+      </w:r>
+      <w:proofErr w:type="spellStart"/>
+      <w:r>
+        <w:rPr>
+          <w:rStyle w:val="HTML"/>
+          <w:lang w:val="en-US"/>
+        </w:rPr>
+        <w:t>objectName</w:t>
+      </w:r>
+      <w:proofErr w:type="spellEnd"/>
+      <w:r>
+        <w:rPr>
+          <w:rStyle w:val="HTML"/>
+          <w:lang w:val="en-US"/>
+        </w:rPr>
+        <w:t xml:space="preserve">, </w:t>
+      </w:r>
+      <w:r>
+        <w:rPr>
+          <w:rStyle w:val="hljs-string"/>
+          <w:lang w:val="en-US"/>
+        </w:rPr>
+        <w:t>"</w:t>
+      </w:r>
+      <w:r>
+        <w:rPr>
+          <w:rStyle w:val="hljs-string"/>
+        </w:rPr>
+        <w:t>Просмотр</w:t>
+      </w:r>
+      <w:r>
+        <w:rPr>
+          <w:rStyle w:val="hljs-string"/>
+          <w:lang w:val="en-US"/>
+        </w:rPr>
+        <w:t>"</w:t>
+      </w:r>
+      <w:r>
+        <w:rPr>
+          <w:rStyle w:val="HTML"/>
+          <w:lang w:val="en-US"/>
+        </w:rPr>
+        <w:t>);</w:t>
+      </w:r>
+    </w:p>
+    <w:p>
+      <w:pPr>
+        <w:pStyle w:val="HTML0"/>
+        <w:rPr>
+          <w:rStyle w:val="HTML"/>
+          <w:lang w:val="en-US"/>
+        </w:rPr>
+      </w:pPr>
+    </w:p>
+    <w:p>
+      <w:pPr>
+        <w:pStyle w:val="HTML0"/>
+        <w:rPr>
+          <w:rStyle w:val="HTML"/>
+          <w:lang w:val="en-US"/>
+        </w:rPr>
+      </w:pPr>
+      <w:r>
+        <w:rPr>
+          <w:rStyle w:val="HTML"/>
+          <w:lang w:val="en-US"/>
+        </w:rPr>
+        <w:t xml:space="preserve">    </w:t>
+      </w:r>
+      <w:proofErr w:type="spellStart"/>
+      <w:r>
+        <w:rPr>
+          <w:rStyle w:val="HTML"/>
+          <w:lang w:val="en-US"/>
+        </w:rPr>
+        <w:t>ctrl.Visible</w:t>
+      </w:r>
+      <w:proofErr w:type="spellEnd"/>
+      <w:r>
+        <w:rPr>
+          <w:rStyle w:val="HTML"/>
+          <w:lang w:val="en-US"/>
+        </w:rPr>
+        <w:t xml:space="preserve"> = </w:t>
+      </w:r>
+      <w:proofErr w:type="spellStart"/>
+      <w:r>
+        <w:rPr>
+          <w:rStyle w:val="HTML"/>
+          <w:lang w:val="en-US"/>
+        </w:rPr>
+        <w:t>hasRead</w:t>
+      </w:r>
+      <w:proofErr w:type="spellEnd"/>
+      <w:r>
+        <w:rPr>
+          <w:rStyle w:val="HTML"/>
+          <w:lang w:val="en-US"/>
+        </w:rPr>
+        <w:t xml:space="preserve"> || </w:t>
+      </w:r>
+      <w:proofErr w:type="spellStart"/>
+      <w:r>
+        <w:rPr>
+          <w:rStyle w:val="HTML"/>
+          <w:lang w:val="en-US"/>
+        </w:rPr>
+        <w:t>hasWrite</w:t>
+      </w:r>
+      <w:proofErr w:type="spellEnd"/>
+      <w:r>
+        <w:rPr>
+          <w:rStyle w:val="HTML"/>
+          <w:lang w:val="en-US"/>
+        </w:rPr>
+        <w:t>;</w:t>
+      </w:r>
+    </w:p>
+    <w:p>
+      <w:pPr>
+        <w:pStyle w:val="HTML0"/>
+        <w:rPr>
+          <w:rStyle w:val="HTML"/>
+          <w:lang w:val="en-US"/>
+        </w:rPr>
+      </w:pPr>
+      <w:r>
+        <w:rPr>
+          <w:rStyle w:val="HTML"/>
+          <w:lang w:val="en-US"/>
+        </w:rPr>
+        <w:t xml:space="preserve">    </w:t>
+      </w:r>
+      <w:proofErr w:type="spellStart"/>
+      <w:r>
+        <w:rPr>
+          <w:rStyle w:val="HTML"/>
+          <w:lang w:val="en-US"/>
+        </w:rPr>
+        <w:t>ctrl.Enabled</w:t>
+      </w:r>
+      <w:proofErr w:type="spellEnd"/>
+      <w:r>
+        <w:rPr>
+          <w:rStyle w:val="HTML"/>
+          <w:lang w:val="en-US"/>
+        </w:rPr>
+        <w:t xml:space="preserve"> = </w:t>
+      </w:r>
+      <w:proofErr w:type="spellStart"/>
+      <w:r>
+        <w:rPr>
+          <w:rStyle w:val="HTML"/>
+          <w:lang w:val="en-US"/>
+        </w:rPr>
+        <w:t>hasWrite</w:t>
+      </w:r>
+      <w:proofErr w:type="spellEnd"/>
+      <w:r>
+        <w:rPr>
+          <w:rStyle w:val="HTML"/>
+          <w:lang w:val="en-US"/>
+        </w:rPr>
+        <w:t>;</w:t>
+      </w:r>
+    </w:p>
+    <w:p>
+      <w:pPr>
+        <w:pStyle w:val="HTML0"/>
+        <w:rPr>
+          <w:rStyle w:val="HTML"/>
+        </w:rPr>
+      </w:pPr>
+      <w:r>
+        <w:rPr>
+          <w:rStyle w:val="HTML"/>
+        </w:rPr>
+        <w:t>}</w:t>
+      </w:r>
+    </w:p>
+    <w:p>
+      <w:pPr>
+        <w:pStyle w:val="a5"/>
+      </w:pPr>
+      <w:r>
+        <w:rPr>
+          <w:rFonts w:ascii="Segoe UI Symbol" w:hAnsi="Segoe UI Symbol" w:cs="Segoe UI Symbol"/>
+        </w:rPr>
+        <w:t>💬</w:t>
+      </w:r>
+      <w:r>
+        <w:t xml:space="preserve"> </w:t>
+      </w:r>
+      <w:r>
+        <w:rPr>
+          <w:rStyle w:val="a6"/>
+        </w:rPr>
+        <w:t>Комментарий:</w:t>
+      </w:r>
+    </w:p>
+    <w:p>
+      <w:pPr>
+        <w:pStyle w:val="a5"/>
+        <w:numPr>
+          <w:ilvl w:val="0"/>
+          <w:numId w:val="5"/>
+        </w:numPr>
+      </w:pPr>
+      <w:r>
+        <w:t>Если нет прав ни на чтение, ни на редактирование — элемент скрывается.</w:t>
+      </w:r>
+    </w:p>
+    <w:p>
+      <w:pPr>
+        <w:pStyle w:val="a5"/>
+        <w:numPr>
+          <w:ilvl w:val="0"/>
+          <w:numId w:val="5"/>
+        </w:numPr>
+      </w:pPr>
+      <w:r>
+        <w:t xml:space="preserve">Если есть только "Просмотр" — элемент отображается, но </w:t>
+      </w:r>
+      <w:proofErr w:type="spellStart"/>
+      <w:r>
+        <w:rPr>
+          <w:rStyle w:val="HTML"/>
+        </w:rPr>
+        <w:t>Enabled</w:t>
+      </w:r>
+      <w:proofErr w:type="spellEnd"/>
+      <w:r>
+        <w:rPr>
+          <w:rStyle w:val="HTML"/>
+        </w:rPr>
+        <w:t xml:space="preserve"> = </w:t>
+      </w:r>
+      <w:proofErr w:type="spellStart"/>
+      <w:r>
+        <w:rPr>
+          <w:rStyle w:val="HTML"/>
+        </w:rPr>
+        <w:t>false</w:t>
+      </w:r>
+      <w:proofErr w:type="spellEnd"/>
+      <w:r>
+        <w:t>.</w:t>
+      </w:r>
+    </w:p>
+    <w:p>
+      <w:pPr>
+        <w:pStyle w:val="a5"/>
+        <w:numPr>
+          <w:ilvl w:val="0"/>
+          <w:numId w:val="5"/>
+        </w:numPr>
+      </w:pPr>
+      <w:r>
+        <w:t>Если есть "Редактор" — доступ полный.</w:t>
+      </w:r>
+    </w:p>
+    <w:p>
+      <w:r>
+        <w:pict>
+          <v:rect id="_x0000_i1028" style="width:0;height:1.5pt" o:hralign="center" o:hrstd="t" o:hr="t" fillcolor="#a0a0a0" stroked="f"/>
+        </w:pict>
+      </w:r>
+    </w:p>
+    <w:p>
+      <w:pPr>
+        <w:pStyle w:val="2"/>
+        <w:rPr>
+          <w:lang w:val="en-US"/>
+        </w:rPr>
+      </w:pPr>
+      <w:r>
+        <w:t>🧩</w:t>
+      </w:r>
+      <w:r>
+        <w:rPr>
+          <w:lang w:val="en-US"/>
+        </w:rPr>
+        <w:t xml:space="preserve"> </w:t>
+      </w:r>
+      <w:r>
+        <w:t>Пример</w:t>
+      </w:r>
+      <w:r>
+        <w:rPr>
+          <w:lang w:val="en-US"/>
+        </w:rPr>
+        <w:t xml:space="preserve">: </w:t>
+      </w:r>
+      <w:proofErr w:type="spellStart"/>
+      <w:r>
+        <w:rPr>
+          <w:rStyle w:val="HTML"/>
+          <w:lang w:val="en-US"/>
+        </w:rPr>
+        <w:t>CustomButton</w:t>
+      </w:r>
+      <w:proofErr w:type="spellEnd"/>
+    </w:p>
+    <w:p>
+      <w:pPr>
+        <w:pStyle w:val="HTML0"/>
+        <w:rPr>
+          <w:rStyle w:val="HTML"/>
+          <w:lang w:val="en-US"/>
+        </w:rPr>
+      </w:pPr>
+      <w:proofErr w:type="gramStart"/>
+      <w:r>
+        <w:rPr>
+          <w:rStyle w:val="hljs-keyword"/>
+          <w:lang w:val="en-US"/>
+        </w:rPr>
+        <w:lastRenderedPageBreak/>
+        <w:t>public</w:t>
+      </w:r>
+      <w:proofErr w:type="gramEnd"/>
+      <w:r>
+        <w:rPr>
+          <w:rStyle w:val="HTML"/>
+          <w:lang w:val="en-US"/>
+        </w:rPr>
+        <w:t xml:space="preserve"> </w:t>
+      </w:r>
+      <w:r>
+        <w:rPr>
+          <w:rStyle w:val="hljs-keyword"/>
+          <w:lang w:val="en-US"/>
+        </w:rPr>
+        <w:t>class</w:t>
+      </w:r>
+      <w:r>
+        <w:rPr>
+          <w:rStyle w:val="HTML"/>
+          <w:lang w:val="en-US"/>
+        </w:rPr>
+        <w:t xml:space="preserve"> </w:t>
+      </w:r>
+      <w:proofErr w:type="spellStart"/>
+      <w:r>
+        <w:rPr>
+          <w:rStyle w:val="hljs-title"/>
+          <w:lang w:val="en-US"/>
+        </w:rPr>
+        <w:t>CustomButton</w:t>
+      </w:r>
+      <w:proofErr w:type="spellEnd"/>
+      <w:r>
+        <w:rPr>
+          <w:rStyle w:val="HTML"/>
+          <w:lang w:val="en-US"/>
+        </w:rPr>
+        <w:t xml:space="preserve"> : </w:t>
+      </w:r>
+      <w:r>
+        <w:rPr>
+          <w:rStyle w:val="hljs-title"/>
+          <w:lang w:val="en-US"/>
+        </w:rPr>
+        <w:t>Button</w:t>
+      </w:r>
+      <w:r>
+        <w:rPr>
+          <w:rStyle w:val="HTML"/>
+          <w:lang w:val="en-US"/>
+        </w:rPr>
+        <w:t xml:space="preserve">, </w:t>
+      </w:r>
+      <w:proofErr w:type="spellStart"/>
+      <w:r>
+        <w:rPr>
+          <w:rStyle w:val="hljs-title"/>
+          <w:lang w:val="en-US"/>
+        </w:rPr>
+        <w:t>IThemeableControl</w:t>
+      </w:r>
+      <w:proofErr w:type="spellEnd"/>
+    </w:p>
+    <w:p>
+      <w:pPr>
+        <w:pStyle w:val="HTML0"/>
+        <w:rPr>
+          <w:rStyle w:val="HTML"/>
+          <w:lang w:val="en-US"/>
+        </w:rPr>
+      </w:pPr>
+      <w:r>
+        <w:rPr>
+          <w:rStyle w:val="HTML"/>
+          <w:lang w:val="en-US"/>
+        </w:rPr>
+        <w:t>{</w:t>
+      </w:r>
+    </w:p>
+    <w:p>
+      <w:pPr>
+        <w:pStyle w:val="HTML0"/>
+        <w:rPr>
+          <w:rStyle w:val="HTML"/>
+          <w:lang w:val="en-US"/>
+        </w:rPr>
+      </w:pPr>
+      <w:r>
+        <w:rPr>
+          <w:rStyle w:val="HTML"/>
+          <w:lang w:val="en-US"/>
+        </w:rPr>
+        <w:t xml:space="preserve">    </w:t>
+      </w:r>
+      <w:proofErr w:type="gramStart"/>
+      <w:r>
+        <w:rPr>
+          <w:rStyle w:val="hljs-keyword"/>
+          <w:lang w:val="en-US"/>
+        </w:rPr>
+        <w:t>public</w:t>
+      </w:r>
+      <w:proofErr w:type="gramEnd"/>
+      <w:r>
+        <w:rPr>
+          <w:rStyle w:val="HTML"/>
+          <w:lang w:val="en-US"/>
+        </w:rPr>
+        <w:t xml:space="preserve"> </w:t>
+      </w:r>
+      <w:r>
+        <w:rPr>
+          <w:rStyle w:val="hljs-builtin"/>
+          <w:lang w:val="en-US"/>
+        </w:rPr>
+        <w:t>string</w:t>
+      </w:r>
+      <w:r>
+        <w:rPr>
+          <w:rStyle w:val="HTML"/>
+          <w:lang w:val="en-US"/>
+        </w:rPr>
+        <w:t xml:space="preserve"> </w:t>
+      </w:r>
+      <w:proofErr w:type="spellStart"/>
+      <w:r>
+        <w:rPr>
+          <w:rStyle w:val="HTML"/>
+          <w:lang w:val="en-US"/>
+        </w:rPr>
+        <w:t>ObjectName</w:t>
+      </w:r>
+      <w:proofErr w:type="spellEnd"/>
+      <w:r>
+        <w:rPr>
+          <w:rStyle w:val="HTML"/>
+          <w:lang w:val="en-US"/>
+        </w:rPr>
+        <w:t xml:space="preserve"> { </w:t>
+      </w:r>
+      <w:r>
+        <w:rPr>
+          <w:rStyle w:val="hljs-keyword"/>
+          <w:lang w:val="en-US"/>
+        </w:rPr>
+        <w:t>get</w:t>
+      </w:r>
+      <w:r>
+        <w:rPr>
+          <w:rStyle w:val="HTML"/>
+          <w:lang w:val="en-US"/>
+        </w:rPr>
+        <w:t xml:space="preserve">; </w:t>
+      </w:r>
+      <w:r>
+        <w:rPr>
+          <w:rStyle w:val="hljs-keyword"/>
+          <w:lang w:val="en-US"/>
+        </w:rPr>
+        <w:t>set</w:t>
+      </w:r>
+      <w:r>
+        <w:rPr>
+          <w:rStyle w:val="HTML"/>
+          <w:lang w:val="en-US"/>
+        </w:rPr>
+        <w:t>; }</w:t>
+      </w:r>
+    </w:p>
+    <w:p>
+      <w:pPr>
+        <w:pStyle w:val="HTML0"/>
+        <w:rPr>
+          <w:rStyle w:val="HTML"/>
+          <w:lang w:val="en-US"/>
+        </w:rPr>
+      </w:pPr>
+      <w:r>
+        <w:rPr>
+          <w:rStyle w:val="HTML"/>
+          <w:lang w:val="en-US"/>
+        </w:rPr>
+        <w:t xml:space="preserve">    </w:t>
+      </w:r>
+      <w:proofErr w:type="gramStart"/>
+      <w:r>
+        <w:rPr>
+          <w:rStyle w:val="hljs-keyword"/>
+          <w:lang w:val="en-US"/>
+        </w:rPr>
+        <w:t>public</w:t>
+      </w:r>
+      <w:proofErr w:type="gramEnd"/>
+      <w:r>
+        <w:rPr>
+          <w:rStyle w:val="HTML"/>
+          <w:lang w:val="en-US"/>
+        </w:rPr>
+        <w:t xml:space="preserve"> </w:t>
+      </w:r>
+      <w:r>
+        <w:rPr>
+          <w:rStyle w:val="hljs-keyword"/>
+          <w:lang w:val="en-US"/>
+        </w:rPr>
+        <w:t>void</w:t>
+      </w:r>
+      <w:r>
+        <w:rPr>
+          <w:rStyle w:val="HTML"/>
+          <w:lang w:val="en-US"/>
+        </w:rPr>
+        <w:t xml:space="preserve"> </w:t>
+      </w:r>
+      <w:proofErr w:type="spellStart"/>
+      <w:r>
+        <w:rPr>
+          <w:rStyle w:val="hljs-title"/>
+          <w:lang w:val="en-US"/>
+        </w:rPr>
+        <w:t>ApplyPermission</w:t>
+      </w:r>
+      <w:proofErr w:type="spellEnd"/>
+      <w:r>
+        <w:rPr>
+          <w:rStyle w:val="HTML"/>
+          <w:lang w:val="en-US"/>
+        </w:rPr>
+        <w:t>(</w:t>
+      </w:r>
+      <w:proofErr w:type="spellStart"/>
+      <w:r>
+        <w:rPr>
+          <w:rStyle w:val="hljs-params"/>
+          <w:lang w:val="en-US"/>
+        </w:rPr>
+        <w:t>UserClass</w:t>
+      </w:r>
+      <w:proofErr w:type="spellEnd"/>
+      <w:r>
+        <w:rPr>
+          <w:rStyle w:val="hljs-params"/>
+          <w:lang w:val="en-US"/>
+        </w:rPr>
+        <w:t xml:space="preserve"> user</w:t>
+      </w:r>
+      <w:r>
+        <w:rPr>
+          <w:rStyle w:val="HTML"/>
+          <w:lang w:val="en-US"/>
+        </w:rPr>
+        <w:t>)</w:t>
+      </w:r>
+    </w:p>
+    <w:p>
+      <w:pPr>
+        <w:pStyle w:val="HTML0"/>
+        <w:rPr>
+          <w:rStyle w:val="HTML"/>
+          <w:lang w:val="en-US"/>
+        </w:rPr>
+      </w:pPr>
+      <w:r>
+        <w:rPr>
+          <w:rStyle w:val="HTML"/>
+          <w:lang w:val="en-US"/>
+        </w:rPr>
+        <w:t xml:space="preserve">    {</w:t>
+      </w:r>
+    </w:p>
+    <w:p>
+      <w:pPr>
+        <w:pStyle w:val="HTML0"/>
+        <w:rPr>
+          <w:rStyle w:val="HTML"/>
+          <w:lang w:val="en-US"/>
+        </w:rPr>
+      </w:pPr>
+      <w:r>
+        <w:rPr>
+          <w:rStyle w:val="HTML"/>
+          <w:lang w:val="en-US"/>
+        </w:rPr>
+        <w:t xml:space="preserve">        </w:t>
+      </w:r>
+      <w:proofErr w:type="spellStart"/>
+      <w:proofErr w:type="gramStart"/>
+      <w:r>
+        <w:rPr>
+          <w:rStyle w:val="HTML"/>
+          <w:lang w:val="en-US"/>
+        </w:rPr>
+        <w:t>PermissionHelper.ApplyTo</w:t>
+      </w:r>
+      <w:proofErr w:type="spellEnd"/>
+      <w:r>
+        <w:rPr>
+          <w:rStyle w:val="HTML"/>
+          <w:lang w:val="en-US"/>
+        </w:rPr>
+        <w:t>(</w:t>
+      </w:r>
+      <w:proofErr w:type="gramEnd"/>
+      <w:r>
+        <w:rPr>
+          <w:rStyle w:val="hljs-keyword"/>
+          <w:lang w:val="en-US"/>
+        </w:rPr>
+        <w:t>this</w:t>
+      </w:r>
+      <w:r>
+        <w:rPr>
+          <w:rStyle w:val="HTML"/>
+          <w:lang w:val="en-US"/>
+        </w:rPr>
+        <w:t xml:space="preserve">, </w:t>
+      </w:r>
+      <w:proofErr w:type="spellStart"/>
+      <w:r>
+        <w:rPr>
+          <w:rStyle w:val="HTML"/>
+          <w:lang w:val="en-US"/>
+        </w:rPr>
+        <w:t>ObjectName</w:t>
+      </w:r>
+      <w:proofErr w:type="spellEnd"/>
+      <w:r>
+        <w:rPr>
+          <w:rStyle w:val="HTML"/>
+          <w:lang w:val="en-US"/>
+        </w:rPr>
+        <w:t>, user);</w:t>
+      </w:r>
+    </w:p>
+    <w:p>
+      <w:pPr>
+        <w:pStyle w:val="HTML0"/>
+        <w:rPr>
+          <w:rStyle w:val="HTML"/>
+          <w:lang w:val="en-US"/>
+        </w:rPr>
+      </w:pPr>
+      <w:r>
+        <w:rPr>
+          <w:rStyle w:val="HTML"/>
+          <w:lang w:val="en-US"/>
+        </w:rPr>
+        <w:t xml:space="preserve">    }</w:t>
+      </w:r>
+    </w:p>
+    <w:p>
+      <w:pPr>
+        <w:pStyle w:val="HTML0"/>
+        <w:rPr>
+          <w:rStyle w:val="HTML"/>
+          <w:lang w:val="en-US"/>
+        </w:rPr>
+      </w:pPr>
+      <w:r>
+        <w:rPr>
+          <w:rStyle w:val="HTML"/>
+          <w:lang w:val="en-US"/>
+        </w:rPr>
+        <w:t>}</w:t>
+      </w:r>
+    </w:p>
+    <w:p>
+      <w:pPr>
+        <w:pStyle w:val="a5"/>
+        <w:rPr>
+          <w:lang w:val="en-US"/>
+        </w:rPr>
+      </w:pPr>
+      <w:r>
+        <w:rPr>
+          <w:rFonts w:ascii="Segoe UI Symbol" w:hAnsi="Segoe UI Symbol" w:cs="Segoe UI Symbol"/>
+        </w:rPr>
+        <w:t>🔍</w:t>
+      </w:r>
+      <w:r>
+        <w:rPr>
+          <w:lang w:val="en-US"/>
+        </w:rPr>
+        <w:t xml:space="preserve"> </w:t>
+      </w:r>
+      <w:r>
+        <w:rPr>
+          <w:rStyle w:val="a6"/>
+        </w:rPr>
+        <w:t>Важно</w:t>
+      </w:r>
+      <w:r>
+        <w:rPr>
+          <w:rStyle w:val="a6"/>
+          <w:lang w:val="en-US"/>
+        </w:rPr>
+        <w:t>:</w:t>
+      </w:r>
+      <w:r>
+        <w:rPr>
+          <w:lang w:val="en-US"/>
+        </w:rPr>
+        <w:br/>
+      </w:r>
+      <w:r>
+        <w:t>Все</w:t>
+      </w:r>
+      <w:r>
+        <w:rPr>
+          <w:lang w:val="en-US"/>
+        </w:rPr>
+        <w:t xml:space="preserve"> </w:t>
+      </w:r>
+      <w:proofErr w:type="spellStart"/>
+      <w:r>
+        <w:t>кастомные</w:t>
+      </w:r>
+      <w:proofErr w:type="spellEnd"/>
+      <w:r>
+        <w:rPr>
+          <w:lang w:val="en-US"/>
+        </w:rPr>
+        <w:t xml:space="preserve"> </w:t>
+      </w:r>
+      <w:proofErr w:type="spellStart"/>
+      <w:r>
+        <w:t>контролы</w:t>
+      </w:r>
+      <w:proofErr w:type="spellEnd"/>
+      <w:r>
+        <w:rPr>
+          <w:lang w:val="en-US"/>
+        </w:rPr>
+        <w:t xml:space="preserve"> (</w:t>
+      </w:r>
+      <w:proofErr w:type="spellStart"/>
+      <w:r>
+        <w:rPr>
+          <w:rStyle w:val="HTML"/>
+          <w:lang w:val="en-US"/>
+        </w:rPr>
+        <w:t>CustomButton</w:t>
+      </w:r>
+      <w:proofErr w:type="spellEnd"/>
+      <w:r>
+        <w:rPr>
+          <w:lang w:val="en-US"/>
+        </w:rPr>
+        <w:t xml:space="preserve">, </w:t>
+      </w:r>
+      <w:proofErr w:type="spellStart"/>
+      <w:r>
+        <w:rPr>
+          <w:rStyle w:val="HTML"/>
+          <w:lang w:val="en-US"/>
+        </w:rPr>
+        <w:t>CustomTextBox</w:t>
+      </w:r>
+      <w:proofErr w:type="spellEnd"/>
+      <w:r>
+        <w:rPr>
+          <w:lang w:val="en-US"/>
+        </w:rPr>
+        <w:t xml:space="preserve">, </w:t>
+      </w:r>
+      <w:proofErr w:type="spellStart"/>
+      <w:r>
+        <w:rPr>
+          <w:rStyle w:val="HTML"/>
+          <w:lang w:val="en-US"/>
+        </w:rPr>
+        <w:t>CustomCheckBox</w:t>
+      </w:r>
+      <w:proofErr w:type="spellEnd"/>
+      <w:r>
+        <w:rPr>
+          <w:lang w:val="en-US"/>
+        </w:rPr>
+        <w:t xml:space="preserve">, </w:t>
+      </w:r>
+      <w:proofErr w:type="spellStart"/>
+      <w:r>
+        <w:rPr>
+          <w:rStyle w:val="HTML"/>
+          <w:lang w:val="en-US"/>
+        </w:rPr>
+        <w:t>CustomLabel</w:t>
+      </w:r>
+      <w:proofErr w:type="spellEnd"/>
+      <w:r>
+        <w:rPr>
+          <w:lang w:val="en-US"/>
+        </w:rPr>
+        <w:t xml:space="preserve">, </w:t>
+      </w:r>
+      <w:proofErr w:type="spellStart"/>
+      <w:r>
+        <w:rPr>
+          <w:rStyle w:val="HTML"/>
+          <w:lang w:val="en-US"/>
+        </w:rPr>
+        <w:t>CustomComboBox</w:t>
+      </w:r>
+      <w:proofErr w:type="spellEnd"/>
+      <w:r>
+        <w:rPr>
+          <w:lang w:val="en-US"/>
+        </w:rPr>
+        <w:t xml:space="preserve"> </w:t>
+      </w:r>
+      <w:r>
+        <w:t>и</w:t>
+      </w:r>
+      <w:r>
+        <w:rPr>
+          <w:lang w:val="en-US"/>
+        </w:rPr>
+        <w:t xml:space="preserve"> </w:t>
+      </w:r>
+      <w:proofErr w:type="spellStart"/>
+      <w:r>
+        <w:t>др</w:t>
+      </w:r>
+      <w:proofErr w:type="spellEnd"/>
+      <w:r>
+        <w:rPr>
+          <w:lang w:val="en-US"/>
+        </w:rPr>
+        <w:t xml:space="preserve">.) </w:t>
+      </w:r>
+      <w:r>
+        <w:t>реализуют</w:t>
+      </w:r>
+      <w:r>
+        <w:rPr>
+          <w:lang w:val="en-US"/>
+        </w:rPr>
+        <w:t xml:space="preserve"> </w:t>
+      </w:r>
+      <w:r>
+        <w:t>одинаковую</w:t>
+      </w:r>
+      <w:r>
+        <w:rPr>
+          <w:lang w:val="en-US"/>
+        </w:rPr>
+        <w:t xml:space="preserve"> </w:t>
+      </w:r>
+      <w:r>
+        <w:t>логику</w:t>
+      </w:r>
+      <w:r>
+        <w:rPr>
+          <w:lang w:val="en-US"/>
+        </w:rPr>
+        <w:t xml:space="preserve"> </w:t>
+      </w:r>
+      <w:r>
+        <w:t>вызова</w:t>
+      </w:r>
+      <w:r>
+        <w:rPr>
+          <w:lang w:val="en-US"/>
+        </w:rPr>
+        <w:t xml:space="preserve"> </w:t>
+      </w:r>
+      <w:proofErr w:type="spellStart"/>
+      <w:r>
+        <w:rPr>
+          <w:rStyle w:val="HTML"/>
+          <w:lang w:val="en-US"/>
+        </w:rPr>
+        <w:t>PermissionHelper.ApplyTo</w:t>
+      </w:r>
+      <w:proofErr w:type="spellEnd"/>
+      <w:r>
+        <w:rPr>
+          <w:rStyle w:val="HTML"/>
+          <w:lang w:val="en-US"/>
+        </w:rPr>
+        <w:t>(...)</w:t>
+      </w:r>
+      <w:r>
+        <w:rPr>
+          <w:lang w:val="en-US"/>
+        </w:rPr>
+        <w:t>.</w:t>
+      </w:r>
+    </w:p>
+    <w:p>
+      <w:r>
+        <w:pict>
+          <v:rect id="_x0000_i1029" style="width:0;height:1.5pt" o:hralign="center" o:hrstd="t" o:hr="t" fillcolor="#a0a0a0" stroked="f"/>
+        </w:pict>
+      </w:r>
+    </w:p>
+    <w:p>
+      <w:pPr>
+        <w:pStyle w:val="3"/>
+      </w:pPr>
+      <w:r>
+        <w:t>3. Автоматическое применение при загрузке формы</w:t>
+      </w:r>
+    </w:p>
+    <w:p>
+      <w:pPr>
+        <w:pStyle w:val="a5"/>
+      </w:pPr>
+      <w:r>
+        <w:t xml:space="preserve">Класс </w:t>
+      </w:r>
+      <w:proofErr w:type="spellStart"/>
+      <w:r>
+        <w:rPr>
+          <w:rStyle w:val="HTML"/>
+        </w:rPr>
+        <w:t>CustomForm</w:t>
+      </w:r>
+      <w:proofErr w:type="spellEnd"/>
+      <w:r>
+        <w:t xml:space="preserve"> при загрузке вызывает:</w:t>
+      </w:r>
+    </w:p>
+    <w:p>
+      <w:pPr>
+        <w:pStyle w:val="HTML0"/>
+        <w:rPr>
+          <w:rStyle w:val="HTML"/>
+          <w:lang w:val="en-US"/>
+        </w:rPr>
+      </w:pPr>
+      <w:proofErr w:type="spellStart"/>
+      <w:r>
+        <w:rPr>
+          <w:rStyle w:val="hljs-keyword"/>
+          <w:lang w:val="en-US"/>
+        </w:rPr>
+        <w:t>this</w:t>
+      </w:r>
+      <w:r>
+        <w:rPr>
+          <w:rStyle w:val="HTML"/>
+          <w:lang w:val="en-US"/>
+        </w:rPr>
+        <w:t>.Load</w:t>
+      </w:r>
+      <w:proofErr w:type="spellEnd"/>
+      <w:r>
+        <w:rPr>
+          <w:rStyle w:val="HTML"/>
+          <w:lang w:val="en-US"/>
+        </w:rPr>
+        <w:t xml:space="preserve"> += </w:t>
+      </w:r>
+      <w:proofErr w:type="spellStart"/>
+      <w:r>
+        <w:rPr>
+          <w:rStyle w:val="hljs-keyword"/>
+          <w:lang w:val="en-US"/>
+        </w:rPr>
+        <w:t>async</w:t>
+      </w:r>
+      <w:proofErr w:type="spellEnd"/>
+      <w:r>
+        <w:rPr>
+          <w:rStyle w:val="HTML"/>
+          <w:lang w:val="en-US"/>
+        </w:rPr>
+        <w:t xml:space="preserve"> (s, e) =&gt;</w:t>
+      </w:r>
+    </w:p>
+    <w:p>
+      <w:pPr>
+        <w:pStyle w:val="HTML0"/>
+        <w:rPr>
+          <w:rStyle w:val="HTML"/>
+          <w:lang w:val="en-US"/>
+        </w:rPr>
+      </w:pPr>
+      <w:r>
+        <w:rPr>
+          <w:rStyle w:val="HTML"/>
+          <w:lang w:val="en-US"/>
+        </w:rPr>
+        <w:t>{</w:t>
+      </w:r>
+    </w:p>
+    <w:p>
+      <w:pPr>
+        <w:pStyle w:val="HTML0"/>
+        <w:rPr>
+          <w:rStyle w:val="HTML"/>
+          <w:lang w:val="en-US"/>
+        </w:rPr>
+      </w:pPr>
+      <w:r>
+        <w:rPr>
+          <w:rStyle w:val="HTML"/>
+          <w:lang w:val="en-US"/>
+        </w:rPr>
+        <w:t xml:space="preserve">    </w:t>
+      </w:r>
+      <w:proofErr w:type="gramStart"/>
+      <w:r>
+        <w:rPr>
+          <w:rStyle w:val="hljs-keyword"/>
+          <w:lang w:val="en-US"/>
+        </w:rPr>
+        <w:t>await</w:t>
+      </w:r>
+      <w:proofErr w:type="gramEnd"/>
+      <w:r>
+        <w:rPr>
+          <w:rStyle w:val="HTML"/>
+          <w:lang w:val="en-US"/>
+        </w:rPr>
+        <w:t xml:space="preserve"> </w:t>
+      </w:r>
+      <w:proofErr w:type="spellStart"/>
+      <w:r>
+        <w:rPr>
+          <w:rStyle w:val="HTML"/>
+          <w:lang w:val="en-US"/>
+        </w:rPr>
+        <w:t>ActionLogger.Log</w:t>
+      </w:r>
+      <w:proofErr w:type="spellEnd"/>
+      <w:r>
+        <w:rPr>
+          <w:rStyle w:val="HTML"/>
+          <w:lang w:val="en-US"/>
+        </w:rPr>
+        <w:t>(...);</w:t>
+      </w:r>
+    </w:p>
+    <w:p>
+      <w:pPr>
+        <w:pStyle w:val="HTML0"/>
+        <w:rPr>
+          <w:rStyle w:val="HTML"/>
+          <w:lang w:val="en-US"/>
+        </w:rPr>
+      </w:pPr>
+      <w:r>
+        <w:rPr>
+          <w:rStyle w:val="HTML"/>
+          <w:lang w:val="en-US"/>
+        </w:rPr>
+        <w:t xml:space="preserve">    </w:t>
+      </w:r>
+      <w:proofErr w:type="spellStart"/>
+      <w:r>
+        <w:rPr>
+          <w:rStyle w:val="HTML"/>
+          <w:lang w:val="en-US"/>
+        </w:rPr>
+        <w:t>CustomForm_Load</w:t>
+      </w:r>
+      <w:proofErr w:type="spellEnd"/>
+      <w:r>
+        <w:rPr>
+          <w:rStyle w:val="HTML"/>
+          <w:lang w:val="en-US"/>
+        </w:rPr>
+        <w:t>(s, e);</w:t>
+      </w:r>
+    </w:p>
+    <w:p>
+      <w:pPr>
+        <w:pStyle w:val="HTML0"/>
+        <w:rPr>
+          <w:rStyle w:val="HTML"/>
+        </w:rPr>
+      </w:pPr>
+      <w:r>
+        <w:rPr>
+          <w:rStyle w:val="HTML"/>
+        </w:rPr>
+        <w:t>};</w:t>
+      </w:r>
+    </w:p>
+    <w:p>
+      <w:pPr>
+        <w:pStyle w:val="a5"/>
+      </w:pPr>
+      <w:r>
+        <w:t xml:space="preserve">А внутри </w:t>
+      </w:r>
+      <w:proofErr w:type="spellStart"/>
+      <w:r>
+        <w:rPr>
+          <w:rStyle w:val="HTML"/>
+        </w:rPr>
+        <w:t>CustomForm_Load</w:t>
+      </w:r>
+      <w:proofErr w:type="spellEnd"/>
+      <w:r>
+        <w:rPr>
+          <w:rStyle w:val="HTML"/>
+        </w:rPr>
+        <w:t>(...)</w:t>
+      </w:r>
+      <w:r>
+        <w:t xml:space="preserve"> происходит:</w:t>
+      </w:r>
+    </w:p>
+    <w:p>
+      <w:pPr>
+        <w:pStyle w:val="HTML0"/>
+        <w:rPr>
+          <w:rStyle w:val="HTML"/>
+          <w:lang w:val="en-US"/>
+        </w:rPr>
+      </w:pPr>
+      <w:proofErr w:type="gramStart"/>
+      <w:r>
+        <w:rPr>
+          <w:rStyle w:val="hljs-keyword"/>
+          <w:lang w:val="en-US"/>
+        </w:rPr>
+        <w:t>if</w:t>
+      </w:r>
+      <w:proofErr w:type="gramEnd"/>
+      <w:r>
+        <w:rPr>
+          <w:rStyle w:val="HTML"/>
+          <w:lang w:val="en-US"/>
+        </w:rPr>
+        <w:t xml:space="preserve"> (!_</w:t>
+      </w:r>
+      <w:proofErr w:type="spellStart"/>
+      <w:r>
+        <w:rPr>
+          <w:rStyle w:val="HTML"/>
+          <w:lang w:val="en-US"/>
+        </w:rPr>
+        <w:t>user.HasPermission</w:t>
+      </w:r>
+      <w:proofErr w:type="spellEnd"/>
+      <w:r>
+        <w:rPr>
+          <w:rStyle w:val="HTML"/>
+          <w:lang w:val="en-US"/>
+        </w:rPr>
+        <w:t>(</w:t>
+      </w:r>
+      <w:proofErr w:type="spellStart"/>
+      <w:r>
+        <w:rPr>
+          <w:rStyle w:val="HTML"/>
+          <w:lang w:val="en-US"/>
+        </w:rPr>
+        <w:t>formName</w:t>
+      </w:r>
+      <w:proofErr w:type="spellEnd"/>
+      <w:r>
+        <w:rPr>
+          <w:rStyle w:val="HTML"/>
+          <w:lang w:val="en-US"/>
+        </w:rPr>
+        <w:t xml:space="preserve">, </w:t>
+      </w:r>
+      <w:r>
+        <w:rPr>
+          <w:rStyle w:val="hljs-string"/>
+          <w:lang w:val="en-US"/>
+        </w:rPr>
+        <w:t>"</w:t>
+      </w:r>
+      <w:r>
+        <w:rPr>
+          <w:rStyle w:val="hljs-string"/>
+        </w:rPr>
+        <w:t>Просмотр</w:t>
+      </w:r>
+      <w:r>
+        <w:rPr>
+          <w:rStyle w:val="hljs-string"/>
+          <w:lang w:val="en-US"/>
+        </w:rPr>
+        <w:t>"</w:t>
+      </w:r>
+      <w:r>
+        <w:rPr>
+          <w:rStyle w:val="HTML"/>
+          <w:lang w:val="en-US"/>
+        </w:rPr>
+        <w:t>) &amp;&amp; !_</w:t>
+      </w:r>
+      <w:proofErr w:type="spellStart"/>
+      <w:r>
+        <w:rPr>
+          <w:rStyle w:val="HTML"/>
+          <w:lang w:val="en-US"/>
+        </w:rPr>
+        <w:t>user.HasPermission</w:t>
+      </w:r>
+      <w:proofErr w:type="spellEnd"/>
+      <w:r>
+        <w:rPr>
+          <w:rStyle w:val="HTML"/>
+          <w:lang w:val="en-US"/>
+        </w:rPr>
+        <w:t>(</w:t>
+      </w:r>
+      <w:proofErr w:type="spellStart"/>
+      <w:r>
+        <w:rPr>
+          <w:rStyle w:val="HTML"/>
+          <w:lang w:val="en-US"/>
+        </w:rPr>
+        <w:t>formName</w:t>
+      </w:r>
+      <w:proofErr w:type="spellEnd"/>
+      <w:r>
+        <w:rPr>
+          <w:rStyle w:val="HTML"/>
+          <w:lang w:val="en-US"/>
+        </w:rPr>
+        <w:t xml:space="preserve">, </w:t>
+      </w:r>
+      <w:r>
+        <w:rPr>
+          <w:rStyle w:val="hljs-string"/>
+          <w:lang w:val="en-US"/>
+        </w:rPr>
+        <w:t>"</w:t>
+      </w:r>
+      <w:r>
+        <w:rPr>
+          <w:rStyle w:val="hljs-string"/>
+        </w:rPr>
+        <w:t>Редактор</w:t>
+      </w:r>
+      <w:r>
+        <w:rPr>
+          <w:rStyle w:val="hljs-string"/>
+          <w:lang w:val="en-US"/>
+        </w:rPr>
+        <w:t>"</w:t>
+      </w:r>
+      <w:r>
+        <w:rPr>
+          <w:rStyle w:val="HTML"/>
+          <w:lang w:val="en-US"/>
+        </w:rPr>
+        <w:t>))</w:t>
+      </w:r>
+    </w:p>
+    <w:p>
+      <w:pPr>
+        <w:pStyle w:val="HTML0"/>
+        <w:rPr>
+          <w:rStyle w:val="HTML"/>
+        </w:rPr>
+      </w:pPr>
+      <w:r>
+        <w:rPr>
+          <w:rStyle w:val="HTML"/>
+        </w:rPr>
+        <w:t>{</w:t>
+      </w:r>
+    </w:p>
+    <w:p>
+      <w:pPr>
+        <w:pStyle w:val="HTML0"/>
+        <w:rPr>
+          <w:rStyle w:val="HTML"/>
+        </w:rPr>
+      </w:pPr>
+      <w:r>
+        <w:rPr>
+          <w:rStyle w:val="HTML"/>
+        </w:rPr>
+        <w:t xml:space="preserve">    </w:t>
+      </w:r>
+      <w:r>
+        <w:rPr>
+          <w:rStyle w:val="hljs-comment"/>
+          <w:rFonts w:eastAsiaTheme="majorEastAsia"/>
+        </w:rPr>
+        <w:t>// Закрытие формы</w:t>
+      </w:r>
+    </w:p>
+    <w:p>
+      <w:pPr>
+        <w:pStyle w:val="HTML0"/>
+        <w:rPr>
+          <w:rStyle w:val="HTML"/>
+        </w:rPr>
+      </w:pPr>
+      <w:r>
+        <w:rPr>
+          <w:rStyle w:val="HTML"/>
+        </w:rPr>
+        <w:t>}</w:t>
+      </w:r>
+    </w:p>
+    <w:p>
+      <w:pPr>
+        <w:pStyle w:val="HTML0"/>
+        <w:rPr>
+          <w:rStyle w:val="HTML"/>
+        </w:rPr>
+      </w:pPr>
+    </w:p>
+    <w:p>
+      <w:pPr>
+        <w:pStyle w:val="HTML0"/>
+        <w:rPr>
+          <w:rStyle w:val="HTML"/>
+        </w:rPr>
+      </w:pPr>
+      <w:proofErr w:type="spellStart"/>
+      <w:r>
+        <w:rPr>
+          <w:rStyle w:val="hljs-keyword"/>
+        </w:rPr>
+        <w:t>if</w:t>
+      </w:r>
+      <w:proofErr w:type="spellEnd"/>
+      <w:r>
+        <w:rPr>
+          <w:rStyle w:val="HTML"/>
+        </w:rPr>
+        <w:t xml:space="preserve"> (_</w:t>
+      </w:r>
+      <w:proofErr w:type="spellStart"/>
+      <w:r>
+        <w:rPr>
+          <w:rStyle w:val="HTML"/>
+        </w:rPr>
+        <w:t>user.HasPermission</w:t>
+      </w:r>
+      <w:proofErr w:type="spellEnd"/>
+      <w:r>
+        <w:rPr>
+          <w:rStyle w:val="HTML"/>
+        </w:rPr>
+        <w:t>(</w:t>
+      </w:r>
+      <w:proofErr w:type="spellStart"/>
+      <w:r>
+        <w:rPr>
+          <w:rStyle w:val="HTML"/>
+        </w:rPr>
+        <w:t>formName</w:t>
+      </w:r>
+      <w:proofErr w:type="spellEnd"/>
+      <w:r>
+        <w:rPr>
+          <w:rStyle w:val="HTML"/>
+        </w:rPr>
+        <w:t xml:space="preserve">, </w:t>
+      </w:r>
+      <w:r>
+        <w:rPr>
+          <w:rStyle w:val="hljs-string"/>
+        </w:rPr>
+        <w:t>"Просмотр"</w:t>
+      </w:r>
+      <w:r>
+        <w:rPr>
+          <w:rStyle w:val="HTML"/>
+        </w:rPr>
+        <w:t>) &amp;&amp;</w:t>
+      </w:r>
+      <w:proofErr w:type="gramStart"/>
+      <w:r>
+        <w:rPr>
+          <w:rStyle w:val="HTML"/>
+        </w:rPr>
+        <w:t xml:space="preserve"> !</w:t>
+      </w:r>
+      <w:proofErr w:type="gramEnd"/>
+      <w:r>
+        <w:rPr>
+          <w:rStyle w:val="HTML"/>
+        </w:rPr>
+        <w:t>_</w:t>
+      </w:r>
+      <w:proofErr w:type="spellStart"/>
+      <w:r>
+        <w:rPr>
+          <w:rStyle w:val="HTML"/>
+        </w:rPr>
+        <w:t>user.HasPermission</w:t>
+      </w:r>
+      <w:proofErr w:type="spellEnd"/>
+      <w:r>
+        <w:rPr>
+          <w:rStyle w:val="HTML"/>
+        </w:rPr>
+        <w:t>(</w:t>
+      </w:r>
+      <w:proofErr w:type="spellStart"/>
+      <w:r>
+        <w:rPr>
+          <w:rStyle w:val="HTML"/>
+        </w:rPr>
+        <w:t>formName</w:t>
+      </w:r>
+      <w:proofErr w:type="spellEnd"/>
+      <w:r>
+        <w:rPr>
+          <w:rStyle w:val="HTML"/>
+        </w:rPr>
+        <w:t xml:space="preserve">, </w:t>
+      </w:r>
+      <w:r>
+        <w:rPr>
+          <w:rStyle w:val="hljs-string"/>
+        </w:rPr>
+        <w:t>"Редактор"</w:t>
+      </w:r>
+      <w:r>
+        <w:rPr>
+          <w:rStyle w:val="HTML"/>
+        </w:rPr>
+        <w:t>))</w:t>
+      </w:r>
+    </w:p>
+    <w:p>
+      <w:pPr>
+        <w:pStyle w:val="HTML0"/>
+        <w:rPr>
+          <w:rStyle w:val="HTML"/>
+        </w:rPr>
+      </w:pPr>
+      <w:r>
+        <w:rPr>
+          <w:rStyle w:val="HTML"/>
+        </w:rPr>
+        <w:t>{</w:t>
+      </w:r>
+    </w:p>
+    <w:p>
+      <w:pPr>
+        <w:pStyle w:val="HTML0"/>
+        <w:rPr>
+          <w:rStyle w:val="HTML"/>
+        </w:rPr>
+      </w:pPr>
+      <w:r>
+        <w:rPr>
+          <w:rStyle w:val="HTML"/>
+        </w:rPr>
+        <w:t xml:space="preserve">    </w:t>
+      </w:r>
+      <w:r>
+        <w:rPr>
+          <w:rStyle w:val="hljs-comment"/>
+          <w:rFonts w:eastAsiaTheme="majorEastAsia"/>
+        </w:rPr>
+        <w:t>// Только просмотр — отключаем всё</w:t>
+      </w:r>
+    </w:p>
+    <w:p>
+      <w:pPr>
+        <w:pStyle w:val="HTML0"/>
+        <w:rPr>
+          <w:rStyle w:val="HTML"/>
+        </w:rPr>
+      </w:pPr>
+      <w:r>
+        <w:rPr>
+          <w:rStyle w:val="HTML"/>
+        </w:rPr>
+        <w:t xml:space="preserve">    </w:t>
+      </w:r>
+      <w:proofErr w:type="spellStart"/>
+      <w:r>
+        <w:rPr>
+          <w:rStyle w:val="HTML"/>
+        </w:rPr>
+        <w:t>DisableAllControls</w:t>
+      </w:r>
+      <w:proofErr w:type="spellEnd"/>
+      <w:r>
+        <w:rPr>
+          <w:rStyle w:val="HTML"/>
+        </w:rPr>
+        <w:t>(</w:t>
+      </w:r>
+      <w:proofErr w:type="spellStart"/>
+      <w:r>
+        <w:rPr>
+          <w:rStyle w:val="hljs-keyword"/>
+        </w:rPr>
+        <w:t>this</w:t>
+      </w:r>
+      <w:proofErr w:type="spellEnd"/>
+      <w:r>
+        <w:rPr>
+          <w:rStyle w:val="HTML"/>
+        </w:rPr>
+        <w:t>);</w:t>
+      </w:r>
+    </w:p>
+    <w:p>
+      <w:pPr>
+        <w:pStyle w:val="HTML0"/>
+        <w:rPr>
+          <w:rStyle w:val="HTML"/>
+        </w:rPr>
+      </w:pPr>
+      <w:r>
+        <w:rPr>
+          <w:rStyle w:val="HTML"/>
+        </w:rPr>
+        <w:t>}</w:t>
+      </w:r>
+    </w:p>
+    <w:p>
+      <w:pPr>
+        <w:pStyle w:val="HTML0"/>
+        <w:rPr>
+          <w:rStyle w:val="HTML"/>
+        </w:rPr>
+      </w:pPr>
+      <w:proofErr w:type="spellStart"/>
+      <w:r>
+        <w:rPr>
+          <w:rStyle w:val="hljs-keyword"/>
+        </w:rPr>
+        <w:t>else</w:t>
+      </w:r>
+      <w:proofErr w:type="spellEnd"/>
+    </w:p>
+    <w:p>
+      <w:pPr>
+        <w:pStyle w:val="HTML0"/>
+        <w:rPr>
+          <w:rStyle w:val="HTML"/>
+        </w:rPr>
+      </w:pPr>
+      <w:r>
+        <w:rPr>
+          <w:rStyle w:val="HTML"/>
+        </w:rPr>
+        <w:t>{</w:t>
+      </w:r>
+    </w:p>
+    <w:p>
+      <w:pPr>
+        <w:pStyle w:val="HTML0"/>
+        <w:rPr>
+          <w:rStyle w:val="HTML"/>
+        </w:rPr>
+      </w:pPr>
+      <w:r>
+        <w:rPr>
+          <w:rStyle w:val="HTML"/>
+        </w:rPr>
+        <w:t xml:space="preserve">    </w:t>
+      </w:r>
+      <w:r>
+        <w:rPr>
+          <w:rStyle w:val="hljs-comment"/>
+          <w:rFonts w:eastAsiaTheme="majorEastAsia"/>
+        </w:rPr>
+        <w:t>// Применяем доступ к каждому элементу</w:t>
+      </w:r>
+    </w:p>
+    <w:p>
+      <w:pPr>
+        <w:pStyle w:val="HTML0"/>
+        <w:rPr>
+          <w:rStyle w:val="HTML"/>
+        </w:rPr>
+      </w:pPr>
+      <w:r>
+        <w:rPr>
+          <w:rStyle w:val="HTML"/>
+        </w:rPr>
+        <w:t xml:space="preserve">    </w:t>
+      </w:r>
+      <w:proofErr w:type="spellStart"/>
+      <w:r>
+        <w:rPr>
+          <w:rStyle w:val="HTML"/>
+        </w:rPr>
+        <w:t>ApplyPermissionsToControls</w:t>
+      </w:r>
+      <w:proofErr w:type="spellEnd"/>
+      <w:r>
+        <w:rPr>
+          <w:rStyle w:val="HTML"/>
+        </w:rPr>
+        <w:t>(</w:t>
+      </w:r>
+      <w:proofErr w:type="spellStart"/>
+      <w:r>
+        <w:rPr>
+          <w:rStyle w:val="hljs-keyword"/>
+        </w:rPr>
+        <w:t>this</w:t>
+      </w:r>
+      <w:proofErr w:type="spellEnd"/>
+      <w:r>
+        <w:rPr>
+          <w:rStyle w:val="HTML"/>
+        </w:rPr>
+        <w:t>, _</w:t>
+      </w:r>
+      <w:proofErr w:type="spellStart"/>
+      <w:r>
+        <w:rPr>
+          <w:rStyle w:val="HTML"/>
+        </w:rPr>
+        <w:t>user</w:t>
+      </w:r>
+      <w:proofErr w:type="spellEnd"/>
+      <w:r>
+        <w:rPr>
+          <w:rStyle w:val="HTML"/>
+        </w:rPr>
+        <w:t>);</w:t>
+      </w:r>
+    </w:p>
+    <w:p>
+      <w:pPr>
+        <w:pStyle w:val="HTML0"/>
+        <w:rPr>
+          <w:rStyle w:val="HTML"/>
+        </w:rPr>
+      </w:pPr>
+      <w:r>
+        <w:rPr>
+          <w:rStyle w:val="HTML"/>
+        </w:rPr>
+        <w:t>}</w:t>
+      </w:r>
+    </w:p>
+    <w:p>
+      <w:pPr>
+        <w:pStyle w:val="a5"/>
+      </w:pPr>
+      <w:r>
+        <w:t xml:space="preserve">Метод </w:t>
+      </w:r>
+      <w:proofErr w:type="spellStart"/>
+      <w:r>
+        <w:rPr>
+          <w:rStyle w:val="HTML"/>
+        </w:rPr>
+        <w:t>ApplyPermissionsToControls</w:t>
+      </w:r>
+      <w:proofErr w:type="spellEnd"/>
+      <w:r>
+        <w:rPr>
+          <w:rStyle w:val="HTML"/>
+        </w:rPr>
+        <w:t>(...)</w:t>
+      </w:r>
+      <w:r>
+        <w:t xml:space="preserve"> рекурсивно проходит по всем </w:t>
+      </w:r>
+      <w:proofErr w:type="spellStart"/>
+      <w:r>
+        <w:rPr>
+          <w:rStyle w:val="HTML"/>
+        </w:rPr>
+        <w:t>Controls</w:t>
+      </w:r>
+      <w:proofErr w:type="spellEnd"/>
+      <w:r>
+        <w:t xml:space="preserve"> формы и вызывает:</w:t>
+      </w:r>
+    </w:p>
+    <w:p>
+      <w:pPr>
+        <w:pStyle w:val="HTML0"/>
+        <w:rPr>
+          <w:rStyle w:val="HTML"/>
+        </w:rPr>
+      </w:pPr>
+      <w:proofErr w:type="spellStart"/>
+      <w:r>
+        <w:rPr>
+          <w:rStyle w:val="HTML"/>
+        </w:rPr>
+        <w:t>themeable.ApplyPermission</w:t>
+      </w:r>
+      <w:proofErr w:type="spellEnd"/>
+      <w:r>
+        <w:rPr>
+          <w:rStyle w:val="HTML"/>
+        </w:rPr>
+        <w:t>(</w:t>
+      </w:r>
+      <w:proofErr w:type="spellStart"/>
+      <w:r>
+        <w:rPr>
+          <w:rStyle w:val="HTML"/>
+        </w:rPr>
+        <w:t>user</w:t>
+      </w:r>
+      <w:proofErr w:type="spellEnd"/>
+      <w:r>
+        <w:rPr>
+          <w:rStyle w:val="HTML"/>
+        </w:rPr>
+        <w:t>);</w:t>
+      </w:r>
+    </w:p>
+    <w:p>
+      <w:r>
+        <w:pict>
+          <v:rect id="_x0000_i1030" style="width:0;height:1.5pt" o:hralign="center" o:hrstd="t" o:hr="t" fillcolor="#a0a0a0" stroked="f"/>
+        </w:pict>
+      </w:r>
+    </w:p>
+    <w:p>
+      <w:pPr>
+        <w:pStyle w:val="2"/>
+      </w:pPr>
+      <w:r>
+        <w:t>🧠 Как использовать</w:t>
+      </w:r>
+    </w:p>
+    <w:p>
+      <w:pPr>
+        <w:pStyle w:val="3"/>
+      </w:pPr>
+      <w:r>
+        <w:t xml:space="preserve">Чтобы </w:t>
+      </w:r>
+      <w:proofErr w:type="spellStart"/>
+      <w:r>
+        <w:t>контрол</w:t>
+      </w:r>
+      <w:proofErr w:type="spellEnd"/>
+      <w:r>
+        <w:t xml:space="preserve"> участвовал в системе прав:</w:t>
+      </w:r>
+    </w:p>
+    <w:p>
+      <w:pPr>
+        <w:pStyle w:val="a5"/>
+        <w:numPr>
+          <w:ilvl w:val="0"/>
+          <w:numId w:val="7"/>
+        </w:numPr>
+      </w:pPr>
+      <w:r>
+        <w:t>Унаследуй его от нужного класса (</w:t>
+      </w:r>
+      <w:proofErr w:type="spellStart"/>
+      <w:r>
+        <w:rPr>
+          <w:rStyle w:val="HTML"/>
+        </w:rPr>
+        <w:t>CustomButton</w:t>
+      </w:r>
+      <w:proofErr w:type="spellEnd"/>
+      <w:r>
+        <w:t xml:space="preserve">, </w:t>
+      </w:r>
+      <w:proofErr w:type="spellStart"/>
+      <w:r>
+        <w:rPr>
+          <w:rStyle w:val="HTML"/>
+        </w:rPr>
+        <w:t>CustomTextBox</w:t>
+      </w:r>
+      <w:proofErr w:type="spellEnd"/>
+      <w:r>
+        <w:t>, и т.д.)</w:t>
+      </w:r>
+    </w:p>
+    <w:p>
+      <w:pPr>
+        <w:pStyle w:val="a5"/>
+        <w:numPr>
+          <w:ilvl w:val="0"/>
+          <w:numId w:val="7"/>
+        </w:numPr>
+        <w:rPr>
+          <w:rStyle w:val="HTML"/>
+        </w:rPr>
+      </w:pPr>
+      <w:r>
+        <w:lastRenderedPageBreak/>
+        <w:t xml:space="preserve">Укажи </w:t>
+      </w:r>
+      <w:proofErr w:type="spellStart"/>
+      <w:r>
+        <w:rPr>
+          <w:rStyle w:val="HTML"/>
+        </w:rPr>
+        <w:t>ObjectName</w:t>
+      </w:r>
+      <w:proofErr w:type="spellEnd"/>
+      <w:r>
+        <w:t xml:space="preserve"> (например, в </w:t>
+      </w:r>
+      <w:proofErr w:type="spellStart"/>
+      <w:r>
+        <w:rPr>
+          <w:rStyle w:val="HTML"/>
+        </w:rPr>
+        <w:t>Designer.cs</w:t>
+      </w:r>
+      <w:proofErr w:type="spellEnd"/>
+      <w:r>
+        <w:t xml:space="preserve"> или вручную):</w:t>
+      </w:r>
+      <w:r>
+        <w:rPr>
+          <w:rStyle w:val="HTML"/>
+        </w:rPr>
+        <w:t xml:space="preserve"> </w:t>
+      </w:r>
+      <w:proofErr w:type="spellStart"/>
+      <w:r>
+        <w:rPr>
+          <w:rStyle w:val="HTML"/>
+        </w:rPr>
+        <w:t>customButtonSave.ObjectName</w:t>
+      </w:r>
+      <w:proofErr w:type="spellEnd"/>
+      <w:r>
+        <w:rPr>
+          <w:rStyle w:val="HTML"/>
+        </w:rPr>
+        <w:t xml:space="preserve"> = </w:t>
+      </w:r>
+      <w:r>
+        <w:rPr>
+          <w:rStyle w:val="hljs-string"/>
+        </w:rPr>
+        <w:t>"</w:t>
+      </w:r>
+      <w:proofErr w:type="spellStart"/>
+      <w:r>
+        <w:rPr>
+          <w:rStyle w:val="hljs-string"/>
+        </w:rPr>
+        <w:t>SaveButton</w:t>
+      </w:r>
+      <w:proofErr w:type="spellEnd"/>
+      <w:r>
+        <w:rPr>
+          <w:rStyle w:val="hljs-string"/>
+        </w:rPr>
+        <w:t>"</w:t>
+      </w:r>
+      <w:r>
+        <w:rPr>
+          <w:rStyle w:val="HTML"/>
+        </w:rPr>
+        <w:t>;</w:t>
+      </w:r>
+    </w:p>
+    <w:p>
+      <w:pPr>
+        <w:pStyle w:val="a5"/>
+        <w:numPr>
+          <w:ilvl w:val="0"/>
+          <w:numId w:val="8"/>
+        </w:numPr>
+      </w:pPr>
+      <w:r>
+        <w:t xml:space="preserve">Убедись, что форма унаследована от </w:t>
+      </w:r>
+      <w:proofErr w:type="spellStart"/>
+      <w:r>
+        <w:rPr>
+          <w:rStyle w:val="HTML"/>
+        </w:rPr>
+        <w:t>CustomForm</w:t>
+      </w:r>
+      <w:proofErr w:type="spellEnd"/>
+      <w:r>
+        <w:t>.</w:t>
+      </w:r>
+    </w:p>
+    <w:p>
+      <w:r>
+        <w:pict>
+          <v:rect id="_x0000_i1031" style="width:0;height:1.5pt" o:hralign="center" o:hrstd="t" o:hr="t" fillcolor="#a0a0a0" stroked="f"/>
+        </w:pict>
+      </w:r>
+    </w:p>
+    <w:p>
+      <w:pPr>
+        <w:pStyle w:val="2"/>
+      </w:pPr>
+      <w:r>
+        <w:rPr>
+          <w:rFonts w:ascii="Segoe UI Symbol" w:hAnsi="Segoe UI Symbol" w:cs="Segoe UI Symbol"/>
+        </w:rPr>
+        <w:t>💡</w:t>
+      </w:r>
+      <w:r>
+        <w:t xml:space="preserve"> Как зарегистрировать объект в базе</w:t>
+      </w:r>
+    </w:p>
+    <w:p>
+      <w:pPr>
+        <w:pStyle w:val="a5"/>
+        <w:numPr>
+          <w:ilvl w:val="0"/>
+          <w:numId w:val="9"/>
+        </w:numPr>
+      </w:pPr>
+      <w:r>
+        <w:t xml:space="preserve">Форма </w:t>
+      </w:r>
+      <w:proofErr w:type="spellStart"/>
+      <w:r>
+        <w:rPr>
+          <w:rStyle w:val="HTML"/>
+        </w:rPr>
+        <w:t>AdminForm</w:t>
+      </w:r>
+      <w:proofErr w:type="spellEnd"/>
+      <w:r>
+        <w:rPr>
+          <w:rStyle w:val="HTML"/>
+        </w:rPr>
+        <w:t xml:space="preserve"> → Загрузка объектов</w:t>
+      </w:r>
+      <w:r>
+        <w:t xml:space="preserve"> позволяет просканировать все </w:t>
+      </w:r>
+      <w:proofErr w:type="spellStart"/>
+      <w:r>
+        <w:t>контролы</w:t>
+      </w:r>
+      <w:proofErr w:type="spellEnd"/>
+      <w:r>
+        <w:t xml:space="preserve"> на форме и записать в таблицу </w:t>
+      </w:r>
+      <w:proofErr w:type="spellStart"/>
+      <w:r>
+        <w:rPr>
+          <w:rStyle w:val="HTML"/>
+        </w:rPr>
+        <w:t>ObjectForm</w:t>
+      </w:r>
+      <w:proofErr w:type="spellEnd"/>
+      <w:r>
+        <w:t>.</w:t>
+      </w:r>
+    </w:p>
+    <w:p>
+      <w:pPr>
+        <w:pStyle w:val="a5"/>
+        <w:numPr>
+          <w:ilvl w:val="0"/>
+          <w:numId w:val="9"/>
+        </w:numPr>
+      </w:pPr>
+      <w:r>
+        <w:t>Каждому объекту присваивается:</w:t>
+      </w:r>
+    </w:p>
+    <w:p>
+      <w:pPr>
+        <w:pStyle w:val="a5"/>
+        <w:numPr>
+          <w:ilvl w:val="1"/>
+          <w:numId w:val="9"/>
+        </w:numPr>
+      </w:pPr>
+      <w:proofErr w:type="spellStart"/>
+      <w:r>
+        <w:rPr>
+          <w:rStyle w:val="HTML"/>
+        </w:rPr>
+        <w:t>ObjectName</w:t>
+      </w:r>
+      <w:proofErr w:type="spellEnd"/>
+    </w:p>
+    <w:p>
+      <w:pPr>
+        <w:pStyle w:val="a5"/>
+        <w:numPr>
+          <w:ilvl w:val="1"/>
+          <w:numId w:val="9"/>
+        </w:numPr>
+      </w:pPr>
+      <w:proofErr w:type="spellStart"/>
+      <w:r>
+        <w:rPr>
+          <w:rStyle w:val="HTML"/>
+        </w:rPr>
+        <w:t>FormID</w:t>
+      </w:r>
+      <w:proofErr w:type="spellEnd"/>
+    </w:p>
+    <w:p>
+      <w:pPr>
+        <w:pStyle w:val="a5"/>
+        <w:numPr>
+          <w:ilvl w:val="1"/>
+          <w:numId w:val="9"/>
+        </w:numPr>
+        <w:rPr>
+          <w:lang w:val="en-US"/>
+        </w:rPr>
+      </w:pPr>
+      <w:proofErr w:type="spellStart"/>
+      <w:r>
+        <w:rPr>
+          <w:rStyle w:val="HTML"/>
+          <w:lang w:val="en-US"/>
+        </w:rPr>
+        <w:t>ObjectType</w:t>
+      </w:r>
+      <w:proofErr w:type="spellEnd"/>
+      <w:r>
+        <w:rPr>
+          <w:lang w:val="en-US"/>
+        </w:rPr>
+        <w:t xml:space="preserve"> (</w:t>
+      </w:r>
+      <w:r>
+        <w:t>например</w:t>
+      </w:r>
+      <w:r>
+        <w:rPr>
+          <w:lang w:val="en-US"/>
+        </w:rPr>
+        <w:t xml:space="preserve">, Button, Label, Grid </w:t>
+      </w:r>
+      <w:r>
+        <w:t>и</w:t>
+      </w:r>
+      <w:r>
+        <w:rPr>
+          <w:lang w:val="en-US"/>
+        </w:rPr>
+        <w:t xml:space="preserve"> </w:t>
+      </w:r>
+      <w:r>
+        <w:t>т</w:t>
+      </w:r>
+      <w:r>
+        <w:rPr>
+          <w:lang w:val="en-US"/>
+        </w:rPr>
+        <w:t>.</w:t>
+      </w:r>
+      <w:r>
+        <w:t>д</w:t>
+      </w:r>
+      <w:r>
+        <w:rPr>
+          <w:lang w:val="en-US"/>
+        </w:rPr>
+        <w:t>.)</w:t>
+      </w:r>
+    </w:p>
+    <w:p>
+      <w:pPr>
+        <w:pStyle w:val="a5"/>
+        <w:numPr>
+          <w:ilvl w:val="0"/>
+          <w:numId w:val="9"/>
+        </w:numPr>
+      </w:pPr>
+      <w:r>
+        <w:t xml:space="preserve">Права задаются в таблице </w:t>
+      </w:r>
+      <w:proofErr w:type="spellStart"/>
+      <w:r>
+        <w:rPr>
+          <w:rStyle w:val="HTML"/>
+        </w:rPr>
+        <w:t>RoleObject</w:t>
+      </w:r>
+      <w:proofErr w:type="spellEnd"/>
+      <w:r>
+        <w:t xml:space="preserve">, связывающей объект с ролью и </w:t>
+      </w:r>
+      <w:proofErr w:type="spellStart"/>
+      <w:r>
+        <w:rPr>
+          <w:rStyle w:val="HTML"/>
+        </w:rPr>
+        <w:t>ModeID</w:t>
+      </w:r>
+      <w:proofErr w:type="spellEnd"/>
+      <w:r>
+        <w:t xml:space="preserve"> (0 — нет доступа, 1 — просмотр, 2 — редактор).</w:t>
+      </w:r>
+    </w:p>
+    <w:p>
+      <w:r>
+        <w:pict>
+          <v:rect id="_x0000_i1032" style="width:0;height:1.5pt" o:hralign="center" o:hrstd="t" o:hr="t" fillcolor="#a0a0a0" stroked="f"/>
+        </w:pict>
+      </w:r>
+    </w:p>
+    <w:p>
+      <w:pPr>
+        <w:pStyle w:val="2"/>
+      </w:pPr>
+      <w:r>
+        <w:t>🧪 Проверка</w:t>
+      </w:r>
+    </w:p>
+    <w:p>
+      <w:pPr>
+        <w:pStyle w:val="a5"/>
+      </w:pPr>
+      <w:r>
+        <w:t>После запуска формы:</w:t>
+      </w:r>
+    </w:p>
+    <w:p>
+      <w:pPr>
+        <w:pStyle w:val="a5"/>
+        <w:numPr>
+          <w:ilvl w:val="0"/>
+          <w:numId w:val="10"/>
+        </w:numPr>
+      </w:pPr>
+      <w:r>
+        <w:t xml:space="preserve">Все </w:t>
+      </w:r>
+      <w:proofErr w:type="spellStart"/>
+      <w:r>
+        <w:t>контролы</w:t>
+      </w:r>
+      <w:proofErr w:type="spellEnd"/>
+      <w:r>
+        <w:t xml:space="preserve">, реализующие </w:t>
+      </w:r>
+      <w:proofErr w:type="spellStart"/>
+      <w:r>
+        <w:rPr>
+          <w:rStyle w:val="HTML"/>
+        </w:rPr>
+        <w:t>IThemeableControl</w:t>
+      </w:r>
+      <w:proofErr w:type="spellEnd"/>
+      <w:r>
+        <w:t>, автоматически проверяются на наличие прав.</w:t>
+      </w:r>
+    </w:p>
+    <w:p>
+      <w:pPr>
+        <w:pStyle w:val="a5"/>
+        <w:numPr>
+          <w:ilvl w:val="0"/>
+          <w:numId w:val="10"/>
+        </w:numPr>
+      </w:pPr>
+      <w:proofErr w:type="spellStart"/>
+      <w:r>
+        <w:rPr>
+          <w:rStyle w:val="HTML"/>
+        </w:rPr>
+        <w:t>ObjectName</w:t>
+      </w:r>
+      <w:proofErr w:type="spellEnd"/>
+      <w:r>
+        <w:t xml:space="preserve"> каждого </w:t>
+      </w:r>
+      <w:proofErr w:type="spellStart"/>
+      <w:r>
+        <w:t>контрола</w:t>
+      </w:r>
+      <w:proofErr w:type="spellEnd"/>
+      <w:r>
+        <w:t xml:space="preserve"> сравнивается с записями в </w:t>
+      </w:r>
+      <w:proofErr w:type="spellStart"/>
+      <w:r>
+        <w:rPr>
+          <w:rStyle w:val="HTML"/>
+        </w:rPr>
+        <w:t>RoleObject</w:t>
+      </w:r>
+      <w:proofErr w:type="spellEnd"/>
+      <w:r>
+        <w:t>.</w:t>
+      </w:r>
+    </w:p>
+    <w:p>
+      <w:pPr>
+        <w:pStyle w:val="a5"/>
+        <w:numPr>
+          <w:ilvl w:val="0"/>
+          <w:numId w:val="10"/>
+        </w:numPr>
+      </w:pPr>
+      <w:r>
+        <w:t xml:space="preserve">Элементы автоматически </w:t>
+      </w:r>
+      <w:proofErr w:type="gramStart"/>
+      <w:r>
+        <w:t>скрываются</w:t>
+      </w:r>
+      <w:proofErr w:type="gramEnd"/>
+      <w:r>
+        <w:t>/отключаются, если прав нет.</w:t>
+      </w:r>
+    </w:p>
+    <w:p>
+      <w:pPr>
+        <w:pStyle w:val="2"/>
+      </w:pPr>
+      <w:r>
+        <w:rPr>
+          <w:rFonts w:ascii="Cambria" w:hAnsi="Cambria" w:cs="Cambria"/>
+        </w:rPr>
+        <w:t>🧩</w:t>
+      </w:r>
+      <w:r>
+        <w:t xml:space="preserve"> Что такое </w:t>
+      </w:r>
+      <w:proofErr w:type="spellStart"/>
+      <w:r>
+        <w:rPr>
+          <w:rStyle w:val="HTML"/>
+        </w:rPr>
+        <w:t>CustomForm</w:t>
+      </w:r>
+      <w:proofErr w:type="spellEnd"/>
+    </w:p>
+    <w:p>
+      <w:pPr>
+        <w:pStyle w:val="a5"/>
+      </w:pPr>
+      <w:proofErr w:type="spellStart"/>
+      <w:r>
+        <w:rPr>
+          <w:rStyle w:val="HTML"/>
+        </w:rPr>
+        <w:t>CustomForm</w:t>
+      </w:r>
+      <w:proofErr w:type="spellEnd"/>
+      <w:r>
+        <w:t xml:space="preserve"> — это базовая форма, от которой должны </w:t>
+      </w:r>
+      <w:r>
+        <w:rPr>
+          <w:rStyle w:val="a6"/>
+        </w:rPr>
+        <w:t>наследоваться все формы</w:t>
+      </w:r>
+      <w:r>
+        <w:t>, в которых требуется автоматическое:</w:t>
+      </w:r>
+    </w:p>
+    <w:p>
+      <w:pPr>
+        <w:pStyle w:val="a5"/>
+        <w:numPr>
+          <w:ilvl w:val="0"/>
+          <w:numId w:val="11"/>
+        </w:numPr>
+      </w:pPr>
+      <w:r>
+        <w:t>применение темы оформления (</w:t>
+      </w:r>
+      <w:proofErr w:type="spellStart"/>
+      <w:r>
+        <w:rPr>
+          <w:rStyle w:val="HTML"/>
+        </w:rPr>
+        <w:t>ApplyTheme</w:t>
+      </w:r>
+      <w:proofErr w:type="spellEnd"/>
+      <w:r>
+        <w:t>)</w:t>
+      </w:r>
+    </w:p>
+    <w:p>
+      <w:pPr>
+        <w:pStyle w:val="a5"/>
+        <w:numPr>
+          <w:ilvl w:val="0"/>
+          <w:numId w:val="11"/>
+        </w:numPr>
+      </w:pPr>
+      <w:proofErr w:type="spellStart"/>
+      <w:r>
+        <w:t>логирование</w:t>
+      </w:r>
+      <w:proofErr w:type="spellEnd"/>
+      <w:r>
+        <w:t xml:space="preserve"> действий пользователя</w:t>
+      </w:r>
+    </w:p>
+    <w:p>
+      <w:pPr>
+        <w:pStyle w:val="a5"/>
+        <w:numPr>
+          <w:ilvl w:val="0"/>
+          <w:numId w:val="11"/>
+        </w:numPr>
+      </w:pPr>
+      <w:r>
+        <w:t>проверка прав доступа на форму и её элементы</w:t>
+      </w:r>
+    </w:p>
+    <w:p>
+      <w:pPr>
+        <w:pStyle w:val="a5"/>
+      </w:pPr>
+      <w:r>
+        <w:t xml:space="preserve">Она реализует систему </w:t>
+      </w:r>
+      <w:r>
+        <w:rPr>
+          <w:rStyle w:val="a6"/>
+        </w:rPr>
+        <w:t>ролевого доступа на уровне формы и объектов управления (UI-элементов)</w:t>
+      </w:r>
+      <w:r>
+        <w:t>.</w:t>
+      </w:r>
+    </w:p>
+    <w:p>
+      <w:r>
+        <w:pict>
+          <v:rect id="_x0000_i1033" style="width:0;height:1.5pt" o:hralign="center" o:hrstd="t" o:hr="t" fillcolor="#a0a0a0" stroked="f"/>
+        </w:pict>
+      </w:r>
+    </w:p>
+    <w:p>
+      <w:pPr>
+        <w:pStyle w:val="2"/>
+      </w:pPr>
+      <w:r>
+        <w:rPr>
+          <w:rFonts w:ascii="Segoe UI Symbol" w:hAnsi="Segoe UI Symbol" w:cs="Segoe UI Symbol"/>
+        </w:rPr>
+        <w:t>🔐</w:t>
+      </w:r>
+      <w:r>
+        <w:t xml:space="preserve"> Распределение доступа в </w:t>
+      </w:r>
+      <w:proofErr w:type="spellStart"/>
+      <w:r>
+        <w:rPr>
+          <w:rStyle w:val="HTML"/>
+        </w:rPr>
+        <w:t>CustomForm</w:t>
+      </w:r>
+      <w:proofErr w:type="spellEnd"/>
+    </w:p>
+    <w:p>
+      <w:pPr>
+        <w:pStyle w:val="3"/>
+      </w:pPr>
+      <w:r>
+        <w:rPr>
+          <w:rFonts w:ascii="Segoe UI Symbol" w:hAnsi="Segoe UI Symbol" w:cs="Segoe UI Symbol"/>
+        </w:rPr>
+        <w:t>🔁</w:t>
+      </w:r>
+      <w:r>
+        <w:t xml:space="preserve"> Метод </w:t>
+      </w:r>
+      <w:proofErr w:type="spellStart"/>
+      <w:r>
+        <w:rPr>
+          <w:rStyle w:val="HTML"/>
+          <w:rFonts w:eastAsiaTheme="majorEastAsia"/>
+        </w:rPr>
+        <w:t>CustomForm_Load</w:t>
+      </w:r>
+      <w:proofErr w:type="spellEnd"/>
+      <w:r>
+        <w:rPr>
+          <w:rStyle w:val="HTML"/>
+          <w:rFonts w:eastAsiaTheme="majorEastAsia"/>
+        </w:rPr>
+        <w:t>(...)</w:t>
+      </w:r>
+    </w:p>
+    <w:p>
+      <w:pPr>
+        <w:pStyle w:val="a5"/>
+        <w:rPr>
+          <w:lang w:val="en-US"/>
+        </w:rPr>
+      </w:pPr>
+      <w:r>
+        <w:t xml:space="preserve">Вызывается при загрузке формы и выполняет </w:t>
+      </w:r>
+      <w:r>
+        <w:rPr>
+          <w:rStyle w:val="a6"/>
+        </w:rPr>
+        <w:t>3 ключевые задачи</w:t>
+      </w:r>
+      <w:r>
+        <w:t>:</w:t>
+      </w:r>
+    </w:p>
+    <w:p>
+      <w:pPr>
+        <w:pStyle w:val="HTML0"/>
+        <w:rPr>
+          <w:rStyle w:val="HTML"/>
+          <w:lang w:val="en-US"/>
+        </w:rPr>
+      </w:pPr>
+      <w:proofErr w:type="gramStart"/>
+      <w:r>
+        <w:rPr>
+          <w:rStyle w:val="hljs-keyword"/>
+          <w:lang w:val="en-US"/>
+        </w:rPr>
+        <w:lastRenderedPageBreak/>
+        <w:t>private</w:t>
+      </w:r>
+      <w:proofErr w:type="gramEnd"/>
+      <w:r>
+        <w:rPr>
+          <w:rStyle w:val="HTML"/>
+          <w:lang w:val="en-US"/>
+        </w:rPr>
+        <w:t xml:space="preserve"> </w:t>
+      </w:r>
+      <w:proofErr w:type="spellStart"/>
+      <w:r>
+        <w:rPr>
+          <w:rStyle w:val="hljs-keyword"/>
+          <w:lang w:val="en-US"/>
+        </w:rPr>
+        <w:t>async</w:t>
+      </w:r>
+      <w:proofErr w:type="spellEnd"/>
+      <w:r>
+        <w:rPr>
+          <w:rStyle w:val="HTML"/>
+          <w:lang w:val="en-US"/>
+        </w:rPr>
+        <w:t xml:space="preserve"> </w:t>
+      </w:r>
+      <w:r>
+        <w:rPr>
+          <w:rStyle w:val="hljs-keyword"/>
+          <w:lang w:val="en-US"/>
+        </w:rPr>
+        <w:t>void</w:t>
+      </w:r>
+      <w:r>
+        <w:rPr>
+          <w:rStyle w:val="HTML"/>
+          <w:lang w:val="en-US"/>
+        </w:rPr>
+        <w:t xml:space="preserve"> </w:t>
+      </w:r>
+      <w:proofErr w:type="spellStart"/>
+      <w:r>
+        <w:rPr>
+          <w:rStyle w:val="hljs-title"/>
+          <w:lang w:val="en-US"/>
+        </w:rPr>
+        <w:t>CustomForm_Load</w:t>
+      </w:r>
+      <w:proofErr w:type="spellEnd"/>
+      <w:r>
+        <w:rPr>
+          <w:rStyle w:val="HTML"/>
+          <w:lang w:val="en-US"/>
+        </w:rPr>
+        <w:t>(</w:t>
+      </w:r>
+      <w:r>
+        <w:rPr>
+          <w:rStyle w:val="hljs-builtin"/>
+          <w:lang w:val="en-US"/>
+        </w:rPr>
+        <w:t>object</w:t>
+      </w:r>
+      <w:r>
+        <w:rPr>
+          <w:rStyle w:val="HTML"/>
+          <w:lang w:val="en-US"/>
+        </w:rPr>
+        <w:t xml:space="preserve"> sender, </w:t>
+      </w:r>
+      <w:proofErr w:type="spellStart"/>
+      <w:r>
+        <w:rPr>
+          <w:rStyle w:val="HTML"/>
+          <w:lang w:val="en-US"/>
+        </w:rPr>
+        <w:t>EventArgs</w:t>
+      </w:r>
+      <w:proofErr w:type="spellEnd"/>
+      <w:r>
+        <w:rPr>
+          <w:rStyle w:val="HTML"/>
+          <w:lang w:val="en-US"/>
+        </w:rPr>
+        <w:t xml:space="preserve"> e)</w:t>
+      </w:r>
+    </w:p>
+    <w:p>
+      <w:pPr>
+        <w:pStyle w:val="HTML0"/>
+        <w:rPr>
+          <w:rStyle w:val="HTML"/>
+          <w:lang w:val="en-US"/>
+        </w:rPr>
+      </w:pPr>
+      <w:r>
+        <w:rPr>
+          <w:rStyle w:val="HTML"/>
+          <w:lang w:val="en-US"/>
+        </w:rPr>
+        <w:t>{</w:t>
+      </w:r>
+    </w:p>
+    <w:p>
+      <w:pPr>
+        <w:pStyle w:val="HTML0"/>
+        <w:rPr>
+          <w:rStyle w:val="HTML"/>
+          <w:lang w:val="en-US"/>
+        </w:rPr>
+      </w:pPr>
+      <w:r>
+        <w:rPr>
+          <w:rStyle w:val="HTML"/>
+          <w:lang w:val="en-US"/>
+        </w:rPr>
+        <w:t xml:space="preserve">    </w:t>
+      </w:r>
+      <w:proofErr w:type="gramStart"/>
+      <w:r>
+        <w:rPr>
+          <w:rStyle w:val="hljs-builtin"/>
+          <w:lang w:val="en-US"/>
+        </w:rPr>
+        <w:t>string</w:t>
+      </w:r>
+      <w:proofErr w:type="gramEnd"/>
+      <w:r>
+        <w:rPr>
+          <w:rStyle w:val="HTML"/>
+          <w:lang w:val="en-US"/>
+        </w:rPr>
+        <w:t xml:space="preserve"> </w:t>
+      </w:r>
+      <w:proofErr w:type="spellStart"/>
+      <w:r>
+        <w:rPr>
+          <w:rStyle w:val="HTML"/>
+          <w:lang w:val="en-US"/>
+        </w:rPr>
+        <w:t>formName</w:t>
+      </w:r>
+      <w:proofErr w:type="spellEnd"/>
+      <w:r>
+        <w:rPr>
+          <w:rStyle w:val="HTML"/>
+          <w:lang w:val="en-US"/>
+        </w:rPr>
+        <w:t xml:space="preserve"> = </w:t>
+      </w:r>
+      <w:proofErr w:type="spellStart"/>
+      <w:r>
+        <w:rPr>
+          <w:rStyle w:val="hljs-keyword"/>
+          <w:lang w:val="en-US"/>
+        </w:rPr>
+        <w:t>this</w:t>
+      </w:r>
+      <w:r>
+        <w:rPr>
+          <w:rStyle w:val="HTML"/>
+          <w:lang w:val="en-US"/>
+        </w:rPr>
+        <w:t>.GetType</w:t>
+      </w:r>
+      <w:proofErr w:type="spellEnd"/>
+      <w:r>
+        <w:rPr>
+          <w:rStyle w:val="HTML"/>
+          <w:lang w:val="en-US"/>
+        </w:rPr>
+        <w:t>().Name;</w:t>
+      </w:r>
+    </w:p>
+    <w:p>
+      <w:pPr>
+        <w:pStyle w:val="HTML0"/>
+        <w:rPr>
+          <w:rStyle w:val="HTML"/>
+          <w:lang w:val="en-US"/>
+        </w:rPr>
+      </w:pPr>
+    </w:p>
+    <w:p>
+      <w:pPr>
+        <w:pStyle w:val="HTML0"/>
+        <w:rPr>
+          <w:rStyle w:val="HTML"/>
+        </w:rPr>
+      </w:pPr>
+      <w:r>
+        <w:rPr>
+          <w:rStyle w:val="HTML"/>
+          <w:lang w:val="en-US"/>
+        </w:rPr>
+        <w:t xml:space="preserve">    </w:t>
+      </w:r>
+      <w:proofErr w:type="spellStart"/>
+      <w:r>
+        <w:rPr>
+          <w:rStyle w:val="hljs-keyword"/>
+        </w:rPr>
+        <w:t>await</w:t>
+      </w:r>
+      <w:proofErr w:type="spellEnd"/>
+      <w:r>
+        <w:rPr>
+          <w:rStyle w:val="HTML"/>
+        </w:rPr>
+        <w:t xml:space="preserve"> _</w:t>
+      </w:r>
+      <w:proofErr w:type="spellStart"/>
+      <w:r>
+        <w:rPr>
+          <w:rStyle w:val="HTML"/>
+        </w:rPr>
+        <w:t>user.LoadObjectForm</w:t>
+      </w:r>
+      <w:proofErr w:type="spellEnd"/>
+      <w:r>
+        <w:rPr>
+          <w:rStyle w:val="HTML"/>
+        </w:rPr>
+        <w:t>(</w:t>
+      </w:r>
+      <w:proofErr w:type="spellStart"/>
+      <w:r>
+        <w:rPr>
+          <w:rStyle w:val="HTML"/>
+        </w:rPr>
+        <w:t>formName</w:t>
+      </w:r>
+      <w:proofErr w:type="spellEnd"/>
+      <w:r>
+        <w:rPr>
+          <w:rStyle w:val="HTML"/>
+        </w:rPr>
+        <w:t xml:space="preserve">); </w:t>
+      </w:r>
+      <w:r>
+        <w:rPr>
+          <w:rStyle w:val="hljs-comment"/>
+        </w:rPr>
+        <w:t>// загружаем объекты этой формы для текущего пользователя</w:t>
+      </w:r>
+    </w:p>
+    <w:p>
+      <w:pPr>
+        <w:pStyle w:val="HTML0"/>
+        <w:rPr>
+          <w:rStyle w:val="HTML"/>
+        </w:rPr>
+      </w:pPr>
+    </w:p>
+    <w:p>
+      <w:pPr>
+        <w:pStyle w:val="HTML0"/>
+        <w:rPr>
+          <w:rStyle w:val="HTML"/>
+        </w:rPr>
+      </w:pPr>
+      <w:r>
+        <w:rPr>
+          <w:rStyle w:val="HTML"/>
+        </w:rPr>
+        <w:t xml:space="preserve">    </w:t>
+      </w:r>
+      <w:r>
+        <w:rPr>
+          <w:rStyle w:val="hljs-comment"/>
+        </w:rPr>
+        <w:t>// 1. Проверка: есть ли вообще доступ к форме</w:t>
+      </w:r>
+    </w:p>
+    <w:p>
+      <w:pPr>
+        <w:pStyle w:val="HTML0"/>
+        <w:rPr>
+          <w:rStyle w:val="HTML"/>
+          <w:lang w:val="en-US"/>
+        </w:rPr>
+      </w:pPr>
+      <w:r>
+        <w:rPr>
+          <w:rStyle w:val="HTML"/>
+        </w:rPr>
+        <w:t xml:space="preserve">    </w:t>
+      </w:r>
+      <w:proofErr w:type="gramStart"/>
+      <w:r>
+        <w:rPr>
+          <w:rStyle w:val="hljs-keyword"/>
+          <w:lang w:val="en-US"/>
+        </w:rPr>
+        <w:t>if</w:t>
+      </w:r>
+      <w:proofErr w:type="gramEnd"/>
+      <w:r>
+        <w:rPr>
+          <w:rStyle w:val="HTML"/>
+          <w:lang w:val="en-US"/>
+        </w:rPr>
+        <w:t xml:space="preserve"> (!_</w:t>
+      </w:r>
+      <w:proofErr w:type="spellStart"/>
+      <w:r>
+        <w:rPr>
+          <w:rStyle w:val="HTML"/>
+          <w:lang w:val="en-US"/>
+        </w:rPr>
+        <w:t>user.HasPermission</w:t>
+      </w:r>
+      <w:proofErr w:type="spellEnd"/>
+      <w:r>
+        <w:rPr>
+          <w:rStyle w:val="HTML"/>
+          <w:lang w:val="en-US"/>
+        </w:rPr>
+        <w:t>(</w:t>
+      </w:r>
+      <w:proofErr w:type="spellStart"/>
+      <w:r>
+        <w:rPr>
+          <w:rStyle w:val="HTML"/>
+          <w:lang w:val="en-US"/>
+        </w:rPr>
+        <w:t>formName</w:t>
+      </w:r>
+      <w:proofErr w:type="spellEnd"/>
+      <w:r>
+        <w:rPr>
+          <w:rStyle w:val="HTML"/>
+          <w:lang w:val="en-US"/>
+        </w:rPr>
+        <w:t xml:space="preserve">, </w:t>
+      </w:r>
+      <w:r>
+        <w:rPr>
+          <w:rStyle w:val="hljs-string"/>
+          <w:rFonts w:eastAsiaTheme="majorEastAsia"/>
+          <w:lang w:val="en-US"/>
+        </w:rPr>
+        <w:t>"</w:t>
+      </w:r>
+      <w:r>
+        <w:rPr>
+          <w:rStyle w:val="hljs-string"/>
+          <w:rFonts w:eastAsiaTheme="majorEastAsia"/>
+        </w:rPr>
+        <w:t>Просмотр</w:t>
+      </w:r>
+      <w:r>
+        <w:rPr>
+          <w:rStyle w:val="hljs-string"/>
+          <w:rFonts w:eastAsiaTheme="majorEastAsia"/>
+          <w:lang w:val="en-US"/>
+        </w:rPr>
+        <w:t>"</w:t>
+      </w:r>
+      <w:r>
+        <w:rPr>
+          <w:rStyle w:val="HTML"/>
+          <w:lang w:val="en-US"/>
+        </w:rPr>
+        <w:t>) &amp;&amp; !_</w:t>
+      </w:r>
+      <w:proofErr w:type="spellStart"/>
+      <w:r>
+        <w:rPr>
+          <w:rStyle w:val="HTML"/>
+          <w:lang w:val="en-US"/>
+        </w:rPr>
+        <w:t>user.HasPermission</w:t>
+      </w:r>
+      <w:proofErr w:type="spellEnd"/>
+      <w:r>
+        <w:rPr>
+          <w:rStyle w:val="HTML"/>
+          <w:lang w:val="en-US"/>
+        </w:rPr>
+        <w:t>(</w:t>
+      </w:r>
+      <w:proofErr w:type="spellStart"/>
+      <w:r>
+        <w:rPr>
+          <w:rStyle w:val="HTML"/>
+          <w:lang w:val="en-US"/>
+        </w:rPr>
+        <w:t>formName</w:t>
+      </w:r>
+      <w:proofErr w:type="spellEnd"/>
+      <w:r>
+        <w:rPr>
+          <w:rStyle w:val="HTML"/>
+          <w:lang w:val="en-US"/>
+        </w:rPr>
+        <w:t xml:space="preserve">, </w:t>
+      </w:r>
+      <w:r>
+        <w:rPr>
+          <w:rStyle w:val="hljs-string"/>
+          <w:rFonts w:eastAsiaTheme="majorEastAsia"/>
+          <w:lang w:val="en-US"/>
+        </w:rPr>
+        <w:t>"</w:t>
+      </w:r>
+      <w:r>
+        <w:rPr>
+          <w:rStyle w:val="hljs-string"/>
+          <w:rFonts w:eastAsiaTheme="majorEastAsia"/>
+        </w:rPr>
+        <w:t>Редактор</w:t>
+      </w:r>
+      <w:r>
+        <w:rPr>
+          <w:rStyle w:val="hljs-string"/>
+          <w:rFonts w:eastAsiaTheme="majorEastAsia"/>
+          <w:lang w:val="en-US"/>
+        </w:rPr>
+        <w:t>"</w:t>
+      </w:r>
+      <w:r>
+        <w:rPr>
+          <w:rStyle w:val="HTML"/>
+          <w:lang w:val="en-US"/>
+        </w:rPr>
+        <w:t>))</w:t>
+      </w:r>
+    </w:p>
+    <w:p>
+      <w:pPr>
+        <w:pStyle w:val="HTML0"/>
+        <w:rPr>
+          <w:rStyle w:val="HTML"/>
+        </w:rPr>
+      </w:pPr>
+      <w:r>
+        <w:rPr>
+          <w:rStyle w:val="HTML"/>
+          <w:lang w:val="en-US"/>
+        </w:rPr>
+        <w:t xml:space="preserve">    </w:t>
+      </w:r>
+      <w:r>
+        <w:rPr>
+          <w:rStyle w:val="HTML"/>
+        </w:rPr>
+        <w:t>{</w:t>
+      </w:r>
+    </w:p>
+    <w:p>
+      <w:pPr>
+        <w:pStyle w:val="HTML0"/>
+        <w:rPr>
+          <w:rStyle w:val="HTML"/>
+        </w:rPr>
+      </w:pPr>
+      <w:r>
+        <w:rPr>
+          <w:rStyle w:val="HTML"/>
+        </w:rPr>
+        <w:t xml:space="preserve">        </w:t>
+      </w:r>
+      <w:proofErr w:type="spellStart"/>
+      <w:r>
+        <w:rPr>
+          <w:rStyle w:val="HTML"/>
+        </w:rPr>
+        <w:t>MessageBox.Show</w:t>
+      </w:r>
+      <w:proofErr w:type="spellEnd"/>
+      <w:r>
+        <w:rPr>
+          <w:rStyle w:val="HTML"/>
+        </w:rPr>
+        <w:t>(</w:t>
+      </w:r>
+      <w:r>
+        <w:rPr>
+          <w:rStyle w:val="hljs-string"/>
+          <w:rFonts w:eastAsiaTheme="majorEastAsia"/>
+        </w:rPr>
+        <w:t>$"У вас нет доступа к форме '</w:t>
+      </w:r>
+      <w:r>
+        <w:rPr>
+          <w:rStyle w:val="hljs-subst"/>
+        </w:rPr>
+        <w:t>{</w:t>
+      </w:r>
+      <w:proofErr w:type="spellStart"/>
+      <w:r>
+        <w:rPr>
+          <w:rStyle w:val="hljs-subst"/>
+        </w:rPr>
+        <w:t>formName</w:t>
+      </w:r>
+      <w:proofErr w:type="spellEnd"/>
+      <w:r>
+        <w:rPr>
+          <w:rStyle w:val="hljs-subst"/>
+        </w:rPr>
+        <w:t>}</w:t>
+      </w:r>
+      <w:r>
+        <w:rPr>
+          <w:rStyle w:val="HTML"/>
+        </w:rPr>
+        <w:t>'", ...);</w:t>
+      </w:r>
+    </w:p>
+    <w:p>
+      <w:pPr>
+        <w:pStyle w:val="HTML0"/>
+        <w:rPr>
+          <w:rStyle w:val="HTML"/>
+          <w:lang w:val="en-US"/>
+        </w:rPr>
+      </w:pPr>
+      <w:r>
+        <w:rPr>
+          <w:rStyle w:val="HTML"/>
+        </w:rPr>
+        <w:t xml:space="preserve">        </w:t>
+      </w:r>
+      <w:proofErr w:type="spellStart"/>
+      <w:proofErr w:type="gramStart"/>
+      <w:r>
+        <w:rPr>
+          <w:rStyle w:val="hljs-keyword"/>
+          <w:lang w:val="en-US"/>
+        </w:rPr>
+        <w:t>this</w:t>
+      </w:r>
+      <w:r>
+        <w:rPr>
+          <w:rStyle w:val="HTML"/>
+          <w:lang w:val="en-US"/>
+        </w:rPr>
+        <w:t>.BeginInvoke</w:t>
+      </w:r>
+      <w:proofErr w:type="spellEnd"/>
+      <w:r>
+        <w:rPr>
+          <w:rStyle w:val="HTML"/>
+          <w:lang w:val="en-US"/>
+        </w:rPr>
+        <w:t>(</w:t>
+      </w:r>
+      <w:proofErr w:type="gramEnd"/>
+      <w:r>
+        <w:rPr>
+          <w:rStyle w:val="HTML"/>
+          <w:lang w:val="en-US"/>
+        </w:rPr>
+        <w:t>(</w:t>
+      </w:r>
+      <w:proofErr w:type="spellStart"/>
+      <w:r>
+        <w:rPr>
+          <w:rStyle w:val="HTML"/>
+          <w:lang w:val="en-US"/>
+        </w:rPr>
+        <w:t>MethodInvoker</w:t>
+      </w:r>
+      <w:proofErr w:type="spellEnd"/>
+      <w:r>
+        <w:rPr>
+          <w:rStyle w:val="HTML"/>
+          <w:lang w:val="en-US"/>
+        </w:rPr>
+        <w:t xml:space="preserve">)(() =&gt; </w:t>
+      </w:r>
+      <w:proofErr w:type="spellStart"/>
+      <w:r>
+        <w:rPr>
+          <w:rStyle w:val="hljs-keyword"/>
+          <w:lang w:val="en-US"/>
+        </w:rPr>
+        <w:t>this</w:t>
+      </w:r>
+      <w:r>
+        <w:rPr>
+          <w:rStyle w:val="HTML"/>
+          <w:lang w:val="en-US"/>
+        </w:rPr>
+        <w:t>.Close</w:t>
+      </w:r>
+      <w:proofErr w:type="spellEnd"/>
+      <w:r>
+        <w:rPr>
+          <w:rStyle w:val="HTML"/>
+          <w:lang w:val="en-US"/>
+        </w:rPr>
+        <w:t>()));</w:t>
+      </w:r>
+    </w:p>
+    <w:p>
+      <w:pPr>
+        <w:pStyle w:val="HTML0"/>
+        <w:rPr>
+          <w:rStyle w:val="HTML"/>
+          <w:lang w:val="en-US"/>
+        </w:rPr>
+      </w:pPr>
+      <w:r>
+        <w:rPr>
+          <w:rStyle w:val="HTML"/>
+          <w:lang w:val="en-US"/>
+        </w:rPr>
+        <w:t xml:space="preserve">        </w:t>
+      </w:r>
+      <w:proofErr w:type="gramStart"/>
+      <w:r>
+        <w:rPr>
+          <w:rStyle w:val="hljs-keyword"/>
+          <w:lang w:val="en-US"/>
+        </w:rPr>
+        <w:t>return</w:t>
+      </w:r>
+      <w:proofErr w:type="gramEnd"/>
+      <w:r>
+        <w:rPr>
+          <w:rStyle w:val="HTML"/>
+          <w:lang w:val="en-US"/>
+        </w:rPr>
+        <w:t>;</w:t>
+      </w:r>
+    </w:p>
+    <w:p>
+      <w:pPr>
+        <w:pStyle w:val="HTML0"/>
+        <w:rPr>
+          <w:rStyle w:val="HTML"/>
+          <w:lang w:val="en-US"/>
+        </w:rPr>
+      </w:pPr>
+      <w:r>
+        <w:rPr>
+          <w:rStyle w:val="HTML"/>
+          <w:lang w:val="en-US"/>
+        </w:rPr>
+        <w:t xml:space="preserve">    }</w:t>
+      </w:r>
+    </w:p>
+    <w:p>
+      <w:pPr>
+        <w:pStyle w:val="HTML0"/>
+        <w:rPr>
+          <w:rStyle w:val="HTML"/>
+          <w:lang w:val="en-US"/>
+        </w:rPr>
+      </w:pPr>
+    </w:p>
+    <w:p>
+      <w:pPr>
+        <w:pStyle w:val="HTML0"/>
+        <w:rPr>
+          <w:rStyle w:val="HTML"/>
+          <w:lang w:val="en-US"/>
+        </w:rPr>
+      </w:pPr>
+      <w:r>
+        <w:rPr>
+          <w:rStyle w:val="HTML"/>
+          <w:lang w:val="en-US"/>
+        </w:rPr>
+        <w:t xml:space="preserve">    </w:t>
+      </w:r>
+      <w:r>
+        <w:rPr>
+          <w:rStyle w:val="hljs-comment"/>
+          <w:lang w:val="en-US"/>
+        </w:rPr>
+        <w:t xml:space="preserve">// 2. </w:t>
+      </w:r>
+      <w:r>
+        <w:rPr>
+          <w:rStyle w:val="hljs-comment"/>
+        </w:rPr>
+        <w:t>Только</w:t>
+      </w:r>
+      <w:r>
+        <w:rPr>
+          <w:rStyle w:val="hljs-comment"/>
+          <w:lang w:val="en-US"/>
+        </w:rPr>
+        <w:t xml:space="preserve"> </w:t>
+      </w:r>
+      <w:r>
+        <w:rPr>
+          <w:rStyle w:val="hljs-comment"/>
+        </w:rPr>
+        <w:t>просмотр</w:t>
+      </w:r>
+      <w:r>
+        <w:rPr>
+          <w:rStyle w:val="hljs-comment"/>
+          <w:lang w:val="en-US"/>
+        </w:rPr>
+        <w:t xml:space="preserve"> → </w:t>
+      </w:r>
+      <w:r>
+        <w:rPr>
+          <w:rStyle w:val="hljs-comment"/>
+        </w:rPr>
+        <w:t>отключить</w:t>
+      </w:r>
+      <w:r>
+        <w:rPr>
+          <w:rStyle w:val="hljs-comment"/>
+          <w:lang w:val="en-US"/>
+        </w:rPr>
+        <w:t xml:space="preserve"> </w:t>
+      </w:r>
+      <w:r>
+        <w:rPr>
+          <w:rStyle w:val="hljs-comment"/>
+        </w:rPr>
+        <w:t>элементы</w:t>
+      </w:r>
+    </w:p>
+    <w:p>
+      <w:pPr>
+        <w:pStyle w:val="HTML0"/>
+        <w:rPr>
+          <w:rStyle w:val="HTML"/>
+          <w:lang w:val="en-US"/>
+        </w:rPr>
+      </w:pPr>
+      <w:r>
+        <w:rPr>
+          <w:rStyle w:val="HTML"/>
+          <w:lang w:val="en-US"/>
+        </w:rPr>
+        <w:t xml:space="preserve">    </w:t>
+      </w:r>
+      <w:proofErr w:type="gramStart"/>
+      <w:r>
+        <w:rPr>
+          <w:rStyle w:val="hljs-keyword"/>
+          <w:lang w:val="en-US"/>
+        </w:rPr>
+        <w:t>if</w:t>
+      </w:r>
+      <w:proofErr w:type="gramEnd"/>
+      <w:r>
+        <w:rPr>
+          <w:rStyle w:val="HTML"/>
+          <w:lang w:val="en-US"/>
+        </w:rPr>
+        <w:t xml:space="preserve"> (_</w:t>
+      </w:r>
+      <w:proofErr w:type="spellStart"/>
+      <w:r>
+        <w:rPr>
+          <w:rStyle w:val="HTML"/>
+          <w:lang w:val="en-US"/>
+        </w:rPr>
+        <w:t>user.HasPermission</w:t>
+      </w:r>
+      <w:proofErr w:type="spellEnd"/>
+      <w:r>
+        <w:rPr>
+          <w:rStyle w:val="HTML"/>
+          <w:lang w:val="en-US"/>
+        </w:rPr>
+        <w:t>(</w:t>
+      </w:r>
+      <w:proofErr w:type="spellStart"/>
+      <w:r>
+        <w:rPr>
+          <w:rStyle w:val="HTML"/>
+          <w:lang w:val="en-US"/>
+        </w:rPr>
+        <w:t>formName</w:t>
+      </w:r>
+      <w:proofErr w:type="spellEnd"/>
+      <w:r>
+        <w:rPr>
+          <w:rStyle w:val="HTML"/>
+          <w:lang w:val="en-US"/>
+        </w:rPr>
+        <w:t xml:space="preserve">, </w:t>
+      </w:r>
+      <w:r>
+        <w:rPr>
+          <w:rStyle w:val="hljs-string"/>
+          <w:rFonts w:eastAsiaTheme="majorEastAsia"/>
+          <w:lang w:val="en-US"/>
+        </w:rPr>
+        <w:t>"</w:t>
+      </w:r>
+      <w:r>
+        <w:rPr>
+          <w:rStyle w:val="hljs-string"/>
+          <w:rFonts w:eastAsiaTheme="majorEastAsia"/>
+        </w:rPr>
+        <w:t>Просмотр</w:t>
+      </w:r>
+      <w:r>
+        <w:rPr>
+          <w:rStyle w:val="hljs-string"/>
+          <w:rFonts w:eastAsiaTheme="majorEastAsia"/>
+          <w:lang w:val="en-US"/>
+        </w:rPr>
+        <w:t>"</w:t>
+      </w:r>
+      <w:r>
+        <w:rPr>
+          <w:rStyle w:val="HTML"/>
+          <w:lang w:val="en-US"/>
+        </w:rPr>
+        <w:t>) &amp;&amp; !_</w:t>
+      </w:r>
+      <w:proofErr w:type="spellStart"/>
+      <w:r>
+        <w:rPr>
+          <w:rStyle w:val="HTML"/>
+          <w:lang w:val="en-US"/>
+        </w:rPr>
+        <w:t>user.HasPermission</w:t>
+      </w:r>
+      <w:proofErr w:type="spellEnd"/>
+      <w:r>
+        <w:rPr>
+          <w:rStyle w:val="HTML"/>
+          <w:lang w:val="en-US"/>
+        </w:rPr>
+        <w:t>(</w:t>
+      </w:r>
+      <w:proofErr w:type="spellStart"/>
+      <w:r>
+        <w:rPr>
+          <w:rStyle w:val="HTML"/>
+          <w:lang w:val="en-US"/>
+        </w:rPr>
+        <w:t>formName</w:t>
+      </w:r>
+      <w:proofErr w:type="spellEnd"/>
+      <w:r>
+        <w:rPr>
+          <w:rStyle w:val="HTML"/>
+          <w:lang w:val="en-US"/>
+        </w:rPr>
+        <w:t xml:space="preserve">, </w:t>
+      </w:r>
+      <w:r>
+        <w:rPr>
+          <w:rStyle w:val="hljs-string"/>
+          <w:rFonts w:eastAsiaTheme="majorEastAsia"/>
+          <w:lang w:val="en-US"/>
+        </w:rPr>
+        <w:t>"</w:t>
+      </w:r>
+      <w:r>
+        <w:rPr>
+          <w:rStyle w:val="hljs-string"/>
+          <w:rFonts w:eastAsiaTheme="majorEastAsia"/>
+        </w:rPr>
+        <w:t>Редактор</w:t>
+      </w:r>
+      <w:r>
+        <w:rPr>
+          <w:rStyle w:val="hljs-string"/>
+          <w:rFonts w:eastAsiaTheme="majorEastAsia"/>
+          <w:lang w:val="en-US"/>
+        </w:rPr>
+        <w:t>"</w:t>
+      </w:r>
+      <w:r>
+        <w:rPr>
+          <w:rStyle w:val="HTML"/>
+          <w:lang w:val="en-US"/>
+        </w:rPr>
+        <w:t>))</w:t>
+      </w:r>
+    </w:p>
+    <w:p>
+      <w:pPr>
+        <w:pStyle w:val="HTML0"/>
+        <w:rPr>
+          <w:rStyle w:val="HTML"/>
+        </w:rPr>
+      </w:pPr>
+      <w:r>
+        <w:rPr>
+          <w:rStyle w:val="HTML"/>
+          <w:lang w:val="en-US"/>
+        </w:rPr>
+        <w:t xml:space="preserve">    </w:t>
+      </w:r>
+      <w:r>
+        <w:rPr>
+          <w:rStyle w:val="HTML"/>
+        </w:rPr>
+        <w:t>{</w:t>
+      </w:r>
+    </w:p>
+    <w:p>
+      <w:pPr>
+        <w:pStyle w:val="HTML0"/>
+        <w:rPr>
+          <w:rStyle w:val="HTML"/>
+        </w:rPr>
+      </w:pPr>
+      <w:r>
+        <w:rPr>
+          <w:rStyle w:val="HTML"/>
+        </w:rPr>
+        <w:t xml:space="preserve">        </w:t>
+      </w:r>
+      <w:proofErr w:type="spellStart"/>
+      <w:r>
+        <w:rPr>
+          <w:rStyle w:val="HTML"/>
+        </w:rPr>
+        <w:t>DisableAllControls</w:t>
+      </w:r>
+      <w:proofErr w:type="spellEnd"/>
+      <w:r>
+        <w:rPr>
+          <w:rStyle w:val="HTML"/>
+        </w:rPr>
+        <w:t>(</w:t>
+      </w:r>
+      <w:proofErr w:type="spellStart"/>
+      <w:r>
+        <w:rPr>
+          <w:rStyle w:val="hljs-keyword"/>
+        </w:rPr>
+        <w:t>this</w:t>
+      </w:r>
+      <w:proofErr w:type="spellEnd"/>
+      <w:r>
+        <w:rPr>
+          <w:rStyle w:val="HTML"/>
+        </w:rPr>
+        <w:t xml:space="preserve">); </w:t>
+      </w:r>
+      <w:r>
+        <w:rPr>
+          <w:rStyle w:val="hljs-comment"/>
+        </w:rPr>
+        <w:t>// рекурсивно делает элементы неактивными</w:t>
+      </w:r>
+    </w:p>
+    <w:p>
+      <w:pPr>
+        <w:pStyle w:val="HTML0"/>
+        <w:rPr>
+          <w:rStyle w:val="HTML"/>
+        </w:rPr>
+      </w:pPr>
+      <w:r>
+        <w:rPr>
+          <w:rStyle w:val="HTML"/>
+        </w:rPr>
+        <w:t xml:space="preserve">        </w:t>
+      </w:r>
+      <w:proofErr w:type="spellStart"/>
+      <w:r>
+        <w:rPr>
+          <w:rStyle w:val="hljs-keyword"/>
+        </w:rPr>
+        <w:t>return</w:t>
+      </w:r>
+      <w:proofErr w:type="spellEnd"/>
+      <w:r>
+        <w:rPr>
+          <w:rStyle w:val="HTML"/>
+        </w:rPr>
+        <w:t>;</w:t>
+      </w:r>
+    </w:p>
+    <w:p>
+      <w:pPr>
+        <w:pStyle w:val="HTML0"/>
+        <w:rPr>
+          <w:rStyle w:val="HTML"/>
+        </w:rPr>
+      </w:pPr>
+      <w:r>
+        <w:rPr>
+          <w:rStyle w:val="HTML"/>
+        </w:rPr>
+        <w:t xml:space="preserve">    }</w:t>
+      </w:r>
+    </w:p>
+    <w:p>
+      <w:pPr>
+        <w:pStyle w:val="HTML0"/>
+        <w:rPr>
+          <w:rStyle w:val="HTML"/>
+        </w:rPr>
+      </w:pPr>
+    </w:p>
+    <w:p>
+      <w:pPr>
+        <w:pStyle w:val="HTML0"/>
+        <w:rPr>
+          <w:rStyle w:val="HTML"/>
+        </w:rPr>
+      </w:pPr>
+      <w:r>
+        <w:rPr>
+          <w:rStyle w:val="HTML"/>
+        </w:rPr>
+        <w:t xml:space="preserve">    </w:t>
+      </w:r>
+      <w:r>
+        <w:rPr>
+          <w:rStyle w:val="hljs-comment"/>
+        </w:rPr>
+        <w:t>// 3. Полный доступ → применить права к каждому элементу</w:t>
+      </w:r>
+    </w:p>
+    <w:p>
+      <w:pPr>
+        <w:pStyle w:val="HTML0"/>
+        <w:rPr>
+          <w:rStyle w:val="HTML"/>
+        </w:rPr>
+      </w:pPr>
+      <w:r>
+        <w:rPr>
+          <w:rStyle w:val="HTML"/>
+        </w:rPr>
+        <w:t xml:space="preserve">    </w:t>
+      </w:r>
+      <w:proofErr w:type="spellStart"/>
+      <w:r>
+        <w:rPr>
+          <w:rStyle w:val="HTML"/>
+        </w:rPr>
+        <w:t>ApplyPermissionsToControls</w:t>
+      </w:r>
+      <w:proofErr w:type="spellEnd"/>
+      <w:r>
+        <w:rPr>
+          <w:rStyle w:val="HTML"/>
+        </w:rPr>
+        <w:t>(</w:t>
+      </w:r>
+      <w:proofErr w:type="spellStart"/>
+      <w:r>
+        <w:rPr>
+          <w:rStyle w:val="hljs-keyword"/>
+        </w:rPr>
+        <w:t>this</w:t>
+      </w:r>
+      <w:proofErr w:type="spellEnd"/>
+      <w:r>
+        <w:rPr>
+          <w:rStyle w:val="HTML"/>
+        </w:rPr>
+        <w:t>, _</w:t>
+      </w:r>
+      <w:proofErr w:type="spellStart"/>
+      <w:r>
+        <w:rPr>
+          <w:rStyle w:val="HTML"/>
+        </w:rPr>
+        <w:t>user</w:t>
+      </w:r>
+      <w:proofErr w:type="spellEnd"/>
+      <w:r>
+        <w:rPr>
+          <w:rStyle w:val="HTML"/>
+        </w:rPr>
+        <w:t>);</w:t>
+      </w:r>
+    </w:p>
+    <w:p>
+      <w:pPr>
+        <w:pStyle w:val="HTML0"/>
+        <w:rPr>
+          <w:rStyle w:val="HTML"/>
+        </w:rPr>
+      </w:pPr>
+      <w:r>
+        <w:rPr>
+          <w:rStyle w:val="HTML"/>
+        </w:rPr>
+        <w:t>}</w:t>
+      </w:r>
+    </w:p>
+    <w:p>
+      <w:r>
+        <w:pict>
+          <v:rect id="_x0000_i1034" style="width:0;height:1.5pt" o:hralign="center" o:hrstd="t" o:hr="t" fillcolor="#a0a0a0" stroked="f"/>
+        </w:pict>
+      </w:r>
+    </w:p>
+    <w:p>
+      <w:pPr>
+        <w:pStyle w:val="3"/>
+        <w:rPr>
+          <w:lang w:val="en-US"/>
+        </w:rPr>
+      </w:pPr>
+      <w:r>
+        <w:rPr>
+          <w:rFonts w:ascii="Segoe UI Symbol" w:hAnsi="Segoe UI Symbol" w:cs="Segoe UI Symbol"/>
+        </w:rPr>
+        <w:t>📋</w:t>
+      </w:r>
+      <w:r>
+        <w:rPr>
+          <w:lang w:val="en-US"/>
+        </w:rPr>
+        <w:t xml:space="preserve"> </w:t>
+      </w:r>
+      <w:proofErr w:type="spellStart"/>
+      <w:r>
+        <w:rPr>
+          <w:rStyle w:val="HTML"/>
+          <w:rFonts w:eastAsiaTheme="majorEastAsia"/>
+          <w:lang w:val="en-US"/>
+        </w:rPr>
+        <w:t>ApplyPermissionsToControls</w:t>
+      </w:r>
+      <w:proofErr w:type="spellEnd"/>
+      <w:r>
+        <w:rPr>
+          <w:rStyle w:val="HTML"/>
+          <w:rFonts w:eastAsiaTheme="majorEastAsia"/>
+          <w:lang w:val="en-US"/>
+        </w:rPr>
+        <w:t xml:space="preserve">(Control parent, </w:t>
+      </w:r>
+      <w:proofErr w:type="spellStart"/>
+      <w:r>
+        <w:rPr>
+          <w:rStyle w:val="HTML"/>
+          <w:rFonts w:eastAsiaTheme="majorEastAsia"/>
+          <w:lang w:val="en-US"/>
+        </w:rPr>
+        <w:t>UserClass</w:t>
+      </w:r>
+      <w:proofErr w:type="spellEnd"/>
+      <w:r>
+        <w:rPr>
+          <w:rStyle w:val="HTML"/>
+          <w:rFonts w:eastAsiaTheme="majorEastAsia"/>
+          <w:lang w:val="en-US"/>
+        </w:rPr>
+        <w:t xml:space="preserve"> user)</w:t>
+      </w:r>
+    </w:p>
+    <w:p>
+      <w:pPr>
+        <w:pStyle w:val="a5"/>
+        <w:rPr>
+          <w:lang w:val="en-US"/>
+        </w:rPr>
+      </w:pPr>
+      <w:r>
+        <w:t xml:space="preserve">Рекурсивно обходит все </w:t>
+      </w:r>
+      <w:proofErr w:type="spellStart"/>
+      <w:r>
+        <w:rPr>
+          <w:rStyle w:val="HTML"/>
+        </w:rPr>
+        <w:t>Controls</w:t>
+      </w:r>
+      <w:proofErr w:type="spellEnd"/>
+      <w:r>
+        <w:t xml:space="preserve"> на форме и применяет права доступа:</w:t>
+      </w:r>
+    </w:p>
+    <w:p>
+      <w:pPr>
+        <w:pStyle w:val="HTML0"/>
+        <w:rPr>
+          <w:rStyle w:val="HTML"/>
+          <w:lang w:val="en-US"/>
+        </w:rPr>
+      </w:pPr>
+      <w:proofErr w:type="spellStart"/>
+      <w:proofErr w:type="gramStart"/>
+      <w:r>
+        <w:rPr>
+          <w:rStyle w:val="hljs-keyword"/>
+          <w:lang w:val="en-US"/>
+        </w:rPr>
+        <w:t>foreach</w:t>
+      </w:r>
+      <w:proofErr w:type="spellEnd"/>
+      <w:proofErr w:type="gramEnd"/>
+      <w:r>
+        <w:rPr>
+          <w:rStyle w:val="HTML"/>
+          <w:lang w:val="en-US"/>
+        </w:rPr>
+        <w:t xml:space="preserve"> (Control ctrl </w:t>
+      </w:r>
+      <w:r>
+        <w:rPr>
+          <w:rStyle w:val="hljs-keyword"/>
+          <w:lang w:val="en-US"/>
+        </w:rPr>
+        <w:t>in</w:t>
+      </w:r>
+      <w:r>
+        <w:rPr>
+          <w:rStyle w:val="HTML"/>
+          <w:lang w:val="en-US"/>
+        </w:rPr>
+        <w:t xml:space="preserve"> </w:t>
+      </w:r>
+      <w:proofErr w:type="spellStart"/>
+      <w:r>
+        <w:rPr>
+          <w:rStyle w:val="HTML"/>
+          <w:lang w:val="en-US"/>
+        </w:rPr>
+        <w:t>parent.Controls</w:t>
+      </w:r>
+      <w:proofErr w:type="spellEnd"/>
+      <w:r>
+        <w:rPr>
+          <w:rStyle w:val="HTML"/>
+          <w:lang w:val="en-US"/>
+        </w:rPr>
+        <w:t>)</w:t>
+      </w:r>
+    </w:p>
+    <w:p>
+      <w:pPr>
+        <w:pStyle w:val="HTML0"/>
+        <w:rPr>
+          <w:rStyle w:val="HTML"/>
+          <w:lang w:val="en-US"/>
+        </w:rPr>
+      </w:pPr>
+      <w:r>
+        <w:rPr>
+          <w:rStyle w:val="HTML"/>
+          <w:lang w:val="en-US"/>
+        </w:rPr>
+        <w:t>{</w:t>
+      </w:r>
+    </w:p>
+    <w:p>
+      <w:pPr>
+        <w:pStyle w:val="HTML0"/>
+        <w:rPr>
+          <w:rStyle w:val="HTML"/>
+          <w:lang w:val="en-US"/>
+        </w:rPr>
+      </w:pPr>
+      <w:r>
+        <w:rPr>
+          <w:rStyle w:val="HTML"/>
+          <w:lang w:val="en-US"/>
+        </w:rPr>
+        <w:t xml:space="preserve">    </w:t>
+      </w:r>
+      <w:proofErr w:type="gramStart"/>
+      <w:r>
+        <w:rPr>
+          <w:rStyle w:val="hljs-keyword"/>
+          <w:lang w:val="en-US"/>
+        </w:rPr>
+        <w:t>if</w:t>
+      </w:r>
+      <w:proofErr w:type="gramEnd"/>
+      <w:r>
+        <w:rPr>
+          <w:rStyle w:val="HTML"/>
+          <w:lang w:val="en-US"/>
+        </w:rPr>
+        <w:t xml:space="preserve"> (ctrl </w:t>
+      </w:r>
+      <w:r>
+        <w:rPr>
+          <w:rStyle w:val="hljs-keyword"/>
+          <w:lang w:val="en-US"/>
+        </w:rPr>
+        <w:t>is</w:t>
+      </w:r>
+      <w:r>
+        <w:rPr>
+          <w:rStyle w:val="HTML"/>
+          <w:lang w:val="en-US"/>
+        </w:rPr>
+        <w:t xml:space="preserve"> </w:t>
+      </w:r>
+      <w:proofErr w:type="spellStart"/>
+      <w:r>
+        <w:rPr>
+          <w:rStyle w:val="HTML"/>
+          <w:lang w:val="en-US"/>
+        </w:rPr>
+        <w:t>IThemeableControl</w:t>
+      </w:r>
+      <w:proofErr w:type="spellEnd"/>
+      <w:r>
+        <w:rPr>
+          <w:rStyle w:val="HTML"/>
+          <w:lang w:val="en-US"/>
+        </w:rPr>
+        <w:t xml:space="preserve"> </w:t>
+      </w:r>
+      <w:proofErr w:type="spellStart"/>
+      <w:r>
+        <w:rPr>
+          <w:rStyle w:val="HTML"/>
+          <w:lang w:val="en-US"/>
+        </w:rPr>
+        <w:t>themeable</w:t>
+      </w:r>
+      <w:proofErr w:type="spellEnd"/>
+      <w:r>
+        <w:rPr>
+          <w:rStyle w:val="HTML"/>
+          <w:lang w:val="en-US"/>
+        </w:rPr>
+        <w:t>)</w:t>
+      </w:r>
+    </w:p>
+    <w:p>
+      <w:pPr>
+        <w:pStyle w:val="HTML0"/>
+        <w:rPr>
+          <w:rStyle w:val="HTML"/>
+          <w:lang w:val="en-US"/>
+        </w:rPr>
+      </w:pPr>
+      <w:r>
+        <w:rPr>
+          <w:rStyle w:val="HTML"/>
+          <w:lang w:val="en-US"/>
+        </w:rPr>
+        <w:t xml:space="preserve">    {</w:t>
+      </w:r>
+    </w:p>
+    <w:p>
+      <w:pPr>
+        <w:pStyle w:val="HTML0"/>
+        <w:rPr>
+          <w:rStyle w:val="HTML"/>
+          <w:lang w:val="en-US"/>
+        </w:rPr>
+      </w:pPr>
+      <w:r>
+        <w:rPr>
+          <w:rStyle w:val="HTML"/>
+          <w:lang w:val="en-US"/>
+        </w:rPr>
+        <w:t xml:space="preserve">        </w:t>
+      </w:r>
+      <w:proofErr w:type="gramStart"/>
+      <w:r>
+        <w:rPr>
+          <w:rStyle w:val="hljs-keyword"/>
+          <w:lang w:val="en-US"/>
+        </w:rPr>
+        <w:t>if</w:t>
+      </w:r>
+      <w:proofErr w:type="gramEnd"/>
+      <w:r>
+        <w:rPr>
+          <w:rStyle w:val="HTML"/>
+          <w:lang w:val="en-US"/>
+        </w:rPr>
+        <w:t xml:space="preserve"> (</w:t>
+      </w:r>
+      <w:proofErr w:type="spellStart"/>
+      <w:r>
+        <w:rPr>
+          <w:rStyle w:val="hljs-builtin"/>
+          <w:lang w:val="en-US"/>
+        </w:rPr>
+        <w:t>string</w:t>
+      </w:r>
+      <w:r>
+        <w:rPr>
+          <w:rStyle w:val="HTML"/>
+          <w:lang w:val="en-US"/>
+        </w:rPr>
+        <w:t>.IsNullOrEmpty</w:t>
+      </w:r>
+      <w:proofErr w:type="spellEnd"/>
+      <w:r>
+        <w:rPr>
+          <w:rStyle w:val="HTML"/>
+          <w:lang w:val="en-US"/>
+        </w:rPr>
+        <w:t>(</w:t>
+      </w:r>
+      <w:proofErr w:type="spellStart"/>
+      <w:r>
+        <w:rPr>
+          <w:rStyle w:val="HTML"/>
+          <w:lang w:val="en-US"/>
+        </w:rPr>
+        <w:t>themeable.ObjectName</w:t>
+      </w:r>
+      <w:proofErr w:type="spellEnd"/>
+      <w:r>
+        <w:rPr>
+          <w:rStyle w:val="HTML"/>
+          <w:lang w:val="en-US"/>
+        </w:rPr>
+        <w:t>) &amp;&amp; !</w:t>
+      </w:r>
+      <w:proofErr w:type="spellStart"/>
+      <w:r>
+        <w:rPr>
+          <w:rStyle w:val="hljs-builtin"/>
+          <w:lang w:val="en-US"/>
+        </w:rPr>
+        <w:t>string</w:t>
+      </w:r>
+      <w:r>
+        <w:rPr>
+          <w:rStyle w:val="HTML"/>
+          <w:lang w:val="en-US"/>
+        </w:rPr>
+        <w:t>.IsNullOrEmpty</w:t>
+      </w:r>
+      <w:proofErr w:type="spellEnd"/>
+      <w:r>
+        <w:rPr>
+          <w:rStyle w:val="HTML"/>
+          <w:lang w:val="en-US"/>
+        </w:rPr>
+        <w:t>(</w:t>
+      </w:r>
+      <w:proofErr w:type="spellStart"/>
+      <w:r>
+        <w:rPr>
+          <w:rStyle w:val="HTML"/>
+          <w:lang w:val="en-US"/>
+        </w:rPr>
+        <w:t>ctrl.Name</w:t>
+      </w:r>
+      <w:proofErr w:type="spellEnd"/>
+      <w:r>
+        <w:rPr>
+          <w:rStyle w:val="HTML"/>
+          <w:lang w:val="en-US"/>
+        </w:rPr>
+        <w:t>))</w:t>
+      </w:r>
+    </w:p>
+    <w:p>
+      <w:pPr>
+        <w:pStyle w:val="HTML0"/>
+        <w:rPr>
+          <w:rStyle w:val="HTML"/>
+          <w:lang w:val="en-US"/>
+        </w:rPr>
+      </w:pPr>
+      <w:r>
+        <w:rPr>
+          <w:rStyle w:val="HTML"/>
+          <w:lang w:val="en-US"/>
+        </w:rPr>
+        <w:t xml:space="preserve">            </w:t>
+      </w:r>
+      <w:proofErr w:type="spellStart"/>
+      <w:r>
+        <w:rPr>
+          <w:rStyle w:val="HTML"/>
+          <w:lang w:val="en-US"/>
+        </w:rPr>
+        <w:t>themeable.ObjectName</w:t>
+      </w:r>
+      <w:proofErr w:type="spellEnd"/>
+      <w:r>
+        <w:rPr>
+          <w:rStyle w:val="HTML"/>
+          <w:lang w:val="en-US"/>
+        </w:rPr>
+        <w:t xml:space="preserve"> = </w:t>
+      </w:r>
+      <w:proofErr w:type="spellStart"/>
+      <w:r>
+        <w:rPr>
+          <w:rStyle w:val="HTML"/>
+          <w:lang w:val="en-US"/>
+        </w:rPr>
+        <w:t>ctrl.Name</w:t>
+      </w:r>
+      <w:proofErr w:type="spellEnd"/>
+      <w:r>
+        <w:rPr>
+          <w:rStyle w:val="HTML"/>
+          <w:lang w:val="en-US"/>
+        </w:rPr>
+        <w:t>;</w:t>
+      </w:r>
+    </w:p>
+    <w:p>
+      <w:pPr>
+        <w:pStyle w:val="HTML0"/>
+        <w:rPr>
+          <w:rStyle w:val="HTML"/>
+          <w:lang w:val="en-US"/>
+        </w:rPr>
+      </w:pPr>
+    </w:p>
+    <w:p>
+      <w:pPr>
+        <w:pStyle w:val="HTML0"/>
+        <w:rPr>
+          <w:rStyle w:val="HTML"/>
+          <w:lang w:val="en-US"/>
+        </w:rPr>
+      </w:pPr>
+      <w:r>
+        <w:rPr>
+          <w:rStyle w:val="HTML"/>
+          <w:lang w:val="en-US"/>
+        </w:rPr>
+        <w:t xml:space="preserve">        </w:t>
+      </w:r>
+      <w:proofErr w:type="spellStart"/>
+      <w:proofErr w:type="gramStart"/>
+      <w:r>
+        <w:rPr>
+          <w:rStyle w:val="HTML"/>
+          <w:lang w:val="en-US"/>
+        </w:rPr>
+        <w:t>themeable.ApplyPermission</w:t>
+      </w:r>
+      <w:proofErr w:type="spellEnd"/>
+      <w:r>
+        <w:rPr>
+          <w:rStyle w:val="HTML"/>
+          <w:lang w:val="en-US"/>
+        </w:rPr>
+        <w:t>(</w:t>
+      </w:r>
+      <w:proofErr w:type="gramEnd"/>
+      <w:r>
+        <w:rPr>
+          <w:rStyle w:val="HTML"/>
+          <w:lang w:val="en-US"/>
+        </w:rPr>
+        <w:t>user);</w:t>
+      </w:r>
+    </w:p>
+    <w:p>
+      <w:pPr>
+        <w:pStyle w:val="HTML0"/>
+        <w:rPr>
+          <w:rStyle w:val="HTML"/>
+          <w:lang w:val="en-US"/>
+        </w:rPr>
+      </w:pPr>
+      <w:r>
+        <w:rPr>
+          <w:rStyle w:val="HTML"/>
+          <w:lang w:val="en-US"/>
+        </w:rPr>
+        <w:t xml:space="preserve">    }</w:t>
+      </w:r>
+    </w:p>
+    <w:p>
+      <w:pPr>
+        <w:pStyle w:val="HTML0"/>
+        <w:rPr>
+          <w:rStyle w:val="HTML"/>
+          <w:lang w:val="en-US"/>
+        </w:rPr>
+      </w:pPr>
+    </w:p>
+    <w:p>
+      <w:pPr>
+        <w:pStyle w:val="HTML0"/>
+        <w:rPr>
+          <w:rStyle w:val="HTML"/>
+          <w:lang w:val="en-US"/>
+        </w:rPr>
+      </w:pPr>
+      <w:r>
+        <w:rPr>
+          <w:rStyle w:val="HTML"/>
+          <w:lang w:val="en-US"/>
+        </w:rPr>
+        <w:t xml:space="preserve">    </w:t>
+      </w:r>
+      <w:proofErr w:type="gramStart"/>
+      <w:r>
+        <w:rPr>
+          <w:rStyle w:val="hljs-keyword"/>
+          <w:lang w:val="en-US"/>
+        </w:rPr>
+        <w:t>if</w:t>
+      </w:r>
+      <w:proofErr w:type="gramEnd"/>
+      <w:r>
+        <w:rPr>
+          <w:rStyle w:val="HTML"/>
+          <w:lang w:val="en-US"/>
+        </w:rPr>
+        <w:t xml:space="preserve"> (</w:t>
+      </w:r>
+      <w:proofErr w:type="spellStart"/>
+      <w:r>
+        <w:rPr>
+          <w:rStyle w:val="HTML"/>
+          <w:lang w:val="en-US"/>
+        </w:rPr>
+        <w:t>ctrl.HasChildren</w:t>
+      </w:r>
+      <w:proofErr w:type="spellEnd"/>
+      <w:r>
+        <w:rPr>
+          <w:rStyle w:val="HTML"/>
+          <w:lang w:val="en-US"/>
+        </w:rPr>
+        <w:t>)</w:t>
+      </w:r>
+    </w:p>
+    <w:p>
+      <w:pPr>
+        <w:pStyle w:val="HTML0"/>
+        <w:rPr>
+          <w:rStyle w:val="HTML"/>
+          <w:lang w:val="en-US"/>
+        </w:rPr>
+      </w:pPr>
+      <w:r>
+        <w:rPr>
+          <w:rStyle w:val="HTML"/>
+          <w:lang w:val="en-US"/>
+        </w:rPr>
+        <w:t xml:space="preserve">        </w:t>
+      </w:r>
+      <w:proofErr w:type="spellStart"/>
+      <w:proofErr w:type="gramStart"/>
+      <w:r>
+        <w:rPr>
+          <w:rStyle w:val="HTML"/>
+          <w:lang w:val="en-US"/>
+        </w:rPr>
+        <w:t>ApplyPermissionsToControls</w:t>
+      </w:r>
+      <w:proofErr w:type="spellEnd"/>
+      <w:r>
+        <w:rPr>
+          <w:rStyle w:val="HTML"/>
+          <w:lang w:val="en-US"/>
+        </w:rPr>
+        <w:t>(</w:t>
+      </w:r>
+      <w:proofErr w:type="gramEnd"/>
+      <w:r>
+        <w:rPr>
+          <w:rStyle w:val="HTML"/>
+          <w:lang w:val="en-US"/>
+        </w:rPr>
+        <w:t>ctrl, user);</w:t>
+      </w:r>
+    </w:p>
+    <w:p>
+      <w:pPr>
+        <w:pStyle w:val="HTML0"/>
+        <w:rPr>
+          <w:rStyle w:val="HTML"/>
+        </w:rPr>
+      </w:pPr>
+      <w:r>
+        <w:rPr>
+          <w:rStyle w:val="HTML"/>
+        </w:rPr>
+        <w:t>}</w:t>
+      </w:r>
+    </w:p>
+    <w:p>
+      <w:pPr>
+        <w:pStyle w:val="a5"/>
+      </w:pPr>
+      <w:r>
+        <w:rPr>
+          <w:rFonts w:ascii="Segoe UI Symbol" w:hAnsi="Segoe UI Symbol" w:cs="Segoe UI Symbol"/>
+        </w:rPr>
+        <w:t>💬</w:t>
+      </w:r>
+      <w:r>
+        <w:t xml:space="preserve"> </w:t>
+      </w:r>
+      <w:r>
+        <w:rPr>
+          <w:rStyle w:val="a6"/>
+        </w:rPr>
+        <w:t>Комментарий:</w:t>
+      </w:r>
+    </w:p>
+    <w:p>
+      <w:pPr>
+        <w:pStyle w:val="a5"/>
+        <w:numPr>
+          <w:ilvl w:val="0"/>
+          <w:numId w:val="12"/>
+        </w:numPr>
+      </w:pPr>
+      <w:r>
+        <w:t xml:space="preserve">Если </w:t>
+      </w:r>
+      <w:proofErr w:type="spellStart"/>
+      <w:r>
+        <w:rPr>
+          <w:rStyle w:val="HTML"/>
+        </w:rPr>
+        <w:t>ObjectName</w:t>
+      </w:r>
+      <w:proofErr w:type="spellEnd"/>
+      <w:r>
+        <w:t xml:space="preserve"> не задан явно, берётся </w:t>
+      </w:r>
+      <w:proofErr w:type="spellStart"/>
+      <w:r>
+        <w:rPr>
+          <w:rStyle w:val="HTML"/>
+        </w:rPr>
+        <w:t>ctrl.Name</w:t>
+      </w:r>
+      <w:proofErr w:type="spellEnd"/>
+      <w:r>
+        <w:t xml:space="preserve"> — это удобно, так как можно не прописывать его вручную.</w:t>
+      </w:r>
+    </w:p>
+    <w:p>
+      <w:pPr>
+        <w:pStyle w:val="a5"/>
+        <w:numPr>
+          <w:ilvl w:val="0"/>
+          <w:numId w:val="12"/>
+        </w:numPr>
+      </w:pPr>
+      <w:r>
+        <w:t xml:space="preserve">Далее вызывается </w:t>
+      </w:r>
+      <w:proofErr w:type="spellStart"/>
+      <w:r>
+        <w:rPr>
+          <w:rStyle w:val="HTML"/>
+        </w:rPr>
+        <w:t>ApplyPermission</w:t>
+      </w:r>
+      <w:proofErr w:type="spellEnd"/>
+      <w:r>
+        <w:rPr>
+          <w:rStyle w:val="HTML"/>
+        </w:rPr>
+        <w:t>(</w:t>
+      </w:r>
+      <w:proofErr w:type="spellStart"/>
+      <w:r>
+        <w:rPr>
+          <w:rStyle w:val="HTML"/>
+        </w:rPr>
+        <w:t>user</w:t>
+      </w:r>
+      <w:proofErr w:type="spellEnd"/>
+      <w:r>
+        <w:rPr>
+          <w:rStyle w:val="HTML"/>
+        </w:rPr>
+        <w:t>)</w:t>
+      </w:r>
+      <w:r>
+        <w:t xml:space="preserve">, </w:t>
+      </w:r>
+      <w:proofErr w:type="gramStart"/>
+      <w:r>
+        <w:t>который</w:t>
+      </w:r>
+      <w:proofErr w:type="gramEnd"/>
+      <w:r>
+        <w:t xml:space="preserve"> в свою очередь обращается к </w:t>
+      </w:r>
+      <w:proofErr w:type="spellStart"/>
+      <w:r>
+        <w:rPr>
+          <w:rStyle w:val="HTML"/>
+        </w:rPr>
+        <w:t>PermissionHelper</w:t>
+      </w:r>
+      <w:proofErr w:type="spellEnd"/>
+      <w:r>
+        <w:t>.</w:t>
+      </w:r>
+    </w:p>
+    <w:p>
+      <w:r>
+        <w:pict>
+          <v:rect id="_x0000_i1035" style="width:0;height:1.5pt" o:hralign="center" o:hrstd="t" o:hr="t" fillcolor="#a0a0a0" stroked="f"/>
+        </w:pict>
+      </w:r>
+    </w:p>
+    <w:p>
+      <w:pPr>
+        <w:pStyle w:val="3"/>
+      </w:pPr>
+      <w:r>
+        <w:rPr>
+          <w:rFonts w:ascii="Segoe UI Symbol" w:hAnsi="Segoe UI Symbol" w:cs="Segoe UI Symbol"/>
+        </w:rPr>
+        <w:lastRenderedPageBreak/>
+        <w:t>🚫</w:t>
+      </w:r>
+      <w:r>
+        <w:t xml:space="preserve"> </w:t>
+      </w:r>
+      <w:proofErr w:type="spellStart"/>
+      <w:r>
+        <w:rPr>
+          <w:rStyle w:val="HTML"/>
+          <w:rFonts w:eastAsiaTheme="majorEastAsia"/>
+        </w:rPr>
+        <w:t>DisableAllControls</w:t>
+      </w:r>
+      <w:proofErr w:type="spellEnd"/>
+      <w:r>
+        <w:rPr>
+          <w:rStyle w:val="HTML"/>
+          <w:rFonts w:eastAsiaTheme="majorEastAsia"/>
+        </w:rPr>
+        <w:t>(</w:t>
+      </w:r>
+      <w:proofErr w:type="spellStart"/>
+      <w:r>
+        <w:rPr>
+          <w:rStyle w:val="HTML"/>
+          <w:rFonts w:eastAsiaTheme="majorEastAsia"/>
+        </w:rPr>
+        <w:t>Control</w:t>
+      </w:r>
+      <w:proofErr w:type="spellEnd"/>
+      <w:r>
+        <w:rPr>
+          <w:rStyle w:val="HTML"/>
+          <w:rFonts w:eastAsiaTheme="majorEastAsia"/>
+        </w:rPr>
+        <w:t xml:space="preserve"> </w:t>
+      </w:r>
+      <w:proofErr w:type="spellStart"/>
+      <w:r>
+        <w:rPr>
+          <w:rStyle w:val="HTML"/>
+          <w:rFonts w:eastAsiaTheme="majorEastAsia"/>
+        </w:rPr>
+        <w:t>parent</w:t>
+      </w:r>
+      <w:proofErr w:type="spellEnd"/>
+      <w:r>
+        <w:rPr>
+          <w:rStyle w:val="HTML"/>
+          <w:rFonts w:eastAsiaTheme="majorEastAsia"/>
+        </w:rPr>
+        <w:t>)</w:t>
+      </w:r>
+    </w:p>
+    <w:p>
+      <w:pPr>
+        <w:pStyle w:val="a5"/>
+        <w:rPr>
+          <w:lang w:val="en-US"/>
+        </w:rPr>
+      </w:pPr>
+      <w:r>
+        <w:t>Когда у пользователя только права на просмотр, вызывается:</w:t>
+      </w:r>
+    </w:p>
+    <w:p>
+      <w:pPr>
+        <w:pStyle w:val="HTML0"/>
+        <w:rPr>
+          <w:rStyle w:val="HTML"/>
+          <w:lang w:val="en-US"/>
+        </w:rPr>
+      </w:pPr>
+      <w:proofErr w:type="gramStart"/>
+      <w:r>
+        <w:rPr>
+          <w:rStyle w:val="hljs-keyword"/>
+          <w:lang w:val="en-US"/>
+        </w:rPr>
+        <w:t>if</w:t>
+      </w:r>
+      <w:proofErr w:type="gramEnd"/>
+      <w:r>
+        <w:rPr>
+          <w:rStyle w:val="HTML"/>
+          <w:lang w:val="en-US"/>
+        </w:rPr>
+        <w:t xml:space="preserve"> (!(ctrl </w:t>
+      </w:r>
+      <w:r>
+        <w:rPr>
+          <w:rStyle w:val="hljs-keyword"/>
+          <w:lang w:val="en-US"/>
+        </w:rPr>
+        <w:t>is</w:t>
+      </w:r>
+      <w:r>
+        <w:rPr>
+          <w:rStyle w:val="HTML"/>
+          <w:lang w:val="en-US"/>
+        </w:rPr>
+        <w:t xml:space="preserve"> Label || ctrl </w:t>
+      </w:r>
+      <w:r>
+        <w:rPr>
+          <w:rStyle w:val="hljs-keyword"/>
+          <w:lang w:val="en-US"/>
+        </w:rPr>
+        <w:t>is</w:t>
+      </w:r>
+      <w:r>
+        <w:rPr>
+          <w:rStyle w:val="HTML"/>
+          <w:lang w:val="en-US"/>
+        </w:rPr>
+        <w:t xml:space="preserve"> </w:t>
+      </w:r>
+      <w:proofErr w:type="spellStart"/>
+      <w:r>
+        <w:rPr>
+          <w:rStyle w:val="HTML"/>
+          <w:lang w:val="en-US"/>
+        </w:rPr>
+        <w:t>PictureBox</w:t>
+      </w:r>
+      <w:proofErr w:type="spellEnd"/>
+      <w:r>
+        <w:rPr>
+          <w:rStyle w:val="HTML"/>
+          <w:lang w:val="en-US"/>
+        </w:rPr>
+        <w:t>))</w:t>
+      </w:r>
+    </w:p>
+    <w:p>
+      <w:pPr>
+        <w:pStyle w:val="HTML0"/>
+        <w:rPr>
+          <w:rStyle w:val="HTML"/>
+        </w:rPr>
+      </w:pPr>
+      <w:r>
+        <w:rPr>
+          <w:rStyle w:val="HTML"/>
+          <w:lang w:val="en-US"/>
+        </w:rPr>
+        <w:t xml:space="preserve">    </w:t>
+      </w:r>
+      <w:proofErr w:type="spellStart"/>
+      <w:r>
+        <w:rPr>
+          <w:rStyle w:val="HTML"/>
+        </w:rPr>
+        <w:t>ctrl.Enabled</w:t>
+      </w:r>
+      <w:proofErr w:type="spellEnd"/>
+      <w:r>
+        <w:rPr>
+          <w:rStyle w:val="HTML"/>
+        </w:rPr>
+        <w:t xml:space="preserve"> = </w:t>
+      </w:r>
+      <w:proofErr w:type="spellStart"/>
+      <w:r>
+        <w:rPr>
+          <w:rStyle w:val="hljs-literal"/>
+        </w:rPr>
+        <w:t>false</w:t>
+      </w:r>
+      <w:proofErr w:type="spellEnd"/>
+      <w:r>
+        <w:rPr>
+          <w:rStyle w:val="HTML"/>
+        </w:rPr>
+        <w:t>;</w:t>
+      </w:r>
+    </w:p>
+    <w:p>
+      <w:pPr>
+        <w:pStyle w:val="a5"/>
+      </w:pPr>
+      <w:r>
+        <w:t>Это делает невозможным редактирование, но оставляет форму видимой и читаемой.</w:t>
+      </w:r>
+    </w:p>
+    <w:p>
+      <w:r>
+        <w:pict>
+          <v:rect id="_x0000_i1036" style="width:0;height:1.5pt" o:hralign="center" o:hrstd="t" o:hr="t" fillcolor="#a0a0a0" stroked="f"/>
+        </w:pict>
+      </w:r>
+    </w:p>
+    <w:p>
+      <w:pPr>
+        <w:pStyle w:val="2"/>
+      </w:pPr>
+      <w:r>
+        <w:rPr>
+          <w:rFonts w:ascii="Segoe UI Symbol" w:hAnsi="Segoe UI Symbol" w:cs="Segoe UI Symbol"/>
+        </w:rPr>
+        <w:t>💾</w:t>
+      </w:r>
+      <w:r>
+        <w:t xml:space="preserve"> Подключение пользователя</w:t>
+      </w:r>
+    </w:p>
+    <w:p>
+      <w:pPr>
+        <w:pStyle w:val="a5"/>
+      </w:pPr>
+      <w:r>
+        <w:t xml:space="preserve">В </w:t>
+      </w:r>
+      <w:proofErr w:type="spellStart"/>
+      <w:r>
+        <w:rPr>
+          <w:rStyle w:val="HTML"/>
+        </w:rPr>
+        <w:t>CustomForm</w:t>
+      </w:r>
+      <w:proofErr w:type="spellEnd"/>
+      <w:r>
+        <w:t xml:space="preserve"> пользователь задаётся через второй конструктор:</w:t>
+      </w:r>
+    </w:p>
+    <w:p>
+      <w:pPr>
+        <w:pStyle w:val="HTML0"/>
+        <w:rPr>
+          <w:rStyle w:val="HTML"/>
+        </w:rPr>
+      </w:pPr>
+      <w:proofErr w:type="spellStart"/>
+      <w:r>
+        <w:rPr>
+          <w:rStyle w:val="hljs-keyword"/>
+        </w:rPr>
+        <w:t>public</w:t>
+      </w:r>
+      <w:proofErr w:type="spellEnd"/>
+      <w:r>
+        <w:rPr>
+          <w:rStyle w:val="HTML"/>
+        </w:rPr>
+        <w:t xml:space="preserve"> </w:t>
+      </w:r>
+      <w:proofErr w:type="spellStart"/>
+      <w:r>
+        <w:rPr>
+          <w:rStyle w:val="hljs-title"/>
+        </w:rPr>
+        <w:t>CustomForm</w:t>
+      </w:r>
+      <w:proofErr w:type="spellEnd"/>
+      <w:r>
+        <w:rPr>
+          <w:rStyle w:val="HTML"/>
+        </w:rPr>
+        <w:t>(</w:t>
+      </w:r>
+      <w:proofErr w:type="spellStart"/>
+      <w:r>
+        <w:rPr>
+          <w:rStyle w:val="hljs-params"/>
+        </w:rPr>
+        <w:t>UserClass</w:t>
+      </w:r>
+      <w:proofErr w:type="spellEnd"/>
+      <w:r>
+        <w:rPr>
+          <w:rStyle w:val="hljs-params"/>
+        </w:rPr>
+        <w:t xml:space="preserve"> </w:t>
+      </w:r>
+      <w:proofErr w:type="spellStart"/>
+      <w:r>
+        <w:rPr>
+          <w:rStyle w:val="hljs-params"/>
+        </w:rPr>
+        <w:t>user</w:t>
+      </w:r>
+      <w:proofErr w:type="spellEnd"/>
+      <w:r>
+        <w:rPr>
+          <w:rStyle w:val="HTML"/>
+        </w:rPr>
+        <w:t>)</w:t>
+      </w:r>
+    </w:p>
+    <w:p>
+      <w:pPr>
+        <w:pStyle w:val="HTML0"/>
+        <w:rPr>
+          <w:rStyle w:val="HTML"/>
+          <w:lang w:val="en-US"/>
+        </w:rPr>
+      </w:pPr>
+      <w:r>
+        <w:rPr>
+          <w:rStyle w:val="HTML"/>
+          <w:lang w:val="en-US"/>
+        </w:rPr>
+        <w:t>{</w:t>
+      </w:r>
+    </w:p>
+    <w:p>
+      <w:pPr>
+        <w:pStyle w:val="HTML0"/>
+        <w:rPr>
+          <w:rStyle w:val="HTML"/>
+          <w:lang w:val="en-US"/>
+        </w:rPr>
+      </w:pPr>
+      <w:r>
+        <w:rPr>
+          <w:rStyle w:val="HTML"/>
+          <w:lang w:val="en-US"/>
+        </w:rPr>
+        <w:t xml:space="preserve">    _user = </w:t>
+      </w:r>
+      <w:proofErr w:type="gramStart"/>
+      <w:r>
+        <w:rPr>
+          <w:rStyle w:val="HTML"/>
+          <w:lang w:val="en-US"/>
+        </w:rPr>
+        <w:t>user ??</w:t>
+      </w:r>
+      <w:proofErr w:type="gramEnd"/>
+      <w:r>
+        <w:rPr>
+          <w:rStyle w:val="HTML"/>
+          <w:lang w:val="en-US"/>
+        </w:rPr>
+        <w:t xml:space="preserve"> </w:t>
+      </w:r>
+      <w:proofErr w:type="gramStart"/>
+      <w:r>
+        <w:rPr>
+          <w:rStyle w:val="hljs-keyword"/>
+          <w:lang w:val="en-US"/>
+        </w:rPr>
+        <w:t>throw</w:t>
+      </w:r>
+      <w:proofErr w:type="gramEnd"/>
+      <w:r>
+        <w:rPr>
+          <w:rStyle w:val="HTML"/>
+          <w:lang w:val="en-US"/>
+        </w:rPr>
+        <w:t xml:space="preserve"> </w:t>
+      </w:r>
+      <w:r>
+        <w:rPr>
+          <w:rStyle w:val="hljs-keyword"/>
+          <w:lang w:val="en-US"/>
+        </w:rPr>
+        <w:t>new</w:t>
+      </w:r>
+      <w:r>
+        <w:rPr>
+          <w:rStyle w:val="HTML"/>
+          <w:lang w:val="en-US"/>
+        </w:rPr>
+        <w:t xml:space="preserve"> </w:t>
+      </w:r>
+      <w:proofErr w:type="spellStart"/>
+      <w:r>
+        <w:rPr>
+          <w:rStyle w:val="HTML"/>
+          <w:lang w:val="en-US"/>
+        </w:rPr>
+        <w:t>ArgumentNullException</w:t>
+      </w:r>
+      <w:proofErr w:type="spellEnd"/>
+      <w:r>
+        <w:rPr>
+          <w:rStyle w:val="HTML"/>
+          <w:lang w:val="en-US"/>
+        </w:rPr>
+        <w:t>(</w:t>
+      </w:r>
+      <w:proofErr w:type="spellStart"/>
+      <w:r>
+        <w:rPr>
+          <w:rStyle w:val="hljs-keyword"/>
+          <w:lang w:val="en-US"/>
+        </w:rPr>
+        <w:t>nameof</w:t>
+      </w:r>
+      <w:proofErr w:type="spellEnd"/>
+      <w:r>
+        <w:rPr>
+          <w:rStyle w:val="HTML"/>
+          <w:lang w:val="en-US"/>
+        </w:rPr>
+        <w:t>(user));</w:t>
+      </w:r>
+    </w:p>
+    <w:p>
+      <w:pPr>
+        <w:pStyle w:val="HTML0"/>
+        <w:rPr>
+          <w:rStyle w:val="HTML"/>
+        </w:rPr>
+      </w:pPr>
+      <w:r>
+        <w:rPr>
+          <w:rStyle w:val="HTML"/>
+          <w:lang w:val="en-US"/>
+        </w:rPr>
+        <w:t xml:space="preserve">    </w:t>
+      </w:r>
+      <w:r>
+        <w:rPr>
+          <w:rStyle w:val="HTML"/>
+        </w:rPr>
+        <w:t>...</w:t>
+      </w:r>
+    </w:p>
+    <w:p>
+      <w:pPr>
+        <w:pStyle w:val="HTML0"/>
+        <w:rPr>
+          <w:rStyle w:val="HTML"/>
+        </w:rPr>
+      </w:pPr>
+      <w:r>
+        <w:rPr>
+          <w:rStyle w:val="HTML"/>
+        </w:rPr>
+        <w:t>}</w:t>
+      </w:r>
+    </w:p>
+    <w:p>
+      <w:pPr>
+        <w:pStyle w:val="a5"/>
+      </w:pPr>
+      <w:r>
+        <w:t xml:space="preserve">⚠️ </w:t>
+      </w:r>
+      <w:r>
+        <w:rPr>
+          <w:rStyle w:val="a6"/>
+        </w:rPr>
+        <w:t>Важно:</w:t>
+      </w:r>
+      <w:r>
+        <w:t xml:space="preserve"> Все формы, которые используют </w:t>
+      </w:r>
+      <w:proofErr w:type="spellStart"/>
+      <w:r>
+        <w:rPr>
+          <w:rStyle w:val="HTML"/>
+        </w:rPr>
+        <w:t>CustomForm</w:t>
+      </w:r>
+      <w:proofErr w:type="spellEnd"/>
+      <w:r>
+        <w:t xml:space="preserve">, должны вызываться </w:t>
+      </w:r>
+      <w:r>
+        <w:rPr>
+          <w:rStyle w:val="a6"/>
+        </w:rPr>
+        <w:t>через этот конструктор</w:t>
+      </w:r>
+      <w:r>
+        <w:t>, чтобы иметь доступ к информации о текущем пользователе.</w:t>
+      </w:r>
+    </w:p>
+    <w:p>
+      <w:r>
+        <w:pict>
+          <v:rect id="_x0000_i1037" style="width:0;height:1.5pt" o:hralign="center" o:hrstd="t" o:hr="t" fillcolor="#a0a0a0" stroked="f"/>
+        </w:pict>
+      </w:r>
+    </w:p>
+    <w:p>
+      <w:pPr>
+        <w:pStyle w:val="2"/>
+      </w:pPr>
+      <w:r>
+        <w:t>🪪 Идентификация формы</w:t>
+      </w:r>
+    </w:p>
+    <w:p>
+      <w:pPr>
+        <w:pStyle w:val="a5"/>
+      </w:pPr>
+      <w:r>
+        <w:t xml:space="preserve">Имя формы определяется через </w:t>
+      </w:r>
+      <w:proofErr w:type="spellStart"/>
+      <w:r>
+        <w:rPr>
+          <w:rStyle w:val="HTML"/>
+        </w:rPr>
+        <w:t>this.GetType</w:t>
+      </w:r>
+      <w:proofErr w:type="spellEnd"/>
+      <w:r>
+        <w:rPr>
+          <w:rStyle w:val="HTML"/>
+        </w:rPr>
+        <w:t>().</w:t>
+      </w:r>
+      <w:proofErr w:type="spellStart"/>
+      <w:r>
+        <w:rPr>
+          <w:rStyle w:val="HTML"/>
+        </w:rPr>
+        <w:t>Name</w:t>
+      </w:r>
+      <w:proofErr w:type="spellEnd"/>
+      <w:r>
+        <w:t xml:space="preserve"> и должно совпадать с </w:t>
+      </w:r>
+      <w:proofErr w:type="spellStart"/>
+      <w:r>
+        <w:rPr>
+          <w:rStyle w:val="HTML"/>
+        </w:rPr>
+        <w:t>ProjectForms.NameForm</w:t>
+      </w:r>
+      <w:proofErr w:type="spellEnd"/>
+      <w:r>
+        <w:t xml:space="preserve"> в базе данных.</w:t>
+      </w:r>
+    </w:p>
+    <w:p>
+      <w:pPr>
+        <w:pStyle w:val="a5"/>
+      </w:pPr>
+      <w:r>
+        <w:t>Этим обеспечивается связь формы с записями:</w:t>
+      </w:r>
+    </w:p>
+    <w:p>
+      <w:pPr>
+        <w:pStyle w:val="a5"/>
+        <w:numPr>
+          <w:ilvl w:val="0"/>
+          <w:numId w:val="13"/>
+        </w:numPr>
+      </w:pPr>
+      <w:proofErr w:type="spellStart"/>
+      <w:r>
+        <w:rPr>
+          <w:rStyle w:val="HTML"/>
+        </w:rPr>
+        <w:t>ProjectForms</w:t>
+      </w:r>
+      <w:proofErr w:type="spellEnd"/>
+      <w:r>
+        <w:t xml:space="preserve"> — сама форма</w:t>
+      </w:r>
+    </w:p>
+    <w:p>
+      <w:pPr>
+        <w:pStyle w:val="a5"/>
+        <w:numPr>
+          <w:ilvl w:val="0"/>
+          <w:numId w:val="13"/>
+        </w:numPr>
+      </w:pPr>
+      <w:proofErr w:type="spellStart"/>
+      <w:r>
+        <w:rPr>
+          <w:rStyle w:val="HTML"/>
+        </w:rPr>
+        <w:t>ObjectForm</w:t>
+      </w:r>
+      <w:proofErr w:type="spellEnd"/>
+      <w:r>
+        <w:t xml:space="preserve"> — все элементы на форме</w:t>
+      </w:r>
+    </w:p>
+    <w:p>
+      <w:pPr>
+        <w:pStyle w:val="a5"/>
+        <w:numPr>
+          <w:ilvl w:val="0"/>
+          <w:numId w:val="13"/>
+        </w:numPr>
+      </w:pPr>
+      <w:proofErr w:type="spellStart"/>
+      <w:r>
+        <w:rPr>
+          <w:rStyle w:val="HTML"/>
+        </w:rPr>
+        <w:t>RoleObject</w:t>
+      </w:r>
+      <w:proofErr w:type="spellEnd"/>
+      <w:r>
+        <w:t xml:space="preserve"> — права для каждой роли на каждый объект формы</w:t>
+      </w:r>
+    </w:p>
+    <w:p>
+      <w:r>
+        <w:pict>
+          <v:rect id="_x0000_i1038" style="width:0;height:1.5pt" o:hralign="center" o:hrstd="t" o:hr="t" fillcolor="#a0a0a0" stroked="f"/>
+        </w:pict>
+      </w:r>
+    </w:p>
+    <w:p>
+      <w:pPr>
+        <w:pStyle w:val="2"/>
+      </w:pPr>
+      <w:bookmarkStart w:id="0" w:name="_GoBack"/>
+      <w:bookmarkEnd w:id="0"/>
+      <w:r>
+        <w:t xml:space="preserve">✅ Резюме: обязанности </w:t>
+      </w:r>
+      <w:proofErr w:type="spellStart"/>
+      <w:r>
+        <w:rPr>
+          <w:rStyle w:val="HTML"/>
+        </w:rPr>
+        <w:t>CustomForm</w:t>
+      </w:r>
+      <w:proofErr w:type="spellEnd"/>
+    </w:p>
+    <w:tbl>
+      <w:tblPr>
+        <w:tblW w:w="0" w:type="auto"/>
+        <w:tblCellSpacing w:w="15" w:type="dxa"/>
+        <w:tblCellMar>
+          <w:top w:w="15" w:type="dxa"/>
+          <w:left w:w="15" w:type="dxa"/>
+          <w:bottom w:w="15" w:type="dxa"/>
+          <w:right w:w="15" w:type="dxa"/>
+        </w:tblCellMar>
+        <w:tblLook w:val="04A0" w:firstRow="1" w:lastRow="0" w:firstColumn="1" w:lastColumn="0" w:noHBand="0" w:noVBand="1"/>
+      </w:tblPr>
+      <w:tblGrid>
+        <w:gridCol w:w="4788"/>
+        <w:gridCol w:w="4657"/>
+      </w:tblGrid>
+      <w:tr>
+        <w:trPr>
+          <w:tblHeader/>
+          <w:tblCellSpacing w:w="15" w:type="dxa"/>
+        </w:trPr>
+        <w:tc>
+          <w:tcPr>
+            <w:tcW w:w="0" w:type="auto"/>
+            <w:vAlign w:val="center"/>
+            <w:hideMark/>
+          </w:tcPr>
+          <w:p>
+            <w:pPr>
+              <w:jc w:val="center"/>
+              <w:rPr>
+                <w:b/>
+                <w:bCs/>
+                <w:sz w:val="24"/>
+                <w:szCs w:val="24"/>
+              </w:rPr>
+            </w:pPr>
+            <w:r>
+              <w:rPr>
+                <w:b/>
+                <w:bCs/>
+              </w:rPr>
+              <w:t>Задача</w:t>
+            </w:r>
+          </w:p>
+        </w:tc>
+        <w:tc>
+          <w:tcPr>
+            <w:tcW w:w="0" w:type="auto"/>
+            <w:vAlign w:val="center"/>
+            <w:hideMark/>
+          </w:tcPr>
+          <w:p>
+            <w:pPr>
+              <w:jc w:val="center"/>
+              <w:rPr>
+                <w:b/>
+                <w:bCs/>
+                <w:sz w:val="24"/>
+                <w:szCs w:val="24"/>
+              </w:rPr>
+            </w:pPr>
+            <w:r>
+              <w:rPr>
+                <w:b/>
+                <w:bCs/>
+              </w:rPr>
+              <w:t>Метод</w:t>
+            </w:r>
+          </w:p>
+        </w:tc>
+      </w:tr>
+      <w:tr>
+        <w:trPr>
+          <w:tblCellSpacing w:w="15" w:type="dxa"/>
+        </w:trPr>
+        <w:tc>
+          <w:tcPr>
+            <w:tcW w:w="0" w:type="auto"/>
+            <w:vAlign w:val="center"/>
+            <w:hideMark/>
+          </w:tcPr>
+          <w:p>
+            <w:pPr>
+              <w:rPr>
+                <w:sz w:val="24"/>
+                <w:szCs w:val="24"/>
+              </w:rPr>
+            </w:pPr>
+            <w:r>
+              <w:t>Проверка доступа к форме</w:t>
+            </w:r>
+          </w:p>
+        </w:tc>
+        <w:tc>
+          <w:tcPr>
+            <w:tcW w:w="0" w:type="auto"/>
+            <w:vAlign w:val="center"/>
+            <w:hideMark/>
+          </w:tcPr>
+          <w:p>
+            <w:pPr>
+              <w:rPr>
+                <w:sz w:val="24"/>
+                <w:szCs w:val="24"/>
+              </w:rPr>
+            </w:pPr>
+            <w:proofErr w:type="spellStart"/>
+            <w:r>
+              <w:rPr>
+                <w:rStyle w:val="HTML"/>
+                <w:rFonts w:eastAsiaTheme="minorHAnsi"/>
+              </w:rPr>
+              <w:t>CustomForm_Load</w:t>
+            </w:r>
+            <w:proofErr w:type="spellEnd"/>
+          </w:p>
+        </w:tc>
+      </w:tr>
+      <w:tr>
+        <w:trPr>
+          <w:tblCellSpacing w:w="15" w:type="dxa"/>
+        </w:trPr>
+        <w:tc>
+          <w:tcPr>
+            <w:tcW w:w="0" w:type="auto"/>
+            <w:vAlign w:val="center"/>
+            <w:hideMark/>
+          </w:tcPr>
+          <w:p>
+            <w:pPr>
+              <w:rPr>
+                <w:sz w:val="24"/>
+                <w:szCs w:val="24"/>
+              </w:rPr>
+            </w:pPr>
+            <w:r>
+              <w:t>Применение доступа к каждому элементу</w:t>
+            </w:r>
+          </w:p>
+        </w:tc>
+        <w:tc>
+          <w:tcPr>
+            <w:tcW w:w="0" w:type="auto"/>
+            <w:vAlign w:val="center"/>
+            <w:hideMark/>
+          </w:tcPr>
+          <w:p>
+            <w:pPr>
+              <w:rPr>
+                <w:sz w:val="24"/>
+                <w:szCs w:val="24"/>
+              </w:rPr>
+            </w:pPr>
+            <w:proofErr w:type="spellStart"/>
+            <w:r>
+              <w:rPr>
+                <w:rStyle w:val="HTML"/>
+                <w:rFonts w:eastAsiaTheme="minorHAnsi"/>
+              </w:rPr>
+              <w:t>ApplyPermissionsToControls</w:t>
+            </w:r>
+            <w:proofErr w:type="spellEnd"/>
+          </w:p>
+        </w:tc>
+      </w:tr>
+      <w:tr>
+        <w:trPr>
+          <w:tblCellSpacing w:w="15" w:type="dxa"/>
+        </w:trPr>
+        <w:tc>
+          <w:tcPr>
+            <w:tcW w:w="0" w:type="auto"/>
+            <w:vAlign w:val="center"/>
+            <w:hideMark/>
+          </w:tcPr>
+          <w:p>
+            <w:pPr>
+              <w:rPr>
+                <w:sz w:val="24"/>
+                <w:szCs w:val="24"/>
+              </w:rPr>
+            </w:pPr>
+            <w:r>
+              <w:t xml:space="preserve">Отключение всех </w:t>
+            </w:r>
+            <w:proofErr w:type="spellStart"/>
+            <w:r>
+              <w:t>контролов</w:t>
+            </w:r>
+            <w:proofErr w:type="spellEnd"/>
+            <w:r>
+              <w:t xml:space="preserve"> </w:t>
+            </w:r>
+            <w:proofErr w:type="gramStart"/>
+            <w:r>
+              <w:t>при</w:t>
+            </w:r>
+            <w:proofErr w:type="gramEnd"/>
+            <w:r>
+              <w:t xml:space="preserve"> </w:t>
+            </w:r>
+            <w:r>
+              <w:rPr>
+                <w:rStyle w:val="HTML"/>
+                <w:rFonts w:eastAsiaTheme="minorHAnsi"/>
+              </w:rPr>
+              <w:t>только просмотр</w:t>
+            </w:r>
+          </w:p>
+        </w:tc>
+        <w:tc>
+          <w:tcPr>
+            <w:tcW w:w="0" w:type="auto"/>
+            <w:vAlign w:val="center"/>
+            <w:hideMark/>
+          </w:tcPr>
+          <w:p>
+            <w:pPr>
+              <w:rPr>
+                <w:sz w:val="24"/>
+                <w:szCs w:val="24"/>
+              </w:rPr>
+            </w:pPr>
+            <w:proofErr w:type="spellStart"/>
+            <w:r>
+              <w:rPr>
+                <w:rStyle w:val="HTML"/>
+                <w:rFonts w:eastAsiaTheme="minorHAnsi"/>
+              </w:rPr>
+              <w:t>DisableAllControls</w:t>
+            </w:r>
+            <w:proofErr w:type="spellEnd"/>
+          </w:p>
+        </w:tc>
+      </w:tr>
+      <w:tr>
+        <w:trPr>
+          <w:tblCellSpacing w:w="15" w:type="dxa"/>
+        </w:trPr>
+        <w:tc>
+          <w:tcPr>
+            <w:tcW w:w="0" w:type="auto"/>
+            <w:vAlign w:val="center"/>
+            <w:hideMark/>
+          </w:tcPr>
+          <w:p>
+            <w:pPr>
+              <w:rPr>
+                <w:sz w:val="24"/>
+                <w:szCs w:val="24"/>
+              </w:rPr>
+            </w:pPr>
+            <w:r>
+              <w:lastRenderedPageBreak/>
+              <w:t xml:space="preserve">Вызов </w:t>
+            </w:r>
+            <w:proofErr w:type="spellStart"/>
+            <w:r>
+              <w:t>логирования</w:t>
+            </w:r>
+            <w:proofErr w:type="spellEnd"/>
+            <w:r>
+              <w:t xml:space="preserve"> при открытии</w:t>
+            </w:r>
+          </w:p>
+        </w:tc>
+        <w:tc>
+          <w:tcPr>
+            <w:tcW w:w="0" w:type="auto"/>
+            <w:vAlign w:val="center"/>
+            <w:hideMark/>
+          </w:tcPr>
+          <w:p>
+            <w:pPr>
+              <w:rPr>
+                <w:sz w:val="24"/>
+                <w:szCs w:val="24"/>
+              </w:rPr>
+            </w:pPr>
+            <w:proofErr w:type="spellStart"/>
+            <w:r>
+              <w:rPr>
+                <w:rStyle w:val="HTML"/>
+                <w:rFonts w:eastAsiaTheme="minorHAnsi"/>
+              </w:rPr>
+              <w:t>ActionLogger.Log</w:t>
+            </w:r>
+            <w:proofErr w:type="spellEnd"/>
+            <w:r>
+              <w:rPr>
+                <w:rStyle w:val="HTML"/>
+                <w:rFonts w:eastAsiaTheme="minorHAnsi"/>
+              </w:rPr>
+              <w:t>(...)</w:t>
+            </w:r>
+          </w:p>
+        </w:tc>
+      </w:tr>
+      <w:tr>
+        <w:trPr>
+          <w:tblCellSpacing w:w="15" w:type="dxa"/>
+        </w:trPr>
+        <w:tc>
+          <w:tcPr>
+            <w:tcW w:w="0" w:type="auto"/>
+            <w:vAlign w:val="center"/>
+            <w:hideMark/>
+          </w:tcPr>
+          <w:p>
+            <w:pPr>
+              <w:rPr>
+                <w:sz w:val="24"/>
+                <w:szCs w:val="24"/>
+              </w:rPr>
+            </w:pPr>
+            <w:r>
+              <w:t>Применение темы</w:t>
+            </w:r>
+          </w:p>
+        </w:tc>
+        <w:tc>
+          <w:tcPr>
+            <w:tcW w:w="0" w:type="auto"/>
+            <w:vAlign w:val="center"/>
+            <w:hideMark/>
+          </w:tcPr>
+          <w:p>
+            <w:pPr>
+              <w:rPr>
+                <w:sz w:val="24"/>
+                <w:szCs w:val="24"/>
+              </w:rPr>
+            </w:pPr>
+            <w:proofErr w:type="spellStart"/>
+            <w:r>
+              <w:rPr>
+                <w:rStyle w:val="HTML"/>
+                <w:rFonts w:eastAsiaTheme="minorHAnsi"/>
+              </w:rPr>
+              <w:t>ApplyTheme</w:t>
+            </w:r>
+            <w:proofErr w:type="spellEnd"/>
+            <w:r>
+              <w:rPr>
+                <w:rStyle w:val="HTML"/>
+                <w:rFonts w:eastAsiaTheme="minorHAnsi"/>
+              </w:rPr>
+              <w:t>()</w:t>
+            </w:r>
+            <w:r>
+              <w:t xml:space="preserve"> и </w:t>
+            </w:r>
+            <w:proofErr w:type="spellStart"/>
+            <w:r>
+              <w:rPr>
+                <w:rStyle w:val="HTML"/>
+                <w:rFonts w:eastAsiaTheme="minorHAnsi"/>
+              </w:rPr>
+              <w:t>ApplyThemeToChildren</w:t>
+            </w:r>
+            <w:proofErr w:type="spellEnd"/>
+            <w:r>
+              <w:rPr>
+                <w:rStyle w:val="HTML"/>
+                <w:rFonts w:eastAsiaTheme="minorHAnsi"/>
+              </w:rPr>
+              <w:t>(...)</w:t>
+            </w:r>
+          </w:p>
+        </w:tc>
+      </w:tr>
+    </w:tbl>
+    <w:p/>
     <w:sectPr>
       <w:pgSz w:w="11906" w:h="16838"/>
       <w:pgMar w:top="1134" w:right="850" w:bottom="1134" w:left="1701" w:header="708" w:footer="708" w:gutter="0"/>
@@ -4268,6 +10444,864 @@
     </w:lvl>
   </w:abstractNum>
   <w:abstractNum w:abstractNumId="1">
+    <w:nsid w:val="149C61CB"/>
+    <w:multiLevelType w:val="multilevel"/>
+    <w:tmpl w:val="E2FECDBC"/>
+    <w:lvl w:ilvl="0">
+      <w:start w:val="1"/>
+      <w:numFmt w:val="bullet"/>
+      <w:lvlText w:val=""/>
+      <w:lvlJc w:val="left"/>
+      <w:pPr>
+        <w:tabs>
+          <w:tab w:val="num" w:pos="720"/>
+        </w:tabs>
+        <w:ind w:left="720" w:hanging="360"/>
+      </w:pPr>
+      <w:rPr>
+        <w:rFonts w:ascii="Symbol" w:hAnsi="Symbol" w:hint="default"/>
+        <w:sz w:val="20"/>
+      </w:rPr>
+    </w:lvl>
+    <w:lvl w:ilvl="1" w:tentative="1">
+      <w:start w:val="1"/>
+      <w:numFmt w:val="bullet"/>
+      <w:lvlText w:val="o"/>
+      <w:lvlJc w:val="left"/>
+      <w:pPr>
+        <w:tabs>
+          <w:tab w:val="num" w:pos="1440"/>
+        </w:tabs>
+        <w:ind w:left="1440" w:hanging="360"/>
+      </w:pPr>
+      <w:rPr>
+        <w:rFonts w:ascii="Courier New" w:hAnsi="Courier New" w:hint="default"/>
+        <w:sz w:val="20"/>
+      </w:rPr>
+    </w:lvl>
+    <w:lvl w:ilvl="2" w:tentative="1">
+      <w:start w:val="1"/>
+      <w:numFmt w:val="bullet"/>
+      <w:lvlText w:val=""/>
+      <w:lvlJc w:val="left"/>
+      <w:pPr>
+        <w:tabs>
+          <w:tab w:val="num" w:pos="2160"/>
+        </w:tabs>
+        <w:ind w:left="2160" w:hanging="360"/>
+      </w:pPr>
+      <w:rPr>
+        <w:rFonts w:ascii="Wingdings" w:hAnsi="Wingdings" w:hint="default"/>
+        <w:sz w:val="20"/>
+      </w:rPr>
+    </w:lvl>
+    <w:lvl w:ilvl="3" w:tentative="1">
+      <w:start w:val="1"/>
+      <w:numFmt w:val="bullet"/>
+      <w:lvlText w:val=""/>
+      <w:lvlJc w:val="left"/>
+      <w:pPr>
+        <w:tabs>
+          <w:tab w:val="num" w:pos="2880"/>
+        </w:tabs>
+        <w:ind w:left="2880" w:hanging="360"/>
+      </w:pPr>
+      <w:rPr>
+        <w:rFonts w:ascii="Wingdings" w:hAnsi="Wingdings" w:hint="default"/>
+        <w:sz w:val="20"/>
+      </w:rPr>
+    </w:lvl>
+    <w:lvl w:ilvl="4" w:tentative="1">
+      <w:start w:val="1"/>
+      <w:numFmt w:val="bullet"/>
+      <w:lvlText w:val=""/>
+      <w:lvlJc w:val="left"/>
+      <w:pPr>
+        <w:tabs>
+          <w:tab w:val="num" w:pos="3600"/>
+        </w:tabs>
+        <w:ind w:left="3600" w:hanging="360"/>
+      </w:pPr>
+      <w:rPr>
+        <w:rFonts w:ascii="Wingdings" w:hAnsi="Wingdings" w:hint="default"/>
+        <w:sz w:val="20"/>
+      </w:rPr>
+    </w:lvl>
+    <w:lvl w:ilvl="5" w:tentative="1">
+      <w:start w:val="1"/>
+      <w:numFmt w:val="bullet"/>
+      <w:lvlText w:val=""/>
+      <w:lvlJc w:val="left"/>
+      <w:pPr>
+        <w:tabs>
+          <w:tab w:val="num" w:pos="4320"/>
+        </w:tabs>
+        <w:ind w:left="4320" w:hanging="360"/>
+      </w:pPr>
+      <w:rPr>
+        <w:rFonts w:ascii="Wingdings" w:hAnsi="Wingdings" w:hint="default"/>
+        <w:sz w:val="20"/>
+      </w:rPr>
+    </w:lvl>
+    <w:lvl w:ilvl="6" w:tentative="1">
+      <w:start w:val="1"/>
+      <w:numFmt w:val="bullet"/>
+      <w:lvlText w:val=""/>
+      <w:lvlJc w:val="left"/>
+      <w:pPr>
+        <w:tabs>
+          <w:tab w:val="num" w:pos="5040"/>
+        </w:tabs>
+        <w:ind w:left="5040" w:hanging="360"/>
+      </w:pPr>
+      <w:rPr>
+        <w:rFonts w:ascii="Wingdings" w:hAnsi="Wingdings" w:hint="default"/>
+        <w:sz w:val="20"/>
+      </w:rPr>
+    </w:lvl>
+    <w:lvl w:ilvl="7" w:tentative="1">
+      <w:start w:val="1"/>
+      <w:numFmt w:val="bullet"/>
+      <w:lvlText w:val=""/>
+      <w:lvlJc w:val="left"/>
+      <w:pPr>
+        <w:tabs>
+          <w:tab w:val="num" w:pos="5760"/>
+        </w:tabs>
+        <w:ind w:left="5760" w:hanging="360"/>
+      </w:pPr>
+      <w:rPr>
+        <w:rFonts w:ascii="Wingdings" w:hAnsi="Wingdings" w:hint="default"/>
+        <w:sz w:val="20"/>
+      </w:rPr>
+    </w:lvl>
+    <w:lvl w:ilvl="8" w:tentative="1">
+      <w:start w:val="1"/>
+      <w:numFmt w:val="bullet"/>
+      <w:lvlText w:val=""/>
+      <w:lvlJc w:val="left"/>
+      <w:pPr>
+        <w:tabs>
+          <w:tab w:val="num" w:pos="6480"/>
+        </w:tabs>
+        <w:ind w:left="6480" w:hanging="360"/>
+      </w:pPr>
+      <w:rPr>
+        <w:rFonts w:ascii="Wingdings" w:hAnsi="Wingdings" w:hint="default"/>
+        <w:sz w:val="20"/>
+      </w:rPr>
+    </w:lvl>
+  </w:abstractNum>
+  <w:abstractNum w:abstractNumId="2">
+    <w:nsid w:val="1A96182B"/>
+    <w:multiLevelType w:val="multilevel"/>
+    <w:tmpl w:val="BDC85248"/>
+    <w:lvl w:ilvl="0">
+      <w:start w:val="1"/>
+      <w:numFmt w:val="bullet"/>
+      <w:lvlText w:val=""/>
+      <w:lvlJc w:val="left"/>
+      <w:pPr>
+        <w:tabs>
+          <w:tab w:val="num" w:pos="720"/>
+        </w:tabs>
+        <w:ind w:left="720" w:hanging="360"/>
+      </w:pPr>
+      <w:rPr>
+        <w:rFonts w:ascii="Symbol" w:hAnsi="Symbol" w:hint="default"/>
+        <w:sz w:val="20"/>
+      </w:rPr>
+    </w:lvl>
+    <w:lvl w:ilvl="1" w:tentative="1">
+      <w:start w:val="1"/>
+      <w:numFmt w:val="bullet"/>
+      <w:lvlText w:val="o"/>
+      <w:lvlJc w:val="left"/>
+      <w:pPr>
+        <w:tabs>
+          <w:tab w:val="num" w:pos="1440"/>
+        </w:tabs>
+        <w:ind w:left="1440" w:hanging="360"/>
+      </w:pPr>
+      <w:rPr>
+        <w:rFonts w:ascii="Courier New" w:hAnsi="Courier New" w:hint="default"/>
+        <w:sz w:val="20"/>
+      </w:rPr>
+    </w:lvl>
+    <w:lvl w:ilvl="2" w:tentative="1">
+      <w:start w:val="1"/>
+      <w:numFmt w:val="bullet"/>
+      <w:lvlText w:val=""/>
+      <w:lvlJc w:val="left"/>
+      <w:pPr>
+        <w:tabs>
+          <w:tab w:val="num" w:pos="2160"/>
+        </w:tabs>
+        <w:ind w:left="2160" w:hanging="360"/>
+      </w:pPr>
+      <w:rPr>
+        <w:rFonts w:ascii="Wingdings" w:hAnsi="Wingdings" w:hint="default"/>
+        <w:sz w:val="20"/>
+      </w:rPr>
+    </w:lvl>
+    <w:lvl w:ilvl="3" w:tentative="1">
+      <w:start w:val="1"/>
+      <w:numFmt w:val="bullet"/>
+      <w:lvlText w:val=""/>
+      <w:lvlJc w:val="left"/>
+      <w:pPr>
+        <w:tabs>
+          <w:tab w:val="num" w:pos="2880"/>
+        </w:tabs>
+        <w:ind w:left="2880" w:hanging="360"/>
+      </w:pPr>
+      <w:rPr>
+        <w:rFonts w:ascii="Wingdings" w:hAnsi="Wingdings" w:hint="default"/>
+        <w:sz w:val="20"/>
+      </w:rPr>
+    </w:lvl>
+    <w:lvl w:ilvl="4" w:tentative="1">
+      <w:start w:val="1"/>
+      <w:numFmt w:val="bullet"/>
+      <w:lvlText w:val=""/>
+      <w:lvlJc w:val="left"/>
+      <w:pPr>
+        <w:tabs>
+          <w:tab w:val="num" w:pos="3600"/>
+        </w:tabs>
+        <w:ind w:left="3600" w:hanging="360"/>
+      </w:pPr>
+      <w:rPr>
+        <w:rFonts w:ascii="Wingdings" w:hAnsi="Wingdings" w:hint="default"/>
+        <w:sz w:val="20"/>
+      </w:rPr>
+    </w:lvl>
+    <w:lvl w:ilvl="5" w:tentative="1">
+      <w:start w:val="1"/>
+      <w:numFmt w:val="bullet"/>
+      <w:lvlText w:val=""/>
+      <w:lvlJc w:val="left"/>
+      <w:pPr>
+        <w:tabs>
+          <w:tab w:val="num" w:pos="4320"/>
+        </w:tabs>
+        <w:ind w:left="4320" w:hanging="360"/>
+      </w:pPr>
+      <w:rPr>
+        <w:rFonts w:ascii="Wingdings" w:hAnsi="Wingdings" w:hint="default"/>
+        <w:sz w:val="20"/>
+      </w:rPr>
+    </w:lvl>
+    <w:lvl w:ilvl="6" w:tentative="1">
+      <w:start w:val="1"/>
+      <w:numFmt w:val="bullet"/>
+      <w:lvlText w:val=""/>
+      <w:lvlJc w:val="left"/>
+      <w:pPr>
+        <w:tabs>
+          <w:tab w:val="num" w:pos="5040"/>
+        </w:tabs>
+        <w:ind w:left="5040" w:hanging="360"/>
+      </w:pPr>
+      <w:rPr>
+        <w:rFonts w:ascii="Wingdings" w:hAnsi="Wingdings" w:hint="default"/>
+        <w:sz w:val="20"/>
+      </w:rPr>
+    </w:lvl>
+    <w:lvl w:ilvl="7" w:tentative="1">
+      <w:start w:val="1"/>
+      <w:numFmt w:val="bullet"/>
+      <w:lvlText w:val=""/>
+      <w:lvlJc w:val="left"/>
+      <w:pPr>
+        <w:tabs>
+          <w:tab w:val="num" w:pos="5760"/>
+        </w:tabs>
+        <w:ind w:left="5760" w:hanging="360"/>
+      </w:pPr>
+      <w:rPr>
+        <w:rFonts w:ascii="Wingdings" w:hAnsi="Wingdings" w:hint="default"/>
+        <w:sz w:val="20"/>
+      </w:rPr>
+    </w:lvl>
+    <w:lvl w:ilvl="8" w:tentative="1">
+      <w:start w:val="1"/>
+      <w:numFmt w:val="bullet"/>
+      <w:lvlText w:val=""/>
+      <w:lvlJc w:val="left"/>
+      <w:pPr>
+        <w:tabs>
+          <w:tab w:val="num" w:pos="6480"/>
+        </w:tabs>
+        <w:ind w:left="6480" w:hanging="360"/>
+      </w:pPr>
+      <w:rPr>
+        <w:rFonts w:ascii="Wingdings" w:hAnsi="Wingdings" w:hint="default"/>
+        <w:sz w:val="20"/>
+      </w:rPr>
+    </w:lvl>
+  </w:abstractNum>
+  <w:abstractNum w:abstractNumId="3">
+    <w:nsid w:val="1D6C6C4C"/>
+    <w:multiLevelType w:val="multilevel"/>
+    <w:tmpl w:val="4BB4B52C"/>
+    <w:lvl w:ilvl="0">
+      <w:start w:val="1"/>
+      <w:numFmt w:val="decimal"/>
+      <w:lvlText w:val="%1."/>
+      <w:lvlJc w:val="left"/>
+      <w:pPr>
+        <w:tabs>
+          <w:tab w:val="num" w:pos="720"/>
+        </w:tabs>
+        <w:ind w:left="720" w:hanging="360"/>
+      </w:pPr>
+    </w:lvl>
+    <w:lvl w:ilvl="1" w:tentative="1">
+      <w:start w:val="1"/>
+      <w:numFmt w:val="decimal"/>
+      <w:lvlText w:val="%2."/>
+      <w:lvlJc w:val="left"/>
+      <w:pPr>
+        <w:tabs>
+          <w:tab w:val="num" w:pos="1440"/>
+        </w:tabs>
+        <w:ind w:left="1440" w:hanging="360"/>
+      </w:pPr>
+    </w:lvl>
+    <w:lvl w:ilvl="2" w:tentative="1">
+      <w:start w:val="1"/>
+      <w:numFmt w:val="decimal"/>
+      <w:lvlText w:val="%3."/>
+      <w:lvlJc w:val="left"/>
+      <w:pPr>
+        <w:tabs>
+          <w:tab w:val="num" w:pos="2160"/>
+        </w:tabs>
+        <w:ind w:left="2160" w:hanging="360"/>
+      </w:pPr>
+    </w:lvl>
+    <w:lvl w:ilvl="3" w:tentative="1">
+      <w:start w:val="1"/>
+      <w:numFmt w:val="decimal"/>
+      <w:lvlText w:val="%4."/>
+      <w:lvlJc w:val="left"/>
+      <w:pPr>
+        <w:tabs>
+          <w:tab w:val="num" w:pos="2880"/>
+        </w:tabs>
+        <w:ind w:left="2880" w:hanging="360"/>
+      </w:pPr>
+    </w:lvl>
+    <w:lvl w:ilvl="4" w:tentative="1">
+      <w:start w:val="1"/>
+      <w:numFmt w:val="decimal"/>
+      <w:lvlText w:val="%5."/>
+      <w:lvlJc w:val="left"/>
+      <w:pPr>
+        <w:tabs>
+          <w:tab w:val="num" w:pos="3600"/>
+        </w:tabs>
+        <w:ind w:left="3600" w:hanging="360"/>
+      </w:pPr>
+    </w:lvl>
+    <w:lvl w:ilvl="5" w:tentative="1">
+      <w:start w:val="1"/>
+      <w:numFmt w:val="decimal"/>
+      <w:lvlText w:val="%6."/>
+      <w:lvlJc w:val="left"/>
+      <w:pPr>
+        <w:tabs>
+          <w:tab w:val="num" w:pos="4320"/>
+        </w:tabs>
+        <w:ind w:left="4320" w:hanging="360"/>
+      </w:pPr>
+    </w:lvl>
+    <w:lvl w:ilvl="6" w:tentative="1">
+      <w:start w:val="1"/>
+      <w:numFmt w:val="decimal"/>
+      <w:lvlText w:val="%7."/>
+      <w:lvlJc w:val="left"/>
+      <w:pPr>
+        <w:tabs>
+          <w:tab w:val="num" w:pos="5040"/>
+        </w:tabs>
+        <w:ind w:left="5040" w:hanging="360"/>
+      </w:pPr>
+    </w:lvl>
+    <w:lvl w:ilvl="7" w:tentative="1">
+      <w:start w:val="1"/>
+      <w:numFmt w:val="decimal"/>
+      <w:lvlText w:val="%8."/>
+      <w:lvlJc w:val="left"/>
+      <w:pPr>
+        <w:tabs>
+          <w:tab w:val="num" w:pos="5760"/>
+        </w:tabs>
+        <w:ind w:left="5760" w:hanging="360"/>
+      </w:pPr>
+    </w:lvl>
+    <w:lvl w:ilvl="8" w:tentative="1">
+      <w:start w:val="1"/>
+      <w:numFmt w:val="decimal"/>
+      <w:lvlText w:val="%9."/>
+      <w:lvlJc w:val="left"/>
+      <w:pPr>
+        <w:tabs>
+          <w:tab w:val="num" w:pos="6480"/>
+        </w:tabs>
+        <w:ind w:left="6480" w:hanging="360"/>
+      </w:pPr>
+    </w:lvl>
+  </w:abstractNum>
+  <w:abstractNum w:abstractNumId="4">
+    <w:nsid w:val="21CF2BB1"/>
+    <w:multiLevelType w:val="multilevel"/>
+    <w:tmpl w:val="AA84FCD8"/>
+    <w:lvl w:ilvl="0">
+      <w:start w:val="1"/>
+      <w:numFmt w:val="bullet"/>
+      <w:lvlText w:val=""/>
+      <w:lvlJc w:val="left"/>
+      <w:pPr>
+        <w:tabs>
+          <w:tab w:val="num" w:pos="720"/>
+        </w:tabs>
+        <w:ind w:left="720" w:hanging="360"/>
+      </w:pPr>
+      <w:rPr>
+        <w:rFonts w:ascii="Symbol" w:hAnsi="Symbol" w:hint="default"/>
+        <w:sz w:val="20"/>
+      </w:rPr>
+    </w:lvl>
+    <w:lvl w:ilvl="1" w:tentative="1">
+      <w:start w:val="1"/>
+      <w:numFmt w:val="bullet"/>
+      <w:lvlText w:val="o"/>
+      <w:lvlJc w:val="left"/>
+      <w:pPr>
+        <w:tabs>
+          <w:tab w:val="num" w:pos="1440"/>
+        </w:tabs>
+        <w:ind w:left="1440" w:hanging="360"/>
+      </w:pPr>
+      <w:rPr>
+        <w:rFonts w:ascii="Courier New" w:hAnsi="Courier New" w:hint="default"/>
+        <w:sz w:val="20"/>
+      </w:rPr>
+    </w:lvl>
+    <w:lvl w:ilvl="2" w:tentative="1">
+      <w:start w:val="1"/>
+      <w:numFmt w:val="bullet"/>
+      <w:lvlText w:val=""/>
+      <w:lvlJc w:val="left"/>
+      <w:pPr>
+        <w:tabs>
+          <w:tab w:val="num" w:pos="2160"/>
+        </w:tabs>
+        <w:ind w:left="2160" w:hanging="360"/>
+      </w:pPr>
+      <w:rPr>
+        <w:rFonts w:ascii="Wingdings" w:hAnsi="Wingdings" w:hint="default"/>
+        <w:sz w:val="20"/>
+      </w:rPr>
+    </w:lvl>
+    <w:lvl w:ilvl="3" w:tentative="1">
+      <w:start w:val="1"/>
+      <w:numFmt w:val="bullet"/>
+      <w:lvlText w:val=""/>
+      <w:lvlJc w:val="left"/>
+      <w:pPr>
+        <w:tabs>
+          <w:tab w:val="num" w:pos="2880"/>
+        </w:tabs>
+        <w:ind w:left="2880" w:hanging="360"/>
+      </w:pPr>
+      <w:rPr>
+        <w:rFonts w:ascii="Wingdings" w:hAnsi="Wingdings" w:hint="default"/>
+        <w:sz w:val="20"/>
+      </w:rPr>
+    </w:lvl>
+    <w:lvl w:ilvl="4" w:tentative="1">
+      <w:start w:val="1"/>
+      <w:numFmt w:val="bullet"/>
+      <w:lvlText w:val=""/>
+      <w:lvlJc w:val="left"/>
+      <w:pPr>
+        <w:tabs>
+          <w:tab w:val="num" w:pos="3600"/>
+        </w:tabs>
+        <w:ind w:left="3600" w:hanging="360"/>
+      </w:pPr>
+      <w:rPr>
+        <w:rFonts w:ascii="Wingdings" w:hAnsi="Wingdings" w:hint="default"/>
+        <w:sz w:val="20"/>
+      </w:rPr>
+    </w:lvl>
+    <w:lvl w:ilvl="5" w:tentative="1">
+      <w:start w:val="1"/>
+      <w:numFmt w:val="bullet"/>
+      <w:lvlText w:val=""/>
+      <w:lvlJc w:val="left"/>
+      <w:pPr>
+        <w:tabs>
+          <w:tab w:val="num" w:pos="4320"/>
+        </w:tabs>
+        <w:ind w:left="4320" w:hanging="360"/>
+      </w:pPr>
+      <w:rPr>
+        <w:rFonts w:ascii="Wingdings" w:hAnsi="Wingdings" w:hint="default"/>
+        <w:sz w:val="20"/>
+      </w:rPr>
+    </w:lvl>
+    <w:lvl w:ilvl="6" w:tentative="1">
+      <w:start w:val="1"/>
+      <w:numFmt w:val="bullet"/>
+      <w:lvlText w:val=""/>
+      <w:lvlJc w:val="left"/>
+      <w:pPr>
+        <w:tabs>
+          <w:tab w:val="num" w:pos="5040"/>
+        </w:tabs>
+        <w:ind w:left="5040" w:hanging="360"/>
+      </w:pPr>
+      <w:rPr>
+        <w:rFonts w:ascii="Wingdings" w:hAnsi="Wingdings" w:hint="default"/>
+        <w:sz w:val="20"/>
+      </w:rPr>
+    </w:lvl>
+    <w:lvl w:ilvl="7" w:tentative="1">
+      <w:start w:val="1"/>
+      <w:numFmt w:val="bullet"/>
+      <w:lvlText w:val=""/>
+      <w:lvlJc w:val="left"/>
+      <w:pPr>
+        <w:tabs>
+          <w:tab w:val="num" w:pos="5760"/>
+        </w:tabs>
+        <w:ind w:left="5760" w:hanging="360"/>
+      </w:pPr>
+      <w:rPr>
+        <w:rFonts w:ascii="Wingdings" w:hAnsi="Wingdings" w:hint="default"/>
+        <w:sz w:val="20"/>
+      </w:rPr>
+    </w:lvl>
+    <w:lvl w:ilvl="8" w:tentative="1">
+      <w:start w:val="1"/>
+      <w:numFmt w:val="bullet"/>
+      <w:lvlText w:val=""/>
+      <w:lvlJc w:val="left"/>
+      <w:pPr>
+        <w:tabs>
+          <w:tab w:val="num" w:pos="6480"/>
+        </w:tabs>
+        <w:ind w:left="6480" w:hanging="360"/>
+      </w:pPr>
+      <w:rPr>
+        <w:rFonts w:ascii="Wingdings" w:hAnsi="Wingdings" w:hint="default"/>
+        <w:sz w:val="20"/>
+      </w:rPr>
+    </w:lvl>
+  </w:abstractNum>
+  <w:abstractNum w:abstractNumId="5">
+    <w:nsid w:val="27CE359B"/>
+    <w:multiLevelType w:val="multilevel"/>
+    <w:tmpl w:val="522612A2"/>
+    <w:lvl w:ilvl="0">
+      <w:start w:val="1"/>
+      <w:numFmt w:val="bullet"/>
+      <w:lvlText w:val=""/>
+      <w:lvlJc w:val="left"/>
+      <w:pPr>
+        <w:tabs>
+          <w:tab w:val="num" w:pos="720"/>
+        </w:tabs>
+        <w:ind w:left="720" w:hanging="360"/>
+      </w:pPr>
+      <w:rPr>
+        <w:rFonts w:ascii="Symbol" w:hAnsi="Symbol" w:hint="default"/>
+        <w:sz w:val="20"/>
+      </w:rPr>
+    </w:lvl>
+    <w:lvl w:ilvl="1" w:tentative="1">
+      <w:start w:val="1"/>
+      <w:numFmt w:val="bullet"/>
+      <w:lvlText w:val="o"/>
+      <w:lvlJc w:val="left"/>
+      <w:pPr>
+        <w:tabs>
+          <w:tab w:val="num" w:pos="1440"/>
+        </w:tabs>
+        <w:ind w:left="1440" w:hanging="360"/>
+      </w:pPr>
+      <w:rPr>
+        <w:rFonts w:ascii="Courier New" w:hAnsi="Courier New" w:hint="default"/>
+        <w:sz w:val="20"/>
+      </w:rPr>
+    </w:lvl>
+    <w:lvl w:ilvl="2" w:tentative="1">
+      <w:start w:val="1"/>
+      <w:numFmt w:val="bullet"/>
+      <w:lvlText w:val=""/>
+      <w:lvlJc w:val="left"/>
+      <w:pPr>
+        <w:tabs>
+          <w:tab w:val="num" w:pos="2160"/>
+        </w:tabs>
+        <w:ind w:left="2160" w:hanging="360"/>
+      </w:pPr>
+      <w:rPr>
+        <w:rFonts w:ascii="Wingdings" w:hAnsi="Wingdings" w:hint="default"/>
+        <w:sz w:val="20"/>
+      </w:rPr>
+    </w:lvl>
+    <w:lvl w:ilvl="3" w:tentative="1">
+      <w:start w:val="1"/>
+      <w:numFmt w:val="bullet"/>
+      <w:lvlText w:val=""/>
+      <w:lvlJc w:val="left"/>
+      <w:pPr>
+        <w:tabs>
+          <w:tab w:val="num" w:pos="2880"/>
+        </w:tabs>
+        <w:ind w:left="2880" w:hanging="360"/>
+      </w:pPr>
+      <w:rPr>
+        <w:rFonts w:ascii="Wingdings" w:hAnsi="Wingdings" w:hint="default"/>
+        <w:sz w:val="20"/>
+      </w:rPr>
+    </w:lvl>
+    <w:lvl w:ilvl="4" w:tentative="1">
+      <w:start w:val="1"/>
+      <w:numFmt w:val="bullet"/>
+      <w:lvlText w:val=""/>
+      <w:lvlJc w:val="left"/>
+      <w:pPr>
+        <w:tabs>
+          <w:tab w:val="num" w:pos="3600"/>
+        </w:tabs>
+        <w:ind w:left="3600" w:hanging="360"/>
+      </w:pPr>
+      <w:rPr>
+        <w:rFonts w:ascii="Wingdings" w:hAnsi="Wingdings" w:hint="default"/>
+        <w:sz w:val="20"/>
+      </w:rPr>
+    </w:lvl>
+    <w:lvl w:ilvl="5" w:tentative="1">
+      <w:start w:val="1"/>
+      <w:numFmt w:val="bullet"/>
+      <w:lvlText w:val=""/>
+      <w:lvlJc w:val="left"/>
+      <w:pPr>
+        <w:tabs>
+          <w:tab w:val="num" w:pos="4320"/>
+        </w:tabs>
+        <w:ind w:left="4320" w:hanging="360"/>
+      </w:pPr>
+      <w:rPr>
+        <w:rFonts w:ascii="Wingdings" w:hAnsi="Wingdings" w:hint="default"/>
+        <w:sz w:val="20"/>
+      </w:rPr>
+    </w:lvl>
+    <w:lvl w:ilvl="6" w:tentative="1">
+      <w:start w:val="1"/>
+      <w:numFmt w:val="bullet"/>
+      <w:lvlText w:val=""/>
+      <w:lvlJc w:val="left"/>
+      <w:pPr>
+        <w:tabs>
+          <w:tab w:val="num" w:pos="5040"/>
+        </w:tabs>
+        <w:ind w:left="5040" w:hanging="360"/>
+      </w:pPr>
+      <w:rPr>
+        <w:rFonts w:ascii="Wingdings" w:hAnsi="Wingdings" w:hint="default"/>
+        <w:sz w:val="20"/>
+      </w:rPr>
+    </w:lvl>
+    <w:lvl w:ilvl="7" w:tentative="1">
+      <w:start w:val="1"/>
+      <w:numFmt w:val="bullet"/>
+      <w:lvlText w:val=""/>
+      <w:lvlJc w:val="left"/>
+      <w:pPr>
+        <w:tabs>
+          <w:tab w:val="num" w:pos="5760"/>
+        </w:tabs>
+        <w:ind w:left="5760" w:hanging="360"/>
+      </w:pPr>
+      <w:rPr>
+        <w:rFonts w:ascii="Wingdings" w:hAnsi="Wingdings" w:hint="default"/>
+        <w:sz w:val="20"/>
+      </w:rPr>
+    </w:lvl>
+    <w:lvl w:ilvl="8" w:tentative="1">
+      <w:start w:val="1"/>
+      <w:numFmt w:val="bullet"/>
+      <w:lvlText w:val=""/>
+      <w:lvlJc w:val="left"/>
+      <w:pPr>
+        <w:tabs>
+          <w:tab w:val="num" w:pos="6480"/>
+        </w:tabs>
+        <w:ind w:left="6480" w:hanging="360"/>
+      </w:pPr>
+      <w:rPr>
+        <w:rFonts w:ascii="Wingdings" w:hAnsi="Wingdings" w:hint="default"/>
+        <w:sz w:val="20"/>
+      </w:rPr>
+    </w:lvl>
+  </w:abstractNum>
+  <w:abstractNum w:abstractNumId="6">
+    <w:nsid w:val="289D394E"/>
+    <w:multiLevelType w:val="multilevel"/>
+    <w:tmpl w:val="620005A4"/>
+    <w:lvl w:ilvl="0">
+      <w:start w:val="1"/>
+      <w:numFmt w:val="bullet"/>
+      <w:lvlText w:val=""/>
+      <w:lvlJc w:val="left"/>
+      <w:pPr>
+        <w:tabs>
+          <w:tab w:val="num" w:pos="720"/>
+        </w:tabs>
+        <w:ind w:left="720" w:hanging="360"/>
+      </w:pPr>
+      <w:rPr>
+        <w:rFonts w:ascii="Symbol" w:hAnsi="Symbol" w:hint="default"/>
+        <w:sz w:val="20"/>
+      </w:rPr>
+    </w:lvl>
+    <w:lvl w:ilvl="1" w:tentative="1">
+      <w:start w:val="1"/>
+      <w:numFmt w:val="bullet"/>
+      <w:lvlText w:val="o"/>
+      <w:lvlJc w:val="left"/>
+      <w:pPr>
+        <w:tabs>
+          <w:tab w:val="num" w:pos="1440"/>
+        </w:tabs>
+        <w:ind w:left="1440" w:hanging="360"/>
+      </w:pPr>
+      <w:rPr>
+        <w:rFonts w:ascii="Courier New" w:hAnsi="Courier New" w:hint="default"/>
+        <w:sz w:val="20"/>
+      </w:rPr>
+    </w:lvl>
+    <w:lvl w:ilvl="2" w:tentative="1">
+      <w:start w:val="1"/>
+      <w:numFmt w:val="bullet"/>
+      <w:lvlText w:val=""/>
+      <w:lvlJc w:val="left"/>
+      <w:pPr>
+        <w:tabs>
+          <w:tab w:val="num" w:pos="2160"/>
+        </w:tabs>
+        <w:ind w:left="2160" w:hanging="360"/>
+      </w:pPr>
+      <w:rPr>
+        <w:rFonts w:ascii="Wingdings" w:hAnsi="Wingdings" w:hint="default"/>
+        <w:sz w:val="20"/>
+      </w:rPr>
+    </w:lvl>
+    <w:lvl w:ilvl="3" w:tentative="1">
+      <w:start w:val="1"/>
+      <w:numFmt w:val="bullet"/>
+      <w:lvlText w:val=""/>
+      <w:lvlJc w:val="left"/>
+      <w:pPr>
+        <w:tabs>
+          <w:tab w:val="num" w:pos="2880"/>
+        </w:tabs>
+        <w:ind w:left="2880" w:hanging="360"/>
+      </w:pPr>
+      <w:rPr>
+        <w:rFonts w:ascii="Wingdings" w:hAnsi="Wingdings" w:hint="default"/>
+        <w:sz w:val="20"/>
+      </w:rPr>
+    </w:lvl>
+    <w:lvl w:ilvl="4" w:tentative="1">
+      <w:start w:val="1"/>
+      <w:numFmt w:val="bullet"/>
+      <w:lvlText w:val=""/>
+      <w:lvlJc w:val="left"/>
+      <w:pPr>
+        <w:tabs>
+          <w:tab w:val="num" w:pos="3600"/>
+        </w:tabs>
+        <w:ind w:left="3600" w:hanging="360"/>
+      </w:pPr>
+      <w:rPr>
+        <w:rFonts w:ascii="Wingdings" w:hAnsi="Wingdings" w:hint="default"/>
+        <w:sz w:val="20"/>
+      </w:rPr>
+    </w:lvl>
+    <w:lvl w:ilvl="5" w:tentative="1">
+      <w:start w:val="1"/>
+      <w:numFmt w:val="bullet"/>
+      <w:lvlText w:val=""/>
+      <w:lvlJc w:val="left"/>
+      <w:pPr>
+        <w:tabs>
+          <w:tab w:val="num" w:pos="4320"/>
+        </w:tabs>
+        <w:ind w:left="4320" w:hanging="360"/>
+      </w:pPr>
+      <w:rPr>
+        <w:rFonts w:ascii="Wingdings" w:hAnsi="Wingdings" w:hint="default"/>
+        <w:sz w:val="20"/>
+      </w:rPr>
+    </w:lvl>
+    <w:lvl w:ilvl="6" w:tentative="1">
+      <w:start w:val="1"/>
+      <w:numFmt w:val="bullet"/>
+      <w:lvlText w:val=""/>
+      <w:lvlJc w:val="left"/>
+      <w:pPr>
+        <w:tabs>
+          <w:tab w:val="num" w:pos="5040"/>
+        </w:tabs>
+        <w:ind w:left="5040" w:hanging="360"/>
+      </w:pPr>
+      <w:rPr>
+        <w:rFonts w:ascii="Wingdings" w:hAnsi="Wingdings" w:hint="default"/>
+        <w:sz w:val="20"/>
+      </w:rPr>
+    </w:lvl>
+    <w:lvl w:ilvl="7" w:tentative="1">
+      <w:start w:val="1"/>
+      <w:numFmt w:val="bullet"/>
+      <w:lvlText w:val=""/>
+      <w:lvlJc w:val="left"/>
+      <w:pPr>
+        <w:tabs>
+          <w:tab w:val="num" w:pos="5760"/>
+        </w:tabs>
+        <w:ind w:left="5760" w:hanging="360"/>
+      </w:pPr>
+      <w:rPr>
+        <w:rFonts w:ascii="Wingdings" w:hAnsi="Wingdings" w:hint="default"/>
+        <w:sz w:val="20"/>
+      </w:rPr>
+    </w:lvl>
+    <w:lvl w:ilvl="8" w:tentative="1">
+      <w:start w:val="1"/>
+      <w:numFmt w:val="bullet"/>
+      <w:lvlText w:val=""/>
+      <w:lvlJc w:val="left"/>
+      <w:pPr>
+        <w:tabs>
+          <w:tab w:val="num" w:pos="6480"/>
+        </w:tabs>
+        <w:ind w:left="6480" w:hanging="360"/>
+      </w:pPr>
+      <w:rPr>
+        <w:rFonts w:ascii="Wingdings" w:hAnsi="Wingdings" w:hint="default"/>
+        <w:sz w:val="20"/>
+      </w:rPr>
+    </w:lvl>
+  </w:abstractNum>
+  <w:abstractNum w:abstractNumId="7">
     <w:nsid w:val="2D9F777B"/>
     <w:multiLevelType w:val="multilevel"/>
     <w:tmpl w:val="0AF0EECC"/>
@@ -4384,7 +11418,7 @@
       </w:pPr>
     </w:lvl>
   </w:abstractNum>
-  <w:abstractNum w:abstractNumId="2">
+  <w:abstractNum w:abstractNumId="8">
     <w:nsid w:val="337E15C8"/>
     <w:multiLevelType w:val="multilevel"/>
     <w:tmpl w:val="9D648B72"/>
@@ -4501,14 +11535,572 @@
       </w:pPr>
     </w:lvl>
   </w:abstractNum>
+  <w:abstractNum w:abstractNumId="9">
+    <w:nsid w:val="4AF42FE2"/>
+    <w:multiLevelType w:val="multilevel"/>
+    <w:tmpl w:val="4BB4B52C"/>
+    <w:lvl w:ilvl="0">
+      <w:start w:val="1"/>
+      <w:numFmt w:val="decimal"/>
+      <w:lvlText w:val="%1."/>
+      <w:lvlJc w:val="left"/>
+      <w:pPr>
+        <w:tabs>
+          <w:tab w:val="num" w:pos="720"/>
+        </w:tabs>
+        <w:ind w:left="720" w:hanging="360"/>
+      </w:pPr>
+    </w:lvl>
+    <w:lvl w:ilvl="1">
+      <w:start w:val="1"/>
+      <w:numFmt w:val="bullet"/>
+      <w:lvlText w:val="o"/>
+      <w:lvlJc w:val="left"/>
+      <w:pPr>
+        <w:tabs>
+          <w:tab w:val="num" w:pos="1440"/>
+        </w:tabs>
+        <w:ind w:left="1440" w:hanging="360"/>
+      </w:pPr>
+      <w:rPr>
+        <w:rFonts w:ascii="Courier New" w:hAnsi="Courier New" w:hint="default"/>
+        <w:sz w:val="20"/>
+      </w:rPr>
+    </w:lvl>
+    <w:lvl w:ilvl="2" w:tentative="1">
+      <w:start w:val="1"/>
+      <w:numFmt w:val="decimal"/>
+      <w:lvlText w:val="%3."/>
+      <w:lvlJc w:val="left"/>
+      <w:pPr>
+        <w:tabs>
+          <w:tab w:val="num" w:pos="2160"/>
+        </w:tabs>
+        <w:ind w:left="2160" w:hanging="360"/>
+      </w:pPr>
+    </w:lvl>
+    <w:lvl w:ilvl="3" w:tentative="1">
+      <w:start w:val="1"/>
+      <w:numFmt w:val="decimal"/>
+      <w:lvlText w:val="%4."/>
+      <w:lvlJc w:val="left"/>
+      <w:pPr>
+        <w:tabs>
+          <w:tab w:val="num" w:pos="2880"/>
+        </w:tabs>
+        <w:ind w:left="2880" w:hanging="360"/>
+      </w:pPr>
+    </w:lvl>
+    <w:lvl w:ilvl="4" w:tentative="1">
+      <w:start w:val="1"/>
+      <w:numFmt w:val="decimal"/>
+      <w:lvlText w:val="%5."/>
+      <w:lvlJc w:val="left"/>
+      <w:pPr>
+        <w:tabs>
+          <w:tab w:val="num" w:pos="3600"/>
+        </w:tabs>
+        <w:ind w:left="3600" w:hanging="360"/>
+      </w:pPr>
+    </w:lvl>
+    <w:lvl w:ilvl="5" w:tentative="1">
+      <w:start w:val="1"/>
+      <w:numFmt w:val="decimal"/>
+      <w:lvlText w:val="%6."/>
+      <w:lvlJc w:val="left"/>
+      <w:pPr>
+        <w:tabs>
+          <w:tab w:val="num" w:pos="4320"/>
+        </w:tabs>
+        <w:ind w:left="4320" w:hanging="360"/>
+      </w:pPr>
+    </w:lvl>
+    <w:lvl w:ilvl="6" w:tentative="1">
+      <w:start w:val="1"/>
+      <w:numFmt w:val="decimal"/>
+      <w:lvlText w:val="%7."/>
+      <w:lvlJc w:val="left"/>
+      <w:pPr>
+        <w:tabs>
+          <w:tab w:val="num" w:pos="5040"/>
+        </w:tabs>
+        <w:ind w:left="5040" w:hanging="360"/>
+      </w:pPr>
+    </w:lvl>
+    <w:lvl w:ilvl="7" w:tentative="1">
+      <w:start w:val="1"/>
+      <w:numFmt w:val="decimal"/>
+      <w:lvlText w:val="%8."/>
+      <w:lvlJc w:val="left"/>
+      <w:pPr>
+        <w:tabs>
+          <w:tab w:val="num" w:pos="5760"/>
+        </w:tabs>
+        <w:ind w:left="5760" w:hanging="360"/>
+      </w:pPr>
+    </w:lvl>
+    <w:lvl w:ilvl="8" w:tentative="1">
+      <w:start w:val="1"/>
+      <w:numFmt w:val="decimal"/>
+      <w:lvlText w:val="%9."/>
+      <w:lvlJc w:val="left"/>
+      <w:pPr>
+        <w:tabs>
+          <w:tab w:val="num" w:pos="6480"/>
+        </w:tabs>
+        <w:ind w:left="6480" w:hanging="360"/>
+      </w:pPr>
+    </w:lvl>
+  </w:abstractNum>
+  <w:abstractNum w:abstractNumId="10">
+    <w:nsid w:val="5E7738E4"/>
+    <w:multiLevelType w:val="multilevel"/>
+    <w:tmpl w:val="4BB4B52C"/>
+    <w:lvl w:ilvl="0">
+      <w:start w:val="3"/>
+      <w:numFmt w:val="decimal"/>
+      <w:lvlText w:val="%1."/>
+      <w:lvlJc w:val="left"/>
+      <w:pPr>
+        <w:tabs>
+          <w:tab w:val="num" w:pos="720"/>
+        </w:tabs>
+        <w:ind w:left="720" w:hanging="360"/>
+      </w:pPr>
+    </w:lvl>
+    <w:lvl w:ilvl="1" w:tentative="1">
+      <w:start w:val="1"/>
+      <w:numFmt w:val="decimal"/>
+      <w:lvlText w:val="%2."/>
+      <w:lvlJc w:val="left"/>
+      <w:pPr>
+        <w:tabs>
+          <w:tab w:val="num" w:pos="1440"/>
+        </w:tabs>
+        <w:ind w:left="1440" w:hanging="360"/>
+      </w:pPr>
+    </w:lvl>
+    <w:lvl w:ilvl="2" w:tentative="1">
+      <w:start w:val="1"/>
+      <w:numFmt w:val="decimal"/>
+      <w:lvlText w:val="%3."/>
+      <w:lvlJc w:val="left"/>
+      <w:pPr>
+        <w:tabs>
+          <w:tab w:val="num" w:pos="2160"/>
+        </w:tabs>
+        <w:ind w:left="2160" w:hanging="360"/>
+      </w:pPr>
+    </w:lvl>
+    <w:lvl w:ilvl="3" w:tentative="1">
+      <w:start w:val="1"/>
+      <w:numFmt w:val="decimal"/>
+      <w:lvlText w:val="%4."/>
+      <w:lvlJc w:val="left"/>
+      <w:pPr>
+        <w:tabs>
+          <w:tab w:val="num" w:pos="2880"/>
+        </w:tabs>
+        <w:ind w:left="2880" w:hanging="360"/>
+      </w:pPr>
+    </w:lvl>
+    <w:lvl w:ilvl="4" w:tentative="1">
+      <w:start w:val="1"/>
+      <w:numFmt w:val="decimal"/>
+      <w:lvlText w:val="%5."/>
+      <w:lvlJc w:val="left"/>
+      <w:pPr>
+        <w:tabs>
+          <w:tab w:val="num" w:pos="3600"/>
+        </w:tabs>
+        <w:ind w:left="3600" w:hanging="360"/>
+      </w:pPr>
+    </w:lvl>
+    <w:lvl w:ilvl="5" w:tentative="1">
+      <w:start w:val="1"/>
+      <w:numFmt w:val="decimal"/>
+      <w:lvlText w:val="%6."/>
+      <w:lvlJc w:val="left"/>
+      <w:pPr>
+        <w:tabs>
+          <w:tab w:val="num" w:pos="4320"/>
+        </w:tabs>
+        <w:ind w:left="4320" w:hanging="360"/>
+      </w:pPr>
+    </w:lvl>
+    <w:lvl w:ilvl="6" w:tentative="1">
+      <w:start w:val="1"/>
+      <w:numFmt w:val="decimal"/>
+      <w:lvlText w:val="%7."/>
+      <w:lvlJc w:val="left"/>
+      <w:pPr>
+        <w:tabs>
+          <w:tab w:val="num" w:pos="5040"/>
+        </w:tabs>
+        <w:ind w:left="5040" w:hanging="360"/>
+      </w:pPr>
+    </w:lvl>
+    <w:lvl w:ilvl="7" w:tentative="1">
+      <w:start w:val="1"/>
+      <w:numFmt w:val="decimal"/>
+      <w:lvlText w:val="%8."/>
+      <w:lvlJc w:val="left"/>
+      <w:pPr>
+        <w:tabs>
+          <w:tab w:val="num" w:pos="5760"/>
+        </w:tabs>
+        <w:ind w:left="5760" w:hanging="360"/>
+      </w:pPr>
+    </w:lvl>
+    <w:lvl w:ilvl="8" w:tentative="1">
+      <w:start w:val="1"/>
+      <w:numFmt w:val="decimal"/>
+      <w:lvlText w:val="%9."/>
+      <w:lvlJc w:val="left"/>
+      <w:pPr>
+        <w:tabs>
+          <w:tab w:val="num" w:pos="6480"/>
+        </w:tabs>
+        <w:ind w:left="6480" w:hanging="360"/>
+      </w:pPr>
+    </w:lvl>
+  </w:abstractNum>
+  <w:abstractNum w:abstractNumId="11">
+    <w:nsid w:val="6FBF4AFA"/>
+    <w:multiLevelType w:val="multilevel"/>
+    <w:tmpl w:val="2EFC0A32"/>
+    <w:lvl w:ilvl="0">
+      <w:start w:val="1"/>
+      <w:numFmt w:val="bullet"/>
+      <w:lvlText w:val=""/>
+      <w:lvlJc w:val="left"/>
+      <w:pPr>
+        <w:tabs>
+          <w:tab w:val="num" w:pos="720"/>
+        </w:tabs>
+        <w:ind w:left="720" w:hanging="360"/>
+      </w:pPr>
+      <w:rPr>
+        <w:rFonts w:ascii="Symbol" w:hAnsi="Symbol" w:hint="default"/>
+        <w:sz w:val="20"/>
+      </w:rPr>
+    </w:lvl>
+    <w:lvl w:ilvl="1" w:tentative="1">
+      <w:start w:val="1"/>
+      <w:numFmt w:val="bullet"/>
+      <w:lvlText w:val="o"/>
+      <w:lvlJc w:val="left"/>
+      <w:pPr>
+        <w:tabs>
+          <w:tab w:val="num" w:pos="1440"/>
+        </w:tabs>
+        <w:ind w:left="1440" w:hanging="360"/>
+      </w:pPr>
+      <w:rPr>
+        <w:rFonts w:ascii="Courier New" w:hAnsi="Courier New" w:hint="default"/>
+        <w:sz w:val="20"/>
+      </w:rPr>
+    </w:lvl>
+    <w:lvl w:ilvl="2" w:tentative="1">
+      <w:start w:val="1"/>
+      <w:numFmt w:val="bullet"/>
+      <w:lvlText w:val=""/>
+      <w:lvlJc w:val="left"/>
+      <w:pPr>
+        <w:tabs>
+          <w:tab w:val="num" w:pos="2160"/>
+        </w:tabs>
+        <w:ind w:left="2160" w:hanging="360"/>
+      </w:pPr>
+      <w:rPr>
+        <w:rFonts w:ascii="Wingdings" w:hAnsi="Wingdings" w:hint="default"/>
+        <w:sz w:val="20"/>
+      </w:rPr>
+    </w:lvl>
+    <w:lvl w:ilvl="3" w:tentative="1">
+      <w:start w:val="1"/>
+      <w:numFmt w:val="bullet"/>
+      <w:lvlText w:val=""/>
+      <w:lvlJc w:val="left"/>
+      <w:pPr>
+        <w:tabs>
+          <w:tab w:val="num" w:pos="2880"/>
+        </w:tabs>
+        <w:ind w:left="2880" w:hanging="360"/>
+      </w:pPr>
+      <w:rPr>
+        <w:rFonts w:ascii="Wingdings" w:hAnsi="Wingdings" w:hint="default"/>
+        <w:sz w:val="20"/>
+      </w:rPr>
+    </w:lvl>
+    <w:lvl w:ilvl="4" w:tentative="1">
+      <w:start w:val="1"/>
+      <w:numFmt w:val="bullet"/>
+      <w:lvlText w:val=""/>
+      <w:lvlJc w:val="left"/>
+      <w:pPr>
+        <w:tabs>
+          <w:tab w:val="num" w:pos="3600"/>
+        </w:tabs>
+        <w:ind w:left="3600" w:hanging="360"/>
+      </w:pPr>
+      <w:rPr>
+        <w:rFonts w:ascii="Wingdings" w:hAnsi="Wingdings" w:hint="default"/>
+        <w:sz w:val="20"/>
+      </w:rPr>
+    </w:lvl>
+    <w:lvl w:ilvl="5" w:tentative="1">
+      <w:start w:val="1"/>
+      <w:numFmt w:val="bullet"/>
+      <w:lvlText w:val=""/>
+      <w:lvlJc w:val="left"/>
+      <w:pPr>
+        <w:tabs>
+          <w:tab w:val="num" w:pos="4320"/>
+        </w:tabs>
+        <w:ind w:left="4320" w:hanging="360"/>
+      </w:pPr>
+      <w:rPr>
+        <w:rFonts w:ascii="Wingdings" w:hAnsi="Wingdings" w:hint="default"/>
+        <w:sz w:val="20"/>
+      </w:rPr>
+    </w:lvl>
+    <w:lvl w:ilvl="6" w:tentative="1">
+      <w:start w:val="1"/>
+      <w:numFmt w:val="bullet"/>
+      <w:lvlText w:val=""/>
+      <w:lvlJc w:val="left"/>
+      <w:pPr>
+        <w:tabs>
+          <w:tab w:val="num" w:pos="5040"/>
+        </w:tabs>
+        <w:ind w:left="5040" w:hanging="360"/>
+      </w:pPr>
+      <w:rPr>
+        <w:rFonts w:ascii="Wingdings" w:hAnsi="Wingdings" w:hint="default"/>
+        <w:sz w:val="20"/>
+      </w:rPr>
+    </w:lvl>
+    <w:lvl w:ilvl="7" w:tentative="1">
+      <w:start w:val="1"/>
+      <w:numFmt w:val="bullet"/>
+      <w:lvlText w:val=""/>
+      <w:lvlJc w:val="left"/>
+      <w:pPr>
+        <w:tabs>
+          <w:tab w:val="num" w:pos="5760"/>
+        </w:tabs>
+        <w:ind w:left="5760" w:hanging="360"/>
+      </w:pPr>
+      <w:rPr>
+        <w:rFonts w:ascii="Wingdings" w:hAnsi="Wingdings" w:hint="default"/>
+        <w:sz w:val="20"/>
+      </w:rPr>
+    </w:lvl>
+    <w:lvl w:ilvl="8" w:tentative="1">
+      <w:start w:val="1"/>
+      <w:numFmt w:val="bullet"/>
+      <w:lvlText w:val=""/>
+      <w:lvlJc w:val="left"/>
+      <w:pPr>
+        <w:tabs>
+          <w:tab w:val="num" w:pos="6480"/>
+        </w:tabs>
+        <w:ind w:left="6480" w:hanging="360"/>
+      </w:pPr>
+      <w:rPr>
+        <w:rFonts w:ascii="Wingdings" w:hAnsi="Wingdings" w:hint="default"/>
+        <w:sz w:val="20"/>
+      </w:rPr>
+    </w:lvl>
+  </w:abstractNum>
+  <w:abstractNum w:abstractNumId="12">
+    <w:nsid w:val="74070A3B"/>
+    <w:multiLevelType w:val="multilevel"/>
+    <w:tmpl w:val="3CB4451A"/>
+    <w:lvl w:ilvl="0">
+      <w:start w:val="1"/>
+      <w:numFmt w:val="bullet"/>
+      <w:lvlText w:val=""/>
+      <w:lvlJc w:val="left"/>
+      <w:pPr>
+        <w:tabs>
+          <w:tab w:val="num" w:pos="720"/>
+        </w:tabs>
+        <w:ind w:left="720" w:hanging="360"/>
+      </w:pPr>
+      <w:rPr>
+        <w:rFonts w:ascii="Symbol" w:hAnsi="Symbol" w:hint="default"/>
+        <w:sz w:val="20"/>
+      </w:rPr>
+    </w:lvl>
+    <w:lvl w:ilvl="1" w:tentative="1">
+      <w:start w:val="1"/>
+      <w:numFmt w:val="bullet"/>
+      <w:lvlText w:val="o"/>
+      <w:lvlJc w:val="left"/>
+      <w:pPr>
+        <w:tabs>
+          <w:tab w:val="num" w:pos="1440"/>
+        </w:tabs>
+        <w:ind w:left="1440" w:hanging="360"/>
+      </w:pPr>
+      <w:rPr>
+        <w:rFonts w:ascii="Courier New" w:hAnsi="Courier New" w:hint="default"/>
+        <w:sz w:val="20"/>
+      </w:rPr>
+    </w:lvl>
+    <w:lvl w:ilvl="2" w:tentative="1">
+      <w:start w:val="1"/>
+      <w:numFmt w:val="bullet"/>
+      <w:lvlText w:val=""/>
+      <w:lvlJc w:val="left"/>
+      <w:pPr>
+        <w:tabs>
+          <w:tab w:val="num" w:pos="2160"/>
+        </w:tabs>
+        <w:ind w:left="2160" w:hanging="360"/>
+      </w:pPr>
+      <w:rPr>
+        <w:rFonts w:ascii="Wingdings" w:hAnsi="Wingdings" w:hint="default"/>
+        <w:sz w:val="20"/>
+      </w:rPr>
+    </w:lvl>
+    <w:lvl w:ilvl="3" w:tentative="1">
+      <w:start w:val="1"/>
+      <w:numFmt w:val="bullet"/>
+      <w:lvlText w:val=""/>
+      <w:lvlJc w:val="left"/>
+      <w:pPr>
+        <w:tabs>
+          <w:tab w:val="num" w:pos="2880"/>
+        </w:tabs>
+        <w:ind w:left="2880" w:hanging="360"/>
+      </w:pPr>
+      <w:rPr>
+        <w:rFonts w:ascii="Wingdings" w:hAnsi="Wingdings" w:hint="default"/>
+        <w:sz w:val="20"/>
+      </w:rPr>
+    </w:lvl>
+    <w:lvl w:ilvl="4" w:tentative="1">
+      <w:start w:val="1"/>
+      <w:numFmt w:val="bullet"/>
+      <w:lvlText w:val=""/>
+      <w:lvlJc w:val="left"/>
+      <w:pPr>
+        <w:tabs>
+          <w:tab w:val="num" w:pos="3600"/>
+        </w:tabs>
+        <w:ind w:left="3600" w:hanging="360"/>
+      </w:pPr>
+      <w:rPr>
+        <w:rFonts w:ascii="Wingdings" w:hAnsi="Wingdings" w:hint="default"/>
+        <w:sz w:val="20"/>
+      </w:rPr>
+    </w:lvl>
+    <w:lvl w:ilvl="5" w:tentative="1">
+      <w:start w:val="1"/>
+      <w:numFmt w:val="bullet"/>
+      <w:lvlText w:val=""/>
+      <w:lvlJc w:val="left"/>
+      <w:pPr>
+        <w:tabs>
+          <w:tab w:val="num" w:pos="4320"/>
+        </w:tabs>
+        <w:ind w:left="4320" w:hanging="360"/>
+      </w:pPr>
+      <w:rPr>
+        <w:rFonts w:ascii="Wingdings" w:hAnsi="Wingdings" w:hint="default"/>
+        <w:sz w:val="20"/>
+      </w:rPr>
+    </w:lvl>
+    <w:lvl w:ilvl="6" w:tentative="1">
+      <w:start w:val="1"/>
+      <w:numFmt w:val="bullet"/>
+      <w:lvlText w:val=""/>
+      <w:lvlJc w:val="left"/>
+      <w:pPr>
+        <w:tabs>
+          <w:tab w:val="num" w:pos="5040"/>
+        </w:tabs>
+        <w:ind w:left="5040" w:hanging="360"/>
+      </w:pPr>
+      <w:rPr>
+        <w:rFonts w:ascii="Wingdings" w:hAnsi="Wingdings" w:hint="default"/>
+        <w:sz w:val="20"/>
+      </w:rPr>
+    </w:lvl>
+    <w:lvl w:ilvl="7" w:tentative="1">
+      <w:start w:val="1"/>
+      <w:numFmt w:val="bullet"/>
+      <w:lvlText w:val=""/>
+      <w:lvlJc w:val="left"/>
+      <w:pPr>
+        <w:tabs>
+          <w:tab w:val="num" w:pos="5760"/>
+        </w:tabs>
+        <w:ind w:left="5760" w:hanging="360"/>
+      </w:pPr>
+      <w:rPr>
+        <w:rFonts w:ascii="Wingdings" w:hAnsi="Wingdings" w:hint="default"/>
+        <w:sz w:val="20"/>
+      </w:rPr>
+    </w:lvl>
+    <w:lvl w:ilvl="8" w:tentative="1">
+      <w:start w:val="1"/>
+      <w:numFmt w:val="bullet"/>
+      <w:lvlText w:val=""/>
+      <w:lvlJc w:val="left"/>
+      <w:pPr>
+        <w:tabs>
+          <w:tab w:val="num" w:pos="6480"/>
+        </w:tabs>
+        <w:ind w:left="6480" w:hanging="360"/>
+      </w:pPr>
+      <w:rPr>
+        <w:rFonts w:ascii="Wingdings" w:hAnsi="Wingdings" w:hint="default"/>
+        <w:sz w:val="20"/>
+      </w:rPr>
+    </w:lvl>
+  </w:abstractNum>
   <w:num w:numId="1">
-    <w:abstractNumId w:val="2"/>
+    <w:abstractNumId w:val="8"/>
   </w:num>
   <w:num w:numId="2">
     <w:abstractNumId w:val="0"/>
   </w:num>
   <w:num w:numId="3">
+    <w:abstractNumId w:val="7"/>
+  </w:num>
+  <w:num w:numId="4">
+    <w:abstractNumId w:val="12"/>
+  </w:num>
+  <w:num w:numId="5">
+    <w:abstractNumId w:val="5"/>
+  </w:num>
+  <w:num w:numId="6">
     <w:abstractNumId w:val="1"/>
+  </w:num>
+  <w:num w:numId="7">
+    <w:abstractNumId w:val="3"/>
+  </w:num>
+  <w:num w:numId="8">
+    <w:abstractNumId w:val="10"/>
+  </w:num>
+  <w:num w:numId="9">
+    <w:abstractNumId w:val="9"/>
+  </w:num>
+  <w:num w:numId="10">
+    <w:abstractNumId w:val="4"/>
+  </w:num>
+  <w:num w:numId="11">
+    <w:abstractNumId w:val="11"/>
+  </w:num>
+  <w:num w:numId="12">
+    <w:abstractNumId w:val="2"/>
+  </w:num>
+  <w:num w:numId="13">
+    <w:abstractNumId w:val="6"/>
   </w:num>
 </w:numbering>
 </file>
@@ -4694,6 +12286,28 @@
       <w:lang w:eastAsia="ru-RU"/>
     </w:rPr>
   </w:style>
+  <w:style w:type="paragraph" w:styleId="3">
+    <w:name w:val="heading 3"/>
+    <w:basedOn w:val="a"/>
+    <w:next w:val="a"/>
+    <w:link w:val="30"/>
+    <w:uiPriority w:val="9"/>
+    <w:unhideWhenUsed/>
+    <w:qFormat/>
+    <w:rsid w:val="00A37E32"/>
+    <w:pPr>
+      <w:keepNext/>
+      <w:keepLines/>
+      <w:spacing w:before="200" w:after="0"/>
+      <w:outlineLvl w:val="2"/>
+    </w:pPr>
+    <w:rPr>
+      <w:rFonts w:asciiTheme="majorHAnsi" w:eastAsiaTheme="majorEastAsia" w:hAnsiTheme="majorHAnsi" w:cstheme="majorBidi"/>
+      <w:b/>
+      <w:bCs/>
+      <w:color w:val="4F81BD" w:themeColor="accent1"/>
+    </w:rPr>
+  </w:style>
   <w:style w:type="character" w:default="1" w:styleId="a0">
     <w:name w:val="Default Paragraph Font"/>
     <w:uiPriority w:val="1"/>
@@ -4770,7 +12384,6 @@
     <w:name w:val="Normal (Web)"/>
     <w:basedOn w:val="a"/>
     <w:uiPriority w:val="99"/>
-    <w:semiHidden/>
     <w:unhideWhenUsed/>
     <w:rsid w:val="001F283A"/>
     <w:pPr>
@@ -4887,6 +12500,44 @@
       <w:ind w:left="720"/>
       <w:contextualSpacing/>
     </w:pPr>
+  </w:style>
+  <w:style w:type="character" w:customStyle="1" w:styleId="30">
+    <w:name w:val="Заголовок 3 Знак"/>
+    <w:basedOn w:val="a0"/>
+    <w:link w:val="3"/>
+    <w:uiPriority w:val="9"/>
+    <w:rsid w:val="00A37E32"/>
+    <w:rPr>
+      <w:rFonts w:asciiTheme="majorHAnsi" w:eastAsiaTheme="majorEastAsia" w:hAnsiTheme="majorHAnsi" w:cstheme="majorBidi"/>
+      <w:b/>
+      <w:bCs/>
+      <w:color w:val="4F81BD" w:themeColor="accent1"/>
+    </w:rPr>
+  </w:style>
+  <w:style w:type="character" w:customStyle="1" w:styleId="hljs-builtin">
+    <w:name w:val="hljs-built_in"/>
+    <w:basedOn w:val="a0"/>
+    <w:rsid w:val="00A37E32"/>
+  </w:style>
+  <w:style w:type="character" w:customStyle="1" w:styleId="hljs-comment">
+    <w:name w:val="hljs-comment"/>
+    <w:basedOn w:val="a0"/>
+    <w:rsid w:val="00A37E32"/>
+  </w:style>
+  <w:style w:type="character" w:customStyle="1" w:styleId="hljs-literal">
+    <w:name w:val="hljs-literal"/>
+    <w:basedOn w:val="a0"/>
+    <w:rsid w:val="00A37E32"/>
+  </w:style>
+  <w:style w:type="character" w:customStyle="1" w:styleId="hljs-number">
+    <w:name w:val="hljs-number"/>
+    <w:basedOn w:val="a0"/>
+    <w:rsid w:val="00A37E32"/>
+  </w:style>
+  <w:style w:type="character" w:customStyle="1" w:styleId="hljs-subst">
+    <w:name w:val="hljs-subst"/>
+    <w:basedOn w:val="a0"/>
+    <w:rsid w:val="00A37E32"/>
   </w:style>
 </w:styles>
 </file>
@@ -5072,6 +12723,28 @@
       <w:lang w:eastAsia="ru-RU"/>
     </w:rPr>
   </w:style>
+  <w:style w:type="paragraph" w:styleId="3">
+    <w:name w:val="heading 3"/>
+    <w:basedOn w:val="a"/>
+    <w:next w:val="a"/>
+    <w:link w:val="30"/>
+    <w:uiPriority w:val="9"/>
+    <w:unhideWhenUsed/>
+    <w:qFormat/>
+    <w:rsid w:val="00A37E32"/>
+    <w:pPr>
+      <w:keepNext/>
+      <w:keepLines/>
+      <w:spacing w:before="200" w:after="0"/>
+      <w:outlineLvl w:val="2"/>
+    </w:pPr>
+    <w:rPr>
+      <w:rFonts w:asciiTheme="majorHAnsi" w:eastAsiaTheme="majorEastAsia" w:hAnsiTheme="majorHAnsi" w:cstheme="majorBidi"/>
+      <w:b/>
+      <w:bCs/>
+      <w:color w:val="4F81BD" w:themeColor="accent1"/>
+    </w:rPr>
+  </w:style>
   <w:style w:type="character" w:default="1" w:styleId="a0">
     <w:name w:val="Default Paragraph Font"/>
     <w:uiPriority w:val="1"/>
@@ -5148,7 +12821,6 @@
     <w:name w:val="Normal (Web)"/>
     <w:basedOn w:val="a"/>
     <w:uiPriority w:val="99"/>
-    <w:semiHidden/>
     <w:unhideWhenUsed/>
     <w:rsid w:val="001F283A"/>
     <w:pPr>
@@ -5265,6 +12937,44 @@
       <w:ind w:left="720"/>
       <w:contextualSpacing/>
     </w:pPr>
+  </w:style>
+  <w:style w:type="character" w:customStyle="1" w:styleId="30">
+    <w:name w:val="Заголовок 3 Знак"/>
+    <w:basedOn w:val="a0"/>
+    <w:link w:val="3"/>
+    <w:uiPriority w:val="9"/>
+    <w:rsid w:val="00A37E32"/>
+    <w:rPr>
+      <w:rFonts w:asciiTheme="majorHAnsi" w:eastAsiaTheme="majorEastAsia" w:hAnsiTheme="majorHAnsi" w:cstheme="majorBidi"/>
+      <w:b/>
+      <w:bCs/>
+      <w:color w:val="4F81BD" w:themeColor="accent1"/>
+    </w:rPr>
+  </w:style>
+  <w:style w:type="character" w:customStyle="1" w:styleId="hljs-builtin">
+    <w:name w:val="hljs-built_in"/>
+    <w:basedOn w:val="a0"/>
+    <w:rsid w:val="00A37E32"/>
+  </w:style>
+  <w:style w:type="character" w:customStyle="1" w:styleId="hljs-comment">
+    <w:name w:val="hljs-comment"/>
+    <w:basedOn w:val="a0"/>
+    <w:rsid w:val="00A37E32"/>
+  </w:style>
+  <w:style w:type="character" w:customStyle="1" w:styleId="hljs-literal">
+    <w:name w:val="hljs-literal"/>
+    <w:basedOn w:val="a0"/>
+    <w:rsid w:val="00A37E32"/>
+  </w:style>
+  <w:style w:type="character" w:customStyle="1" w:styleId="hljs-number">
+    <w:name w:val="hljs-number"/>
+    <w:basedOn w:val="a0"/>
+    <w:rsid w:val="00A37E32"/>
+  </w:style>
+  <w:style w:type="character" w:customStyle="1" w:styleId="hljs-subst">
+    <w:name w:val="hljs-subst"/>
+    <w:basedOn w:val="a0"/>
+    <w:rsid w:val="00A37E32"/>
   </w:style>
 </w:styles>
 </file>
